--- a/handoff/Block Builder User Stories.docx
+++ b/handoff/Block Builder User Stories.docx
@@ -11,26 +11,23 @@
           <w:rFonts w:ascii="Calibri" w:cs="Calibri" w:eastAsia="Calibri" w:hAnsi="Calibri"/>
           <w:b/>
           <w:bCs/>
-          <w:color w:val="17402F"/>
-          <w:sz w:val="48"/>
-          <w:szCs w:val="48"/>
+          <w:color w:val="1A1A1A"/>
+          <w:sz w:val="36"/>
+          <w:szCs w:val="36"/>
         </w:rPr>
         <w:t xml:space="preserve">Block Builder</w:t>
       </w:r>
     </w:p>
     <w:p>
       <w:pPr>
-        <w:pBdr>
-          <w:bottom w:val="single" w:color="1D9E75" w:sz="12" w:space="10"/>
-        </w:pBdr>
         <w:spacing w:after="100"/>
       </w:pPr>
       <w:r>
         <w:rPr>
           <w:rFonts w:ascii="Calibri" w:cs="Calibri" w:eastAsia="Calibri" w:hAnsi="Calibri"/>
-          <w:color w:val="1D9E75"/>
-          <w:sz w:val="40"/>
-          <w:szCs w:val="40"/>
+          <w:color w:val="666666"/>
+          <w:sz w:val="28"/>
+          <w:szCs w:val="28"/>
         </w:rPr>
         <w:t xml:space="preserve">User stories</w:t>
       </w:r>
@@ -44,12 +41,12 @@
       <w:tblPr>
         <w:tblW w:type="dxa" w:w="9360"/>
         <w:tblBorders>
-          <w:top w:val="single" w:color="D7DEDB" w:sz="2"/>
-          <w:left w:val="single" w:color="D7DEDB" w:sz="2"/>
-          <w:bottom w:val="single" w:color="D7DEDB" w:sz="2"/>
-          <w:right w:val="single" w:color="D7DEDB" w:sz="2"/>
-          <w:insideH w:val="single" w:color="D7DEDB" w:sz="2"/>
-          <w:insideV w:val="single" w:color="D7DEDB" w:sz="2"/>
+          <w:top w:val="single" w:color="C8C8C8" w:sz="2"/>
+          <w:left w:val="single" w:color="C8C8C8" w:sz="2"/>
+          <w:bottom w:val="single" w:color="C8C8C8" w:sz="2"/>
+          <w:right w:val="single" w:color="C8C8C8" w:sz="2"/>
+          <w:insideH w:val="single" w:color="C8C8C8" w:sz="2"/>
+          <w:insideV w:val="single" w:color="C8C8C8" w:sz="2"/>
         </w:tblBorders>
       </w:tblPr>
       <w:tblGrid>
@@ -63,7 +60,7 @@
         <w:tc>
           <w:tcPr>
             <w:tcW w:type="dxa" w:w="2200"/>
-            <w:shd w:fill="1D9E75" w:color="auto" w:val="clear"/>
+            <w:shd w:fill="EFEFEF" w:color="auto" w:val="clear"/>
             <w:tcMar>
               <w:top w:type="dxa" w:w="60"/>
               <w:left w:type="dxa" w:w="100"/>
@@ -80,7 +77,6 @@
                 <w:rFonts w:ascii="Calibri" w:cs="Calibri" w:eastAsia="Calibri" w:hAnsi="Calibri"/>
                 <w:b/>
                 <w:bCs/>
-                <w:color w:val="FFFFFF"/>
                 <w:sz w:val="19"/>
                 <w:szCs w:val="19"/>
               </w:rPr>
@@ -91,7 +87,7 @@
         <w:tc>
           <w:tcPr>
             <w:tcW w:type="dxa" w:w="7160"/>
-            <w:shd w:fill="1D9E75" w:color="auto" w:val="clear"/>
+            <w:shd w:fill="EFEFEF" w:color="auto" w:val="clear"/>
             <w:tcMar>
               <w:top w:type="dxa" w:w="60"/>
               <w:left w:type="dxa" w:w="100"/>
@@ -166,7 +162,6 @@
         <w:tc>
           <w:tcPr>
             <w:tcW w:type="dxa" w:w="2200"/>
-            <w:shd w:fill="F2F7F5" w:color="auto" w:val="clear"/>
             <w:tcMar>
               <w:top w:type="dxa" w:w="60"/>
               <w:left w:type="dxa" w:w="100"/>
@@ -191,7 +186,6 @@
         <w:tc>
           <w:tcPr>
             <w:tcW w:type="dxa" w:w="7160"/>
-            <w:shd w:fill="F2F7F5" w:color="auto" w:val="clear"/>
             <w:tcMar>
               <w:top w:type="dxa" w:w="60"/>
               <w:left w:type="dxa" w:w="100"/>
@@ -274,7 +268,6 @@
         <w:tc>
           <w:tcPr>
             <w:tcW w:type="dxa" w:w="2200"/>
-            <w:shd w:fill="F2F7F5" w:color="auto" w:val="clear"/>
             <w:tcMar>
               <w:top w:type="dxa" w:w="60"/>
               <w:left w:type="dxa" w:w="100"/>
@@ -299,7 +292,6 @@
         <w:tc>
           <w:tcPr>
             <w:tcW w:type="dxa" w:w="7160"/>
-            <w:shd w:fill="F2F7F5" w:color="auto" w:val="clear"/>
             <w:tcMar>
               <w:top w:type="dxa" w:w="60"/>
               <w:left w:type="dxa" w:w="100"/>
@@ -375,7 +367,7 @@
             <w:r>
               <w:rPr>
                 <w:rFonts w:ascii="Consolas" w:cs="Consolas" w:eastAsia="Consolas" w:hAnsi="Consolas"/>
-                <w:color w:val="17402F"/>
+                <w:color w:val="1A1A1A"/>
                 <w:sz w:val="18"/>
                 <w:szCs w:val="18"/>
               </w:rPr>
@@ -392,7 +384,7 @@
             <w:r>
               <w:rPr>
                 <w:rFonts w:ascii="Consolas" w:cs="Consolas" w:eastAsia="Consolas" w:hAnsi="Consolas"/>
-                <w:color w:val="17402F"/>
+                <w:color w:val="1A1A1A"/>
                 <w:sz w:val="18"/>
                 <w:szCs w:val="18"/>
               </w:rPr>
@@ -409,7 +401,7 @@
             <w:r>
               <w:rPr>
                 <w:rFonts w:ascii="Consolas" w:cs="Consolas" w:eastAsia="Consolas" w:hAnsi="Consolas"/>
-                <w:color w:val="17402F"/>
+                <w:color w:val="1A1A1A"/>
                 <w:sz w:val="18"/>
                 <w:szCs w:val="18"/>
               </w:rPr>
@@ -433,7 +425,6 @@
         <w:tc>
           <w:tcPr>
             <w:tcW w:type="dxa" w:w="2200"/>
-            <w:shd w:fill="F2F7F5" w:color="auto" w:val="clear"/>
             <w:tcMar>
               <w:top w:type="dxa" w:w="60"/>
               <w:left w:type="dxa" w:w="100"/>
@@ -458,7 +449,6 @@
         <w:tc>
           <w:tcPr>
             <w:tcW w:type="dxa" w:w="7160"/>
-            <w:shd w:fill="F2F7F5" w:color="auto" w:val="clear"/>
             <w:tcMar>
               <w:top w:type="dxa" w:w="60"/>
               <w:left w:type="dxa" w:w="100"/>
@@ -473,7 +463,7 @@
             <w:r>
               <w:rPr>
                 <w:rFonts w:ascii="Consolas" w:cs="Consolas" w:eastAsia="Consolas" w:hAnsi="Consolas"/>
-                <w:color w:val="17402F"/>
+                <w:color w:val="1A1A1A"/>
                 <w:sz w:val="18"/>
                 <w:szCs w:val="18"/>
               </w:rPr>
@@ -553,19 +543,16 @@
       <w:pPr>
         <w:pStyle w:val="Heading1"/>
         <w:keepNext/>
-        <w:pBdr>
-          <w:bottom w:val="single" w:color="D7DEDB" w:sz="6" w:space="6"/>
-        </w:pBdr>
-        <w:spacing w:after="140" w:before="380"/>
-      </w:pPr>
-      <w:r>
-        <w:rPr>
-          <w:rFonts w:ascii="Calibri" w:cs="Calibri" w:eastAsia="Calibri" w:hAnsi="Calibri"/>
-          <w:b/>
-          <w:bCs/>
-          <w:color w:val="1D9E75"/>
-          <w:sz w:val="30"/>
-          <w:szCs w:val="30"/>
+        <w:spacing w:after="120" w:before="320"/>
+      </w:pPr>
+      <w:r>
+        <w:rPr>
+          <w:rFonts w:ascii="Calibri" w:cs="Calibri" w:eastAsia="Calibri" w:hAnsi="Calibri"/>
+          <w:b/>
+          <w:bCs/>
+          <w:color w:val="1A1A1A"/>
+          <w:sz w:val="26"/>
+          <w:szCs w:val="26"/>
         </w:rPr>
         <w:t xml:space="preserve">How to read this</w:t>
       </w:r>
@@ -649,7 +636,7 @@
       <w:r>
         <w:rPr>
           <w:rFonts w:ascii="Consolas" w:cs="Consolas" w:eastAsia="Consolas" w:hAnsi="Consolas"/>
-          <w:color w:val="17402F"/>
+          <w:color w:val="1A1A1A"/>
           <w:sz w:val="19"/>
           <w:szCs w:val="19"/>
         </w:rPr>
@@ -759,7 +746,7 @@
           <w:rFonts w:ascii="Calibri" w:cs="Calibri" w:eastAsia="Calibri" w:hAnsi="Calibri"/>
           <w:b/>
           <w:bCs/>
-          <w:color w:val="17402F"/>
+          <w:color w:val="1A1A1A"/>
           <w:sz w:val="24"/>
           <w:szCs w:val="24"/>
         </w:rPr>
@@ -770,12 +757,12 @@
       <w:tblPr>
         <w:tblW w:type="dxa" w:w="9360"/>
         <w:tblBorders>
-          <w:top w:val="single" w:color="D7DEDB" w:sz="2"/>
-          <w:left w:val="single" w:color="D7DEDB" w:sz="2"/>
-          <w:bottom w:val="single" w:color="D7DEDB" w:sz="2"/>
-          <w:right w:val="single" w:color="D7DEDB" w:sz="2"/>
-          <w:insideH w:val="single" w:color="D7DEDB" w:sz="2"/>
-          <w:insideV w:val="single" w:color="D7DEDB" w:sz="2"/>
+          <w:top w:val="single" w:color="C8C8C8" w:sz="2"/>
+          <w:left w:val="single" w:color="C8C8C8" w:sz="2"/>
+          <w:bottom w:val="single" w:color="C8C8C8" w:sz="2"/>
+          <w:right w:val="single" w:color="C8C8C8" w:sz="2"/>
+          <w:insideH w:val="single" w:color="C8C8C8" w:sz="2"/>
+          <w:insideV w:val="single" w:color="C8C8C8" w:sz="2"/>
         </w:tblBorders>
       </w:tblPr>
       <w:tblGrid>
@@ -790,7 +777,7 @@
         <w:tc>
           <w:tcPr>
             <w:tcW w:type="dxa" w:w="2400"/>
-            <w:shd w:fill="1D9E75" w:color="auto" w:val="clear"/>
+            <w:shd w:fill="EFEFEF" w:color="auto" w:val="clear"/>
             <w:tcMar>
               <w:top w:type="dxa" w:w="60"/>
               <w:left w:type="dxa" w:w="100"/>
@@ -807,7 +794,6 @@
                 <w:rFonts w:ascii="Calibri" w:cs="Calibri" w:eastAsia="Calibri" w:hAnsi="Calibri"/>
                 <w:b/>
                 <w:bCs/>
-                <w:color w:val="FFFFFF"/>
                 <w:sz w:val="19"/>
                 <w:szCs w:val="19"/>
               </w:rPr>
@@ -818,7 +804,7 @@
         <w:tc>
           <w:tcPr>
             <w:tcW w:type="dxa" w:w="3600"/>
-            <w:shd w:fill="1D9E75" w:color="auto" w:val="clear"/>
+            <w:shd w:fill="EFEFEF" w:color="auto" w:val="clear"/>
             <w:tcMar>
               <w:top w:type="dxa" w:w="60"/>
               <w:left w:type="dxa" w:w="100"/>
@@ -835,7 +821,6 @@
                 <w:rFonts w:ascii="Calibri" w:cs="Calibri" w:eastAsia="Calibri" w:hAnsi="Calibri"/>
                 <w:b/>
                 <w:bCs/>
-                <w:color w:val="FFFFFF"/>
                 <w:sz w:val="19"/>
                 <w:szCs w:val="19"/>
               </w:rPr>
@@ -846,7 +831,7 @@
         <w:tc>
           <w:tcPr>
             <w:tcW w:type="dxa" w:w="3360"/>
-            <w:shd w:fill="1D9E75" w:color="auto" w:val="clear"/>
+            <w:shd w:fill="EFEFEF" w:color="auto" w:val="clear"/>
             <w:tcMar>
               <w:top w:type="dxa" w:w="60"/>
               <w:left w:type="dxa" w:w="100"/>
@@ -863,7 +848,6 @@
                 <w:rFonts w:ascii="Calibri" w:cs="Calibri" w:eastAsia="Calibri" w:hAnsi="Calibri"/>
                 <w:b/>
                 <w:bCs/>
-                <w:color w:val="FFFFFF"/>
                 <w:sz w:val="19"/>
                 <w:szCs w:val="19"/>
               </w:rPr>
@@ -956,7 +940,6 @@
         <w:tc>
           <w:tcPr>
             <w:tcW w:type="dxa" w:w="2400"/>
-            <w:shd w:fill="F2F7F5" w:color="auto" w:val="clear"/>
             <w:tcMar>
               <w:top w:type="dxa" w:w="60"/>
               <w:left w:type="dxa" w:w="100"/>
@@ -981,7 +964,6 @@
         <w:tc>
           <w:tcPr>
             <w:tcW w:type="dxa" w:w="3600"/>
-            <w:shd w:fill="F2F7F5" w:color="auto" w:val="clear"/>
             <w:tcMar>
               <w:top w:type="dxa" w:w="60"/>
               <w:left w:type="dxa" w:w="100"/>
@@ -1006,7 +988,6 @@
         <w:tc>
           <w:tcPr>
             <w:tcW w:type="dxa" w:w="3360"/>
-            <w:shd w:fill="F2F7F5" w:color="auto" w:val="clear"/>
             <w:tcMar>
               <w:top w:type="dxa" w:w="60"/>
               <w:left w:type="dxa" w:w="100"/>
@@ -1123,7 +1104,7 @@
           <w:rFonts w:ascii="Calibri" w:cs="Calibri" w:eastAsia="Calibri" w:hAnsi="Calibri"/>
           <w:b/>
           <w:bCs/>
-          <w:color w:val="17402F"/>
+          <w:color w:val="1A1A1A"/>
           <w:sz w:val="24"/>
           <w:szCs w:val="24"/>
         </w:rPr>
@@ -1222,7 +1203,7 @@
       <w:r>
         <w:rPr>
           <w:rFonts w:ascii="Consolas" w:cs="Consolas" w:eastAsia="Consolas" w:hAnsi="Consolas"/>
-          <w:color w:val="17402F"/>
+          <w:color w:val="1A1A1A"/>
           <w:sz w:val="19"/>
           <w:szCs w:val="19"/>
         </w:rPr>
@@ -1241,19 +1222,16 @@
       <w:pPr>
         <w:pStyle w:val="Heading1"/>
         <w:keepNext/>
-        <w:pBdr>
-          <w:bottom w:val="single" w:color="D7DEDB" w:sz="6" w:space="6"/>
-        </w:pBdr>
-        <w:spacing w:after="140" w:before="380"/>
-      </w:pPr>
-      <w:r>
-        <w:rPr>
-          <w:rFonts w:ascii="Calibri" w:cs="Calibri" w:eastAsia="Calibri" w:hAnsi="Calibri"/>
-          <w:b/>
-          <w:bCs/>
-          <w:color w:val="1D9E75"/>
-          <w:sz w:val="30"/>
-          <w:szCs w:val="30"/>
+        <w:spacing w:after="120" w:before="320"/>
+      </w:pPr>
+      <w:r>
+        <w:rPr>
+          <w:rFonts w:ascii="Calibri" w:cs="Calibri" w:eastAsia="Calibri" w:hAnsi="Calibri"/>
+          <w:b/>
+          <w:bCs/>
+          <w:color w:val="1A1A1A"/>
+          <w:sz w:val="26"/>
+          <w:szCs w:val="26"/>
         </w:rPr>
         <w:t xml:space="preserve">Epic map</w:t>
       </w:r>
@@ -1262,12 +1240,12 @@
       <w:tblPr>
         <w:tblW w:type="dxa" w:w="9360"/>
         <w:tblBorders>
-          <w:top w:val="single" w:color="D7DEDB" w:sz="2"/>
-          <w:left w:val="single" w:color="D7DEDB" w:sz="2"/>
-          <w:bottom w:val="single" w:color="D7DEDB" w:sz="2"/>
-          <w:right w:val="single" w:color="D7DEDB" w:sz="2"/>
-          <w:insideH w:val="single" w:color="D7DEDB" w:sz="2"/>
-          <w:insideV w:val="single" w:color="D7DEDB" w:sz="2"/>
+          <w:top w:val="single" w:color="C8C8C8" w:sz="2"/>
+          <w:left w:val="single" w:color="C8C8C8" w:sz="2"/>
+          <w:bottom w:val="single" w:color="C8C8C8" w:sz="2"/>
+          <w:right w:val="single" w:color="C8C8C8" w:sz="2"/>
+          <w:insideH w:val="single" w:color="C8C8C8" w:sz="2"/>
+          <w:insideV w:val="single" w:color="C8C8C8" w:sz="2"/>
         </w:tblBorders>
       </w:tblPr>
       <w:tblGrid>
@@ -1282,7 +1260,7 @@
         <w:tc>
           <w:tcPr>
             <w:tcW w:type="dxa" w:w="2400"/>
-            <w:shd w:fill="1D9E75" w:color="auto" w:val="clear"/>
+            <w:shd w:fill="EFEFEF" w:color="auto" w:val="clear"/>
             <w:tcMar>
               <w:top w:type="dxa" w:w="60"/>
               <w:left w:type="dxa" w:w="100"/>
@@ -1299,7 +1277,6 @@
                 <w:rFonts w:ascii="Calibri" w:cs="Calibri" w:eastAsia="Calibri" w:hAnsi="Calibri"/>
                 <w:b/>
                 <w:bCs/>
-                <w:color w:val="FFFFFF"/>
                 <w:sz w:val="19"/>
                 <w:szCs w:val="19"/>
               </w:rPr>
@@ -1310,7 +1287,7 @@
         <w:tc>
           <w:tcPr>
             <w:tcW w:type="dxa" w:w="3600"/>
-            <w:shd w:fill="1D9E75" w:color="auto" w:val="clear"/>
+            <w:shd w:fill="EFEFEF" w:color="auto" w:val="clear"/>
             <w:tcMar>
               <w:top w:type="dxa" w:w="60"/>
               <w:left w:type="dxa" w:w="100"/>
@@ -1327,7 +1304,6 @@
                 <w:rFonts w:ascii="Calibri" w:cs="Calibri" w:eastAsia="Calibri" w:hAnsi="Calibri"/>
                 <w:b/>
                 <w:bCs/>
-                <w:color w:val="FFFFFF"/>
                 <w:sz w:val="19"/>
                 <w:szCs w:val="19"/>
               </w:rPr>
@@ -1338,7 +1314,7 @@
         <w:tc>
           <w:tcPr>
             <w:tcW w:type="dxa" w:w="3360"/>
-            <w:shd w:fill="1D9E75" w:color="auto" w:val="clear"/>
+            <w:shd w:fill="EFEFEF" w:color="auto" w:val="clear"/>
             <w:tcMar>
               <w:top w:type="dxa" w:w="60"/>
               <w:left w:type="dxa" w:w="100"/>
@@ -1355,7 +1331,6 @@
                 <w:rFonts w:ascii="Calibri" w:cs="Calibri" w:eastAsia="Calibri" w:hAnsi="Calibri"/>
                 <w:b/>
                 <w:bCs/>
-                <w:color w:val="FFFFFF"/>
                 <w:sz w:val="19"/>
                 <w:szCs w:val="19"/>
               </w:rPr>
@@ -1448,7 +1423,6 @@
         <w:tc>
           <w:tcPr>
             <w:tcW w:type="dxa" w:w="2400"/>
-            <w:shd w:fill="F2F7F5" w:color="auto" w:val="clear"/>
             <w:tcMar>
               <w:top w:type="dxa" w:w="60"/>
               <w:left w:type="dxa" w:w="100"/>
@@ -1473,7 +1447,6 @@
         <w:tc>
           <w:tcPr>
             <w:tcW w:type="dxa" w:w="3600"/>
-            <w:shd w:fill="F2F7F5" w:color="auto" w:val="clear"/>
             <w:tcMar>
               <w:top w:type="dxa" w:w="60"/>
               <w:left w:type="dxa" w:w="100"/>
@@ -1498,7 +1471,6 @@
         <w:tc>
           <w:tcPr>
             <w:tcW w:type="dxa" w:w="3360"/>
-            <w:shd w:fill="F2F7F5" w:color="auto" w:val="clear"/>
             <w:tcMar>
               <w:top w:type="dxa" w:w="60"/>
               <w:left w:type="dxa" w:w="100"/>
@@ -1605,7 +1577,6 @@
         <w:tc>
           <w:tcPr>
             <w:tcW w:type="dxa" w:w="2400"/>
-            <w:shd w:fill="F2F7F5" w:color="auto" w:val="clear"/>
             <w:tcMar>
               <w:top w:type="dxa" w:w="60"/>
               <w:left w:type="dxa" w:w="100"/>
@@ -1630,7 +1601,6 @@
         <w:tc>
           <w:tcPr>
             <w:tcW w:type="dxa" w:w="3600"/>
-            <w:shd w:fill="F2F7F5" w:color="auto" w:val="clear"/>
             <w:tcMar>
               <w:top w:type="dxa" w:w="60"/>
               <w:left w:type="dxa" w:w="100"/>
@@ -1655,7 +1625,6 @@
         <w:tc>
           <w:tcPr>
             <w:tcW w:type="dxa" w:w="3360"/>
-            <w:shd w:fill="F2F7F5" w:color="auto" w:val="clear"/>
             <w:tcMar>
               <w:top w:type="dxa" w:w="60"/>
               <w:left w:type="dxa" w:w="100"/>
@@ -1762,7 +1731,6 @@
         <w:tc>
           <w:tcPr>
             <w:tcW w:type="dxa" w:w="2400"/>
-            <w:shd w:fill="F2F7F5" w:color="auto" w:val="clear"/>
             <w:tcMar>
               <w:top w:type="dxa" w:w="60"/>
               <w:left w:type="dxa" w:w="100"/>
@@ -1787,7 +1755,6 @@
         <w:tc>
           <w:tcPr>
             <w:tcW w:type="dxa" w:w="3600"/>
-            <w:shd w:fill="F2F7F5" w:color="auto" w:val="clear"/>
             <w:tcMar>
               <w:top w:type="dxa" w:w="60"/>
               <w:left w:type="dxa" w:w="100"/>
@@ -1812,7 +1779,6 @@
         <w:tc>
           <w:tcPr>
             <w:tcW w:type="dxa" w:w="3360"/>
-            <w:shd w:fill="F2F7F5" w:color="auto" w:val="clear"/>
             <w:tcMar>
               <w:top w:type="dxa" w:w="60"/>
               <w:left w:type="dxa" w:w="100"/>
@@ -1919,7 +1885,6 @@
         <w:tc>
           <w:tcPr>
             <w:tcW w:type="dxa" w:w="2400"/>
-            <w:shd w:fill="F2F7F5" w:color="auto" w:val="clear"/>
             <w:tcMar>
               <w:top w:type="dxa" w:w="60"/>
               <w:left w:type="dxa" w:w="100"/>
@@ -1944,7 +1909,6 @@
         <w:tc>
           <w:tcPr>
             <w:tcW w:type="dxa" w:w="3600"/>
-            <w:shd w:fill="F2F7F5" w:color="auto" w:val="clear"/>
             <w:tcMar>
               <w:top w:type="dxa" w:w="60"/>
               <w:left w:type="dxa" w:w="100"/>
@@ -1969,7 +1933,6 @@
         <w:tc>
           <w:tcPr>
             <w:tcW w:type="dxa" w:w="3360"/>
-            <w:shd w:fill="F2F7F5" w:color="auto" w:val="clear"/>
             <w:tcMar>
               <w:top w:type="dxa" w:w="60"/>
               <w:left w:type="dxa" w:w="100"/>
@@ -2002,19 +1965,16 @@
       <w:pPr>
         <w:pStyle w:val="Heading1"/>
         <w:keepNext/>
-        <w:pBdr>
-          <w:bottom w:val="single" w:color="D7DEDB" w:sz="6" w:space="6"/>
-        </w:pBdr>
-        <w:spacing w:after="140" w:before="380"/>
-      </w:pPr>
-      <w:r>
-        <w:rPr>
-          <w:rFonts w:ascii="Calibri" w:cs="Calibri" w:eastAsia="Calibri" w:hAnsi="Calibri"/>
-          <w:b/>
-          <w:bCs/>
-          <w:color w:val="1D9E75"/>
-          <w:sz w:val="30"/>
-          <w:szCs w:val="30"/>
+        <w:spacing w:after="120" w:before="320"/>
+      </w:pPr>
+      <w:r>
+        <w:rPr>
+          <w:rFonts w:ascii="Calibri" w:cs="Calibri" w:eastAsia="Calibri" w:hAnsi="Calibri"/>
+          <w:b/>
+          <w:bCs/>
+          <w:color w:val="1A1A1A"/>
+          <w:sz w:val="26"/>
+          <w:szCs w:val="26"/>
         </w:rPr>
         <w:t xml:space="preserve">E1. Start a block</w:t>
       </w:r>
@@ -2030,7 +1990,7 @@
           <w:rFonts w:ascii="Calibri" w:cs="Calibri" w:eastAsia="Calibri" w:hAnsi="Calibri"/>
           <w:b/>
           <w:bCs/>
-          <w:color w:val="17402F"/>
+          <w:color w:val="1A1A1A"/>
           <w:sz w:val="24"/>
           <w:szCs w:val="24"/>
         </w:rPr>
@@ -2039,12 +1999,8 @@
     </w:p>
     <w:p>
       <w:pPr>
-        <w:pBdr>
-          <w:left w:val="single" w:color="1D9E75" w:sz="18" w:space="10"/>
-        </w:pBdr>
-        <w:shd w:fill="F2F7F5" w:color="auto" w:val="clear"/>
-        <w:spacing w:after="140" w:before="80" w:line="276"/>
-        <w:ind w:left="200" w:right="200"/>
+        <w:spacing w:after="120" w:before="60" w:line="276"/>
+        <w:ind w:left="340"/>
       </w:pPr>
       <w:r>
         <w:rPr>
@@ -2115,7 +2071,7 @@
           <w:rFonts w:ascii="Calibri" w:cs="Calibri" w:eastAsia="Calibri" w:hAnsi="Calibri"/>
           <w:b/>
           <w:bCs/>
-          <w:color w:val="1D9E75"/>
+          <w:color w:val="1A1A1A"/>
           <w:sz w:val="21"/>
           <w:szCs w:val="21"/>
         </w:rPr>
@@ -2144,7 +2100,7 @@
           <w:rFonts w:ascii="Calibri" w:cs="Calibri" w:eastAsia="Calibri" w:hAnsi="Calibri"/>
           <w:b/>
           <w:bCs/>
-          <w:color w:val="1D9E75"/>
+          <w:color w:val="1A1A1A"/>
           <w:sz w:val="21"/>
           <w:szCs w:val="21"/>
         </w:rPr>
@@ -2173,7 +2129,7 @@
           <w:rFonts w:ascii="Calibri" w:cs="Calibri" w:eastAsia="Calibri" w:hAnsi="Calibri"/>
           <w:b/>
           <w:bCs/>
-          <w:color w:val="1D9E75"/>
+          <w:color w:val="1A1A1A"/>
           <w:sz w:val="21"/>
           <w:szCs w:val="21"/>
         </w:rPr>
@@ -2202,7 +2158,7 @@
           <w:rFonts w:ascii="Calibri" w:cs="Calibri" w:eastAsia="Calibri" w:hAnsi="Calibri"/>
           <w:b/>
           <w:bCs/>
-          <w:color w:val="1D9E75"/>
+          <w:color w:val="1A1A1A"/>
           <w:sz w:val="21"/>
           <w:szCs w:val="21"/>
         </w:rPr>
@@ -2231,7 +2187,7 @@
           <w:rFonts w:ascii="Calibri" w:cs="Calibri" w:eastAsia="Calibri" w:hAnsi="Calibri"/>
           <w:b/>
           <w:bCs/>
-          <w:color w:val="1D9E75"/>
+          <w:color w:val="1A1A1A"/>
           <w:sz w:val="21"/>
           <w:szCs w:val="21"/>
         </w:rPr>
@@ -2255,7 +2211,7 @@
           <w:rFonts w:ascii="Calibri" w:cs="Calibri" w:eastAsia="Calibri" w:hAnsi="Calibri"/>
           <w:b/>
           <w:bCs/>
-          <w:color w:val="6B7772"/>
+          <w:color w:val="666666"/>
           <w:sz w:val="18"/>
           <w:szCs w:val="18"/>
         </w:rPr>
@@ -2264,7 +2220,7 @@
       <w:r>
         <w:rPr>
           <w:rFonts w:ascii="Calibri" w:cs="Calibri" w:eastAsia="Calibri" w:hAnsi="Calibri"/>
-          <w:color w:val="6B7772"/>
+          <w:color w:val="666666"/>
           <w:sz w:val="18"/>
           <w:szCs w:val="18"/>
         </w:rPr>
@@ -2275,7 +2231,7 @@
           <w:rFonts w:ascii="Calibri" w:cs="Calibri" w:eastAsia="Calibri" w:hAnsi="Calibri"/>
           <w:b/>
           <w:bCs/>
-          <w:color w:val="6B7772"/>
+          <w:color w:val="666666"/>
           <w:sz w:val="18"/>
           <w:szCs w:val="18"/>
         </w:rPr>
@@ -2284,7 +2240,7 @@
       <w:r>
         <w:rPr>
           <w:rFonts w:ascii="Calibri" w:cs="Calibri" w:eastAsia="Calibri" w:hAnsi="Calibri"/>
-          <w:color w:val="6B7772"/>
+          <w:color w:val="666666"/>
           <w:sz w:val="18"/>
           <w:szCs w:val="18"/>
         </w:rPr>
@@ -2295,7 +2251,7 @@
           <w:rFonts w:ascii="Calibri" w:cs="Calibri" w:eastAsia="Calibri" w:hAnsi="Calibri"/>
           <w:b/>
           <w:bCs/>
-          <w:color w:val="6B7772"/>
+          <w:color w:val="666666"/>
           <w:sz w:val="18"/>
           <w:szCs w:val="18"/>
         </w:rPr>
@@ -2304,7 +2260,7 @@
       <w:r>
         <w:rPr>
           <w:rFonts w:ascii="Calibri" w:cs="Calibri" w:eastAsia="Calibri" w:hAnsi="Calibri"/>
-          <w:color w:val="6B7772"/>
+          <w:color w:val="666666"/>
           <w:sz w:val="18"/>
           <w:szCs w:val="18"/>
         </w:rPr>
@@ -2322,7 +2278,7 @@
           <w:rFonts w:ascii="Calibri" w:cs="Calibri" w:eastAsia="Calibri" w:hAnsi="Calibri"/>
           <w:b/>
           <w:bCs/>
-          <w:color w:val="17402F"/>
+          <w:color w:val="1A1A1A"/>
           <w:sz w:val="24"/>
           <w:szCs w:val="24"/>
         </w:rPr>
@@ -2331,12 +2287,8 @@
     </w:p>
     <w:p>
       <w:pPr>
-        <w:pBdr>
-          <w:left w:val="single" w:color="1D9E75" w:sz="18" w:space="10"/>
-        </w:pBdr>
-        <w:shd w:fill="F2F7F5" w:color="auto" w:val="clear"/>
-        <w:spacing w:after="140" w:before="80" w:line="276"/>
-        <w:ind w:left="200" w:right="200"/>
+        <w:spacing w:after="120" w:before="60" w:line="276"/>
+        <w:ind w:left="340"/>
       </w:pPr>
       <w:r>
         <w:rPr>
@@ -2407,7 +2359,7 @@
           <w:rFonts w:ascii="Calibri" w:cs="Calibri" w:eastAsia="Calibri" w:hAnsi="Calibri"/>
           <w:b/>
           <w:bCs/>
-          <w:color w:val="1D9E75"/>
+          <w:color w:val="1A1A1A"/>
           <w:sz w:val="21"/>
           <w:szCs w:val="21"/>
         </w:rPr>
@@ -2436,7 +2388,7 @@
           <w:rFonts w:ascii="Calibri" w:cs="Calibri" w:eastAsia="Calibri" w:hAnsi="Calibri"/>
           <w:b/>
           <w:bCs/>
-          <w:color w:val="1D9E75"/>
+          <w:color w:val="1A1A1A"/>
           <w:sz w:val="21"/>
           <w:szCs w:val="21"/>
         </w:rPr>
@@ -2465,7 +2417,7 @@
           <w:rFonts w:ascii="Calibri" w:cs="Calibri" w:eastAsia="Calibri" w:hAnsi="Calibri"/>
           <w:b/>
           <w:bCs/>
-          <w:color w:val="1D9E75"/>
+          <w:color w:val="1A1A1A"/>
           <w:sz w:val="21"/>
           <w:szCs w:val="21"/>
         </w:rPr>
@@ -2494,7 +2446,7 @@
           <w:rFonts w:ascii="Calibri" w:cs="Calibri" w:eastAsia="Calibri" w:hAnsi="Calibri"/>
           <w:b/>
           <w:bCs/>
-          <w:color w:val="1D9E75"/>
+          <w:color w:val="1A1A1A"/>
           <w:sz w:val="21"/>
           <w:szCs w:val="21"/>
         </w:rPr>
@@ -2518,7 +2470,7 @@
           <w:rFonts w:ascii="Calibri" w:cs="Calibri" w:eastAsia="Calibri" w:hAnsi="Calibri"/>
           <w:b/>
           <w:bCs/>
-          <w:color w:val="6B7772"/>
+          <w:color w:val="666666"/>
           <w:sz w:val="18"/>
           <w:szCs w:val="18"/>
         </w:rPr>
@@ -2527,7 +2479,7 @@
       <w:r>
         <w:rPr>
           <w:rFonts w:ascii="Calibri" w:cs="Calibri" w:eastAsia="Calibri" w:hAnsi="Calibri"/>
-          <w:color w:val="6B7772"/>
+          <w:color w:val="666666"/>
           <w:sz w:val="18"/>
           <w:szCs w:val="18"/>
         </w:rPr>
@@ -2538,7 +2490,7 @@
           <w:rFonts w:ascii="Calibri" w:cs="Calibri" w:eastAsia="Calibri" w:hAnsi="Calibri"/>
           <w:b/>
           <w:bCs/>
-          <w:color w:val="6B7772"/>
+          <w:color w:val="666666"/>
           <w:sz w:val="18"/>
           <w:szCs w:val="18"/>
         </w:rPr>
@@ -2547,7 +2499,7 @@
       <w:r>
         <w:rPr>
           <w:rFonts w:ascii="Calibri" w:cs="Calibri" w:eastAsia="Calibri" w:hAnsi="Calibri"/>
-          <w:color w:val="6B7772"/>
+          <w:color w:val="666666"/>
           <w:sz w:val="18"/>
           <w:szCs w:val="18"/>
         </w:rPr>
@@ -2558,7 +2510,7 @@
           <w:rFonts w:ascii="Calibri" w:cs="Calibri" w:eastAsia="Calibri" w:hAnsi="Calibri"/>
           <w:b/>
           <w:bCs/>
-          <w:color w:val="6B7772"/>
+          <w:color w:val="666666"/>
           <w:sz w:val="18"/>
           <w:szCs w:val="18"/>
         </w:rPr>
@@ -2567,7 +2519,7 @@
       <w:r>
         <w:rPr>
           <w:rFonts w:ascii="Calibri" w:cs="Calibri" w:eastAsia="Calibri" w:hAnsi="Calibri"/>
-          <w:color w:val="6B7772"/>
+          <w:color w:val="666666"/>
           <w:sz w:val="18"/>
           <w:szCs w:val="18"/>
         </w:rPr>
@@ -2585,7 +2537,7 @@
           <w:rFonts w:ascii="Calibri" w:cs="Calibri" w:eastAsia="Calibri" w:hAnsi="Calibri"/>
           <w:b/>
           <w:bCs/>
-          <w:color w:val="17402F"/>
+          <w:color w:val="1A1A1A"/>
           <w:sz w:val="24"/>
           <w:szCs w:val="24"/>
         </w:rPr>
@@ -2594,12 +2546,8 @@
     </w:p>
     <w:p>
       <w:pPr>
-        <w:pBdr>
-          <w:left w:val="single" w:color="1D9E75" w:sz="18" w:space="10"/>
-        </w:pBdr>
-        <w:shd w:fill="F2F7F5" w:color="auto" w:val="clear"/>
-        <w:spacing w:after="140" w:before="80" w:line="276"/>
-        <w:ind w:left="200" w:right="200"/>
+        <w:spacing w:after="120" w:before="60" w:line="276"/>
+        <w:ind w:left="340"/>
       </w:pPr>
       <w:r>
         <w:rPr>
@@ -2670,7 +2618,7 @@
           <w:rFonts w:ascii="Calibri" w:cs="Calibri" w:eastAsia="Calibri" w:hAnsi="Calibri"/>
           <w:b/>
           <w:bCs/>
-          <w:color w:val="1D9E75"/>
+          <w:color w:val="1A1A1A"/>
           <w:sz w:val="21"/>
           <w:szCs w:val="21"/>
         </w:rPr>
@@ -2699,7 +2647,7 @@
           <w:rFonts w:ascii="Calibri" w:cs="Calibri" w:eastAsia="Calibri" w:hAnsi="Calibri"/>
           <w:b/>
           <w:bCs/>
-          <w:color w:val="1D9E75"/>
+          <w:color w:val="1A1A1A"/>
           <w:sz w:val="21"/>
           <w:szCs w:val="21"/>
         </w:rPr>
@@ -2728,7 +2676,7 @@
           <w:rFonts w:ascii="Calibri" w:cs="Calibri" w:eastAsia="Calibri" w:hAnsi="Calibri"/>
           <w:b/>
           <w:bCs/>
-          <w:color w:val="1D9E75"/>
+          <w:color w:val="1A1A1A"/>
           <w:sz w:val="21"/>
           <w:szCs w:val="21"/>
         </w:rPr>
@@ -2757,7 +2705,7 @@
           <w:rFonts w:ascii="Calibri" w:cs="Calibri" w:eastAsia="Calibri" w:hAnsi="Calibri"/>
           <w:b/>
           <w:bCs/>
-          <w:color w:val="1D9E75"/>
+          <w:color w:val="1A1A1A"/>
           <w:sz w:val="21"/>
           <w:szCs w:val="21"/>
         </w:rPr>
@@ -2781,7 +2729,7 @@
           <w:rFonts w:ascii="Calibri" w:cs="Calibri" w:eastAsia="Calibri" w:hAnsi="Calibri"/>
           <w:b/>
           <w:bCs/>
-          <w:color w:val="6B7772"/>
+          <w:color w:val="666666"/>
           <w:sz w:val="18"/>
           <w:szCs w:val="18"/>
         </w:rPr>
@@ -2790,7 +2738,7 @@
       <w:r>
         <w:rPr>
           <w:rFonts w:ascii="Calibri" w:cs="Calibri" w:eastAsia="Calibri" w:hAnsi="Calibri"/>
-          <w:color w:val="6B7772"/>
+          <w:color w:val="666666"/>
           <w:sz w:val="18"/>
           <w:szCs w:val="18"/>
         </w:rPr>
@@ -2801,7 +2749,7 @@
           <w:rFonts w:ascii="Calibri" w:cs="Calibri" w:eastAsia="Calibri" w:hAnsi="Calibri"/>
           <w:b/>
           <w:bCs/>
-          <w:color w:val="6B7772"/>
+          <w:color w:val="666666"/>
           <w:sz w:val="18"/>
           <w:szCs w:val="18"/>
         </w:rPr>
@@ -2810,7 +2758,7 @@
       <w:r>
         <w:rPr>
           <w:rFonts w:ascii="Calibri" w:cs="Calibri" w:eastAsia="Calibri" w:hAnsi="Calibri"/>
-          <w:color w:val="6B7772"/>
+          <w:color w:val="666666"/>
           <w:sz w:val="18"/>
           <w:szCs w:val="18"/>
         </w:rPr>
@@ -2821,7 +2769,7 @@
           <w:rFonts w:ascii="Calibri" w:cs="Calibri" w:eastAsia="Calibri" w:hAnsi="Calibri"/>
           <w:b/>
           <w:bCs/>
-          <w:color w:val="6B7772"/>
+          <w:color w:val="666666"/>
           <w:sz w:val="18"/>
           <w:szCs w:val="18"/>
         </w:rPr>
@@ -2830,7 +2778,7 @@
       <w:r>
         <w:rPr>
           <w:rFonts w:ascii="Calibri" w:cs="Calibri" w:eastAsia="Calibri" w:hAnsi="Calibri"/>
-          <w:color w:val="6B7772"/>
+          <w:color w:val="666666"/>
           <w:sz w:val="18"/>
           <w:szCs w:val="18"/>
         </w:rPr>
@@ -2841,19 +2789,16 @@
       <w:pPr>
         <w:pStyle w:val="Heading1"/>
         <w:keepNext/>
-        <w:pBdr>
-          <w:bottom w:val="single" w:color="D7DEDB" w:sz="6" w:space="6"/>
-        </w:pBdr>
-        <w:spacing w:after="140" w:before="380"/>
-      </w:pPr>
-      <w:r>
-        <w:rPr>
-          <w:rFonts w:ascii="Calibri" w:cs="Calibri" w:eastAsia="Calibri" w:hAnsi="Calibri"/>
-          <w:b/>
-          <w:bCs/>
-          <w:color w:val="1D9E75"/>
-          <w:sz w:val="30"/>
-          <w:szCs w:val="30"/>
+        <w:spacing w:after="120" w:before="320"/>
+      </w:pPr>
+      <w:r>
+        <w:rPr>
+          <w:rFonts w:ascii="Calibri" w:cs="Calibri" w:eastAsia="Calibri" w:hAnsi="Calibri"/>
+          <w:b/>
+          <w:bCs/>
+          <w:color w:val="1A1A1A"/>
+          <w:sz w:val="26"/>
+          <w:szCs w:val="26"/>
         </w:rPr>
         <w:t xml:space="preserve">E2. Compose the structure</w:t>
       </w:r>
@@ -2869,7 +2814,7 @@
           <w:rFonts w:ascii="Calibri" w:cs="Calibri" w:eastAsia="Calibri" w:hAnsi="Calibri"/>
           <w:b/>
           <w:bCs/>
-          <w:color w:val="17402F"/>
+          <w:color w:val="1A1A1A"/>
           <w:sz w:val="24"/>
           <w:szCs w:val="24"/>
         </w:rPr>
@@ -2878,12 +2823,8 @@
     </w:p>
     <w:p>
       <w:pPr>
-        <w:pBdr>
-          <w:left w:val="single" w:color="1D9E75" w:sz="18" w:space="10"/>
-        </w:pBdr>
-        <w:shd w:fill="F2F7F5" w:color="auto" w:val="clear"/>
-        <w:spacing w:after="140" w:before="80" w:line="276"/>
-        <w:ind w:left="200" w:right="200"/>
+        <w:spacing w:after="120" w:before="60" w:line="276"/>
+        <w:ind w:left="340"/>
       </w:pPr>
       <w:r>
         <w:rPr>
@@ -2954,7 +2895,7 @@
           <w:rFonts w:ascii="Calibri" w:cs="Calibri" w:eastAsia="Calibri" w:hAnsi="Calibri"/>
           <w:b/>
           <w:bCs/>
-          <w:color w:val="1D9E75"/>
+          <w:color w:val="1A1A1A"/>
           <w:sz w:val="21"/>
           <w:szCs w:val="21"/>
         </w:rPr>
@@ -2983,7 +2924,7 @@
           <w:rFonts w:ascii="Calibri" w:cs="Calibri" w:eastAsia="Calibri" w:hAnsi="Calibri"/>
           <w:b/>
           <w:bCs/>
-          <w:color w:val="1D9E75"/>
+          <w:color w:val="1A1A1A"/>
           <w:sz w:val="21"/>
           <w:szCs w:val="21"/>
         </w:rPr>
@@ -3012,7 +2953,7 @@
           <w:rFonts w:ascii="Calibri" w:cs="Calibri" w:eastAsia="Calibri" w:hAnsi="Calibri"/>
           <w:b/>
           <w:bCs/>
-          <w:color w:val="1D9E75"/>
+          <w:color w:val="1A1A1A"/>
           <w:sz w:val="21"/>
           <w:szCs w:val="21"/>
         </w:rPr>
@@ -3041,7 +2982,7 @@
           <w:rFonts w:ascii="Calibri" w:cs="Calibri" w:eastAsia="Calibri" w:hAnsi="Calibri"/>
           <w:b/>
           <w:bCs/>
-          <w:color w:val="1D9E75"/>
+          <w:color w:val="1A1A1A"/>
           <w:sz w:val="21"/>
           <w:szCs w:val="21"/>
         </w:rPr>
@@ -3065,7 +3006,7 @@
           <w:rFonts w:ascii="Calibri" w:cs="Calibri" w:eastAsia="Calibri" w:hAnsi="Calibri"/>
           <w:b/>
           <w:bCs/>
-          <w:color w:val="6B7772"/>
+          <w:color w:val="666666"/>
           <w:sz w:val="18"/>
           <w:szCs w:val="18"/>
         </w:rPr>
@@ -3074,7 +3015,7 @@
       <w:r>
         <w:rPr>
           <w:rFonts w:ascii="Calibri" w:cs="Calibri" w:eastAsia="Calibri" w:hAnsi="Calibri"/>
-          <w:color w:val="6B7772"/>
+          <w:color w:val="666666"/>
           <w:sz w:val="18"/>
           <w:szCs w:val="18"/>
         </w:rPr>
@@ -3085,7 +3026,7 @@
           <w:rFonts w:ascii="Calibri" w:cs="Calibri" w:eastAsia="Calibri" w:hAnsi="Calibri"/>
           <w:b/>
           <w:bCs/>
-          <w:color w:val="6B7772"/>
+          <w:color w:val="666666"/>
           <w:sz w:val="18"/>
           <w:szCs w:val="18"/>
         </w:rPr>
@@ -3094,7 +3035,7 @@
       <w:r>
         <w:rPr>
           <w:rFonts w:ascii="Calibri" w:cs="Calibri" w:eastAsia="Calibri" w:hAnsi="Calibri"/>
-          <w:color w:val="6B7772"/>
+          <w:color w:val="666666"/>
           <w:sz w:val="18"/>
           <w:szCs w:val="18"/>
         </w:rPr>
@@ -3105,7 +3046,7 @@
           <w:rFonts w:ascii="Calibri" w:cs="Calibri" w:eastAsia="Calibri" w:hAnsi="Calibri"/>
           <w:b/>
           <w:bCs/>
-          <w:color w:val="6B7772"/>
+          <w:color w:val="666666"/>
           <w:sz w:val="18"/>
           <w:szCs w:val="18"/>
         </w:rPr>
@@ -3114,7 +3055,7 @@
       <w:r>
         <w:rPr>
           <w:rFonts w:ascii="Calibri" w:cs="Calibri" w:eastAsia="Calibri" w:hAnsi="Calibri"/>
-          <w:color w:val="6B7772"/>
+          <w:color w:val="666666"/>
           <w:sz w:val="18"/>
           <w:szCs w:val="18"/>
         </w:rPr>
@@ -3132,7 +3073,7 @@
           <w:rFonts w:ascii="Calibri" w:cs="Calibri" w:eastAsia="Calibri" w:hAnsi="Calibri"/>
           <w:b/>
           <w:bCs/>
-          <w:color w:val="17402F"/>
+          <w:color w:val="1A1A1A"/>
           <w:sz w:val="24"/>
           <w:szCs w:val="24"/>
         </w:rPr>
@@ -3141,12 +3082,8 @@
     </w:p>
     <w:p>
       <w:pPr>
-        <w:pBdr>
-          <w:left w:val="single" w:color="1D9E75" w:sz="18" w:space="10"/>
-        </w:pBdr>
-        <w:shd w:fill="F2F7F5" w:color="auto" w:val="clear"/>
-        <w:spacing w:after="140" w:before="80" w:line="276"/>
-        <w:ind w:left="200" w:right="200"/>
+        <w:spacing w:after="120" w:before="60" w:line="276"/>
+        <w:ind w:left="340"/>
       </w:pPr>
       <w:r>
         <w:rPr>
@@ -3217,7 +3154,7 @@
           <w:rFonts w:ascii="Calibri" w:cs="Calibri" w:eastAsia="Calibri" w:hAnsi="Calibri"/>
           <w:b/>
           <w:bCs/>
-          <w:color w:val="1D9E75"/>
+          <w:color w:val="1A1A1A"/>
           <w:sz w:val="21"/>
           <w:szCs w:val="21"/>
         </w:rPr>
@@ -3246,7 +3183,7 @@
           <w:rFonts w:ascii="Calibri" w:cs="Calibri" w:eastAsia="Calibri" w:hAnsi="Calibri"/>
           <w:b/>
           <w:bCs/>
-          <w:color w:val="1D9E75"/>
+          <w:color w:val="1A1A1A"/>
           <w:sz w:val="21"/>
           <w:szCs w:val="21"/>
         </w:rPr>
@@ -3275,7 +3212,7 @@
           <w:rFonts w:ascii="Calibri" w:cs="Calibri" w:eastAsia="Calibri" w:hAnsi="Calibri"/>
           <w:b/>
           <w:bCs/>
-          <w:color w:val="1D9E75"/>
+          <w:color w:val="1A1A1A"/>
           <w:sz w:val="21"/>
           <w:szCs w:val="21"/>
         </w:rPr>
@@ -3304,7 +3241,7 @@
           <w:rFonts w:ascii="Calibri" w:cs="Calibri" w:eastAsia="Calibri" w:hAnsi="Calibri"/>
           <w:b/>
           <w:bCs/>
-          <w:color w:val="1D9E75"/>
+          <w:color w:val="1A1A1A"/>
           <w:sz w:val="21"/>
           <w:szCs w:val="21"/>
         </w:rPr>
@@ -3328,7 +3265,7 @@
           <w:rFonts w:ascii="Calibri" w:cs="Calibri" w:eastAsia="Calibri" w:hAnsi="Calibri"/>
           <w:b/>
           <w:bCs/>
-          <w:color w:val="6B7772"/>
+          <w:color w:val="666666"/>
           <w:sz w:val="18"/>
           <w:szCs w:val="18"/>
         </w:rPr>
@@ -3337,7 +3274,7 @@
       <w:r>
         <w:rPr>
           <w:rFonts w:ascii="Calibri" w:cs="Calibri" w:eastAsia="Calibri" w:hAnsi="Calibri"/>
-          <w:color w:val="6B7772"/>
+          <w:color w:val="666666"/>
           <w:sz w:val="18"/>
           <w:szCs w:val="18"/>
         </w:rPr>
@@ -3348,7 +3285,7 @@
           <w:rFonts w:ascii="Calibri" w:cs="Calibri" w:eastAsia="Calibri" w:hAnsi="Calibri"/>
           <w:b/>
           <w:bCs/>
-          <w:color w:val="6B7772"/>
+          <w:color w:val="666666"/>
           <w:sz w:val="18"/>
           <w:szCs w:val="18"/>
         </w:rPr>
@@ -3357,7 +3294,7 @@
       <w:r>
         <w:rPr>
           <w:rFonts w:ascii="Calibri" w:cs="Calibri" w:eastAsia="Calibri" w:hAnsi="Calibri"/>
-          <w:color w:val="6B7772"/>
+          <w:color w:val="666666"/>
           <w:sz w:val="18"/>
           <w:szCs w:val="18"/>
         </w:rPr>
@@ -3368,7 +3305,7 @@
           <w:rFonts w:ascii="Calibri" w:cs="Calibri" w:eastAsia="Calibri" w:hAnsi="Calibri"/>
           <w:b/>
           <w:bCs/>
-          <w:color w:val="6B7772"/>
+          <w:color w:val="666666"/>
           <w:sz w:val="18"/>
           <w:szCs w:val="18"/>
         </w:rPr>
@@ -3377,7 +3314,7 @@
       <w:r>
         <w:rPr>
           <w:rFonts w:ascii="Calibri" w:cs="Calibri" w:eastAsia="Calibri" w:hAnsi="Calibri"/>
-          <w:color w:val="6B7772"/>
+          <w:color w:val="666666"/>
           <w:sz w:val="18"/>
           <w:szCs w:val="18"/>
         </w:rPr>
@@ -3395,7 +3332,7 @@
           <w:rFonts w:ascii="Calibri" w:cs="Calibri" w:eastAsia="Calibri" w:hAnsi="Calibri"/>
           <w:b/>
           <w:bCs/>
-          <w:color w:val="17402F"/>
+          <w:color w:val="1A1A1A"/>
           <w:sz w:val="24"/>
           <w:szCs w:val="24"/>
         </w:rPr>
@@ -3404,12 +3341,8 @@
     </w:p>
     <w:p>
       <w:pPr>
-        <w:pBdr>
-          <w:left w:val="single" w:color="1D9E75" w:sz="18" w:space="10"/>
-        </w:pBdr>
-        <w:shd w:fill="F2F7F5" w:color="auto" w:val="clear"/>
-        <w:spacing w:after="140" w:before="80" w:line="276"/>
-        <w:ind w:left="200" w:right="200"/>
+        <w:spacing w:after="120" w:before="60" w:line="276"/>
+        <w:ind w:left="340"/>
       </w:pPr>
       <w:r>
         <w:rPr>
@@ -3480,7 +3413,7 @@
           <w:rFonts w:ascii="Calibri" w:cs="Calibri" w:eastAsia="Calibri" w:hAnsi="Calibri"/>
           <w:b/>
           <w:bCs/>
-          <w:color w:val="1D9E75"/>
+          <w:color w:val="1A1A1A"/>
           <w:sz w:val="21"/>
           <w:szCs w:val="21"/>
         </w:rPr>
@@ -3509,7 +3442,7 @@
           <w:rFonts w:ascii="Calibri" w:cs="Calibri" w:eastAsia="Calibri" w:hAnsi="Calibri"/>
           <w:b/>
           <w:bCs/>
-          <w:color w:val="1D9E75"/>
+          <w:color w:val="1A1A1A"/>
           <w:sz w:val="21"/>
           <w:szCs w:val="21"/>
         </w:rPr>
@@ -3538,7 +3471,7 @@
           <w:rFonts w:ascii="Calibri" w:cs="Calibri" w:eastAsia="Calibri" w:hAnsi="Calibri"/>
           <w:b/>
           <w:bCs/>
-          <w:color w:val="1D9E75"/>
+          <w:color w:val="1A1A1A"/>
           <w:sz w:val="21"/>
           <w:szCs w:val="21"/>
         </w:rPr>
@@ -3567,7 +3500,7 @@
           <w:rFonts w:ascii="Calibri" w:cs="Calibri" w:eastAsia="Calibri" w:hAnsi="Calibri"/>
           <w:b/>
           <w:bCs/>
-          <w:color w:val="1D9E75"/>
+          <w:color w:val="1A1A1A"/>
           <w:sz w:val="21"/>
           <w:szCs w:val="21"/>
         </w:rPr>
@@ -3596,7 +3529,7 @@
           <w:rFonts w:ascii="Calibri" w:cs="Calibri" w:eastAsia="Calibri" w:hAnsi="Calibri"/>
           <w:b/>
           <w:bCs/>
-          <w:color w:val="1D9E75"/>
+          <w:color w:val="1A1A1A"/>
           <w:sz w:val="21"/>
           <w:szCs w:val="21"/>
         </w:rPr>
@@ -3620,7 +3553,7 @@
           <w:rFonts w:ascii="Calibri" w:cs="Calibri" w:eastAsia="Calibri" w:hAnsi="Calibri"/>
           <w:b/>
           <w:bCs/>
-          <w:color w:val="6B7772"/>
+          <w:color w:val="666666"/>
           <w:sz w:val="18"/>
           <w:szCs w:val="18"/>
         </w:rPr>
@@ -3629,7 +3562,7 @@
       <w:r>
         <w:rPr>
           <w:rFonts w:ascii="Calibri" w:cs="Calibri" w:eastAsia="Calibri" w:hAnsi="Calibri"/>
-          <w:color w:val="6B7772"/>
+          <w:color w:val="666666"/>
           <w:sz w:val="18"/>
           <w:szCs w:val="18"/>
         </w:rPr>
@@ -3640,7 +3573,7 @@
           <w:rFonts w:ascii="Calibri" w:cs="Calibri" w:eastAsia="Calibri" w:hAnsi="Calibri"/>
           <w:b/>
           <w:bCs/>
-          <w:color w:val="6B7772"/>
+          <w:color w:val="666666"/>
           <w:sz w:val="18"/>
           <w:szCs w:val="18"/>
         </w:rPr>
@@ -3649,7 +3582,7 @@
       <w:r>
         <w:rPr>
           <w:rFonts w:ascii="Calibri" w:cs="Calibri" w:eastAsia="Calibri" w:hAnsi="Calibri"/>
-          <w:color w:val="6B7772"/>
+          <w:color w:val="666666"/>
           <w:sz w:val="18"/>
           <w:szCs w:val="18"/>
         </w:rPr>
@@ -3660,7 +3593,7 @@
           <w:rFonts w:ascii="Calibri" w:cs="Calibri" w:eastAsia="Calibri" w:hAnsi="Calibri"/>
           <w:b/>
           <w:bCs/>
-          <w:color w:val="6B7772"/>
+          <w:color w:val="666666"/>
           <w:sz w:val="18"/>
           <w:szCs w:val="18"/>
         </w:rPr>
@@ -3669,7 +3602,7 @@
       <w:r>
         <w:rPr>
           <w:rFonts w:ascii="Calibri" w:cs="Calibri" w:eastAsia="Calibri" w:hAnsi="Calibri"/>
-          <w:color w:val="6B7772"/>
+          <w:color w:val="666666"/>
           <w:sz w:val="18"/>
           <w:szCs w:val="18"/>
         </w:rPr>
@@ -3687,7 +3620,7 @@
           <w:rFonts w:ascii="Calibri" w:cs="Calibri" w:eastAsia="Calibri" w:hAnsi="Calibri"/>
           <w:b/>
           <w:bCs/>
-          <w:color w:val="17402F"/>
+          <w:color w:val="1A1A1A"/>
           <w:sz w:val="24"/>
           <w:szCs w:val="24"/>
         </w:rPr>
@@ -3696,12 +3629,8 @@
     </w:p>
     <w:p>
       <w:pPr>
-        <w:pBdr>
-          <w:left w:val="single" w:color="1D9E75" w:sz="18" w:space="10"/>
-        </w:pBdr>
-        <w:shd w:fill="F2F7F5" w:color="auto" w:val="clear"/>
-        <w:spacing w:after="140" w:before="80" w:line="276"/>
-        <w:ind w:left="200" w:right="200"/>
+        <w:spacing w:after="120" w:before="60" w:line="276"/>
+        <w:ind w:left="340"/>
       </w:pPr>
       <w:r>
         <w:rPr>
@@ -3772,7 +3701,7 @@
           <w:rFonts w:ascii="Calibri" w:cs="Calibri" w:eastAsia="Calibri" w:hAnsi="Calibri"/>
           <w:b/>
           <w:bCs/>
-          <w:color w:val="1D9E75"/>
+          <w:color w:val="1A1A1A"/>
           <w:sz w:val="21"/>
           <w:szCs w:val="21"/>
         </w:rPr>
@@ -3801,7 +3730,7 @@
           <w:rFonts w:ascii="Calibri" w:cs="Calibri" w:eastAsia="Calibri" w:hAnsi="Calibri"/>
           <w:b/>
           <w:bCs/>
-          <w:color w:val="1D9E75"/>
+          <w:color w:val="1A1A1A"/>
           <w:sz w:val="21"/>
           <w:szCs w:val="21"/>
         </w:rPr>
@@ -3830,7 +3759,7 @@
           <w:rFonts w:ascii="Calibri" w:cs="Calibri" w:eastAsia="Calibri" w:hAnsi="Calibri"/>
           <w:b/>
           <w:bCs/>
-          <w:color w:val="1D9E75"/>
+          <w:color w:val="1A1A1A"/>
           <w:sz w:val="21"/>
           <w:szCs w:val="21"/>
         </w:rPr>
@@ -3859,7 +3788,7 @@
           <w:rFonts w:ascii="Calibri" w:cs="Calibri" w:eastAsia="Calibri" w:hAnsi="Calibri"/>
           <w:b/>
           <w:bCs/>
-          <w:color w:val="1D9E75"/>
+          <w:color w:val="1A1A1A"/>
           <w:sz w:val="21"/>
           <w:szCs w:val="21"/>
         </w:rPr>
@@ -3883,7 +3812,7 @@
           <w:rFonts w:ascii="Calibri" w:cs="Calibri" w:eastAsia="Calibri" w:hAnsi="Calibri"/>
           <w:b/>
           <w:bCs/>
-          <w:color w:val="6B7772"/>
+          <w:color w:val="666666"/>
           <w:sz w:val="18"/>
           <w:szCs w:val="18"/>
         </w:rPr>
@@ -3892,7 +3821,7 @@
       <w:r>
         <w:rPr>
           <w:rFonts w:ascii="Calibri" w:cs="Calibri" w:eastAsia="Calibri" w:hAnsi="Calibri"/>
-          <w:color w:val="6B7772"/>
+          <w:color w:val="666666"/>
           <w:sz w:val="18"/>
           <w:szCs w:val="18"/>
         </w:rPr>
@@ -3903,7 +3832,7 @@
           <w:rFonts w:ascii="Calibri" w:cs="Calibri" w:eastAsia="Calibri" w:hAnsi="Calibri"/>
           <w:b/>
           <w:bCs/>
-          <w:color w:val="6B7772"/>
+          <w:color w:val="666666"/>
           <w:sz w:val="18"/>
           <w:szCs w:val="18"/>
         </w:rPr>
@@ -3912,7 +3841,7 @@
       <w:r>
         <w:rPr>
           <w:rFonts w:ascii="Calibri" w:cs="Calibri" w:eastAsia="Calibri" w:hAnsi="Calibri"/>
-          <w:color w:val="6B7772"/>
+          <w:color w:val="666666"/>
           <w:sz w:val="18"/>
           <w:szCs w:val="18"/>
         </w:rPr>
@@ -3923,7 +3852,7 @@
           <w:rFonts w:ascii="Calibri" w:cs="Calibri" w:eastAsia="Calibri" w:hAnsi="Calibri"/>
           <w:b/>
           <w:bCs/>
-          <w:color w:val="6B7772"/>
+          <w:color w:val="666666"/>
           <w:sz w:val="18"/>
           <w:szCs w:val="18"/>
         </w:rPr>
@@ -3932,7 +3861,7 @@
       <w:r>
         <w:rPr>
           <w:rFonts w:ascii="Calibri" w:cs="Calibri" w:eastAsia="Calibri" w:hAnsi="Calibri"/>
-          <w:color w:val="6B7772"/>
+          <w:color w:val="666666"/>
           <w:sz w:val="18"/>
           <w:szCs w:val="18"/>
         </w:rPr>
@@ -3950,7 +3879,7 @@
           <w:rFonts w:ascii="Calibri" w:cs="Calibri" w:eastAsia="Calibri" w:hAnsi="Calibri"/>
           <w:b/>
           <w:bCs/>
-          <w:color w:val="17402F"/>
+          <w:color w:val="1A1A1A"/>
           <w:sz w:val="24"/>
           <w:szCs w:val="24"/>
         </w:rPr>
@@ -3959,12 +3888,8 @@
     </w:p>
     <w:p>
       <w:pPr>
-        <w:pBdr>
-          <w:left w:val="single" w:color="1D9E75" w:sz="18" w:space="10"/>
-        </w:pBdr>
-        <w:shd w:fill="F2F7F5" w:color="auto" w:val="clear"/>
-        <w:spacing w:after="140" w:before="80" w:line="276"/>
-        <w:ind w:left="200" w:right="200"/>
+        <w:spacing w:after="120" w:before="60" w:line="276"/>
+        <w:ind w:left="340"/>
       </w:pPr>
       <w:r>
         <w:rPr>
@@ -4035,7 +3960,7 @@
           <w:rFonts w:ascii="Calibri" w:cs="Calibri" w:eastAsia="Calibri" w:hAnsi="Calibri"/>
           <w:b/>
           <w:bCs/>
-          <w:color w:val="1D9E75"/>
+          <w:color w:val="1A1A1A"/>
           <w:sz w:val="21"/>
           <w:szCs w:val="21"/>
         </w:rPr>
@@ -4064,7 +3989,7 @@
           <w:rFonts w:ascii="Calibri" w:cs="Calibri" w:eastAsia="Calibri" w:hAnsi="Calibri"/>
           <w:b/>
           <w:bCs/>
-          <w:color w:val="1D9E75"/>
+          <w:color w:val="1A1A1A"/>
           <w:sz w:val="21"/>
           <w:szCs w:val="21"/>
         </w:rPr>
@@ -4093,7 +4018,7 @@
           <w:rFonts w:ascii="Calibri" w:cs="Calibri" w:eastAsia="Calibri" w:hAnsi="Calibri"/>
           <w:b/>
           <w:bCs/>
-          <w:color w:val="1D9E75"/>
+          <w:color w:val="1A1A1A"/>
           <w:sz w:val="21"/>
           <w:szCs w:val="21"/>
         </w:rPr>
@@ -4122,7 +4047,7 @@
           <w:rFonts w:ascii="Calibri" w:cs="Calibri" w:eastAsia="Calibri" w:hAnsi="Calibri"/>
           <w:b/>
           <w:bCs/>
-          <w:color w:val="1D9E75"/>
+          <w:color w:val="1A1A1A"/>
           <w:sz w:val="21"/>
           <w:szCs w:val="21"/>
         </w:rPr>
@@ -4151,7 +4076,7 @@
           <w:rFonts w:ascii="Calibri" w:cs="Calibri" w:eastAsia="Calibri" w:hAnsi="Calibri"/>
           <w:b/>
           <w:bCs/>
-          <w:color w:val="1D9E75"/>
+          <w:color w:val="1A1A1A"/>
           <w:sz w:val="21"/>
           <w:szCs w:val="21"/>
         </w:rPr>
@@ -4175,7 +4100,7 @@
           <w:rFonts w:ascii="Calibri" w:cs="Calibri" w:eastAsia="Calibri" w:hAnsi="Calibri"/>
           <w:b/>
           <w:bCs/>
-          <w:color w:val="6B7772"/>
+          <w:color w:val="666666"/>
           <w:sz w:val="18"/>
           <w:szCs w:val="18"/>
         </w:rPr>
@@ -4184,7 +4109,7 @@
       <w:r>
         <w:rPr>
           <w:rFonts w:ascii="Calibri" w:cs="Calibri" w:eastAsia="Calibri" w:hAnsi="Calibri"/>
-          <w:color w:val="6B7772"/>
+          <w:color w:val="666666"/>
           <w:sz w:val="18"/>
           <w:szCs w:val="18"/>
         </w:rPr>
@@ -4195,7 +4120,7 @@
           <w:rFonts w:ascii="Calibri" w:cs="Calibri" w:eastAsia="Calibri" w:hAnsi="Calibri"/>
           <w:b/>
           <w:bCs/>
-          <w:color w:val="6B7772"/>
+          <w:color w:val="666666"/>
           <w:sz w:val="18"/>
           <w:szCs w:val="18"/>
         </w:rPr>
@@ -4204,7 +4129,7 @@
       <w:r>
         <w:rPr>
           <w:rFonts w:ascii="Calibri" w:cs="Calibri" w:eastAsia="Calibri" w:hAnsi="Calibri"/>
-          <w:color w:val="6B7772"/>
+          <w:color w:val="666666"/>
           <w:sz w:val="18"/>
           <w:szCs w:val="18"/>
         </w:rPr>
@@ -4215,7 +4140,7 @@
           <w:rFonts w:ascii="Calibri" w:cs="Calibri" w:eastAsia="Calibri" w:hAnsi="Calibri"/>
           <w:b/>
           <w:bCs/>
-          <w:color w:val="6B7772"/>
+          <w:color w:val="666666"/>
           <w:sz w:val="18"/>
           <w:szCs w:val="18"/>
         </w:rPr>
@@ -4224,7 +4149,7 @@
       <w:r>
         <w:rPr>
           <w:rFonts w:ascii="Calibri" w:cs="Calibri" w:eastAsia="Calibri" w:hAnsi="Calibri"/>
-          <w:color w:val="6B7772"/>
+          <w:color w:val="666666"/>
           <w:sz w:val="18"/>
           <w:szCs w:val="18"/>
         </w:rPr>
@@ -4242,7 +4167,7 @@
           <w:bCs/>
           <w:i/>
           <w:iCs/>
-          <w:color w:val="6B7772"/>
+          <w:color w:val="666666"/>
           <w:sz w:val="19"/>
           <w:szCs w:val="19"/>
         </w:rPr>
@@ -4253,7 +4178,7 @@
           <w:rFonts w:ascii="Calibri" w:cs="Calibri" w:eastAsia="Calibri" w:hAnsi="Calibri"/>
           <w:i/>
           <w:iCs/>
-          <w:color w:val="6B7772"/>
+          <w:color w:val="666666"/>
           <w:sz w:val="19"/>
           <w:szCs w:val="19"/>
         </w:rPr>
@@ -4271,7 +4196,7 @@
           <w:rFonts w:ascii="Calibri" w:cs="Calibri" w:eastAsia="Calibri" w:hAnsi="Calibri"/>
           <w:b/>
           <w:bCs/>
-          <w:color w:val="17402F"/>
+          <w:color w:val="1A1A1A"/>
           <w:sz w:val="24"/>
           <w:szCs w:val="24"/>
         </w:rPr>
@@ -4280,12 +4205,8 @@
     </w:p>
     <w:p>
       <w:pPr>
-        <w:pBdr>
-          <w:left w:val="single" w:color="1D9E75" w:sz="18" w:space="10"/>
-        </w:pBdr>
-        <w:shd w:fill="F2F7F5" w:color="auto" w:val="clear"/>
-        <w:spacing w:after="140" w:before="80" w:line="276"/>
-        <w:ind w:left="200" w:right="200"/>
+        <w:spacing w:after="120" w:before="60" w:line="276"/>
+        <w:ind w:left="340"/>
       </w:pPr>
       <w:r>
         <w:rPr>
@@ -4356,7 +4277,7 @@
           <w:rFonts w:ascii="Calibri" w:cs="Calibri" w:eastAsia="Calibri" w:hAnsi="Calibri"/>
           <w:b/>
           <w:bCs/>
-          <w:color w:val="1D9E75"/>
+          <w:color w:val="1A1A1A"/>
           <w:sz w:val="21"/>
           <w:szCs w:val="21"/>
         </w:rPr>
@@ -4385,7 +4306,7 @@
           <w:rFonts w:ascii="Calibri" w:cs="Calibri" w:eastAsia="Calibri" w:hAnsi="Calibri"/>
           <w:b/>
           <w:bCs/>
-          <w:color w:val="1D9E75"/>
+          <w:color w:val="1A1A1A"/>
           <w:sz w:val="21"/>
           <w:szCs w:val="21"/>
         </w:rPr>
@@ -4414,7 +4335,7 @@
           <w:rFonts w:ascii="Calibri" w:cs="Calibri" w:eastAsia="Calibri" w:hAnsi="Calibri"/>
           <w:b/>
           <w:bCs/>
-          <w:color w:val="1D9E75"/>
+          <w:color w:val="1A1A1A"/>
           <w:sz w:val="21"/>
           <w:szCs w:val="21"/>
         </w:rPr>
@@ -4438,7 +4359,7 @@
           <w:rFonts w:ascii="Calibri" w:cs="Calibri" w:eastAsia="Calibri" w:hAnsi="Calibri"/>
           <w:b/>
           <w:bCs/>
-          <w:color w:val="6B7772"/>
+          <w:color w:val="666666"/>
           <w:sz w:val="18"/>
           <w:szCs w:val="18"/>
         </w:rPr>
@@ -4447,7 +4368,7 @@
       <w:r>
         <w:rPr>
           <w:rFonts w:ascii="Calibri" w:cs="Calibri" w:eastAsia="Calibri" w:hAnsi="Calibri"/>
-          <w:color w:val="6B7772"/>
+          <w:color w:val="666666"/>
           <w:sz w:val="18"/>
           <w:szCs w:val="18"/>
         </w:rPr>
@@ -4458,7 +4379,7 @@
           <w:rFonts w:ascii="Calibri" w:cs="Calibri" w:eastAsia="Calibri" w:hAnsi="Calibri"/>
           <w:b/>
           <w:bCs/>
-          <w:color w:val="6B7772"/>
+          <w:color w:val="666666"/>
           <w:sz w:val="18"/>
           <w:szCs w:val="18"/>
         </w:rPr>
@@ -4467,7 +4388,7 @@
       <w:r>
         <w:rPr>
           <w:rFonts w:ascii="Calibri" w:cs="Calibri" w:eastAsia="Calibri" w:hAnsi="Calibri"/>
-          <w:color w:val="6B7772"/>
+          <w:color w:val="666666"/>
           <w:sz w:val="18"/>
           <w:szCs w:val="18"/>
         </w:rPr>
@@ -4478,7 +4399,7 @@
           <w:rFonts w:ascii="Calibri" w:cs="Calibri" w:eastAsia="Calibri" w:hAnsi="Calibri"/>
           <w:b/>
           <w:bCs/>
-          <w:color w:val="6B7772"/>
+          <w:color w:val="666666"/>
           <w:sz w:val="18"/>
           <w:szCs w:val="18"/>
         </w:rPr>
@@ -4487,7 +4408,7 @@
       <w:r>
         <w:rPr>
           <w:rFonts w:ascii="Calibri" w:cs="Calibri" w:eastAsia="Calibri" w:hAnsi="Calibri"/>
-          <w:color w:val="6B7772"/>
+          <w:color w:val="666666"/>
           <w:sz w:val="18"/>
           <w:szCs w:val="18"/>
         </w:rPr>
@@ -4498,19 +4419,16 @@
       <w:pPr>
         <w:pStyle w:val="Heading1"/>
         <w:keepNext/>
-        <w:pBdr>
-          <w:bottom w:val="single" w:color="D7DEDB" w:sz="6" w:space="6"/>
-        </w:pBdr>
-        <w:spacing w:after="140" w:before="380"/>
-      </w:pPr>
-      <w:r>
-        <w:rPr>
-          <w:rFonts w:ascii="Calibri" w:cs="Calibri" w:eastAsia="Calibri" w:hAnsi="Calibri"/>
-          <w:b/>
-          <w:bCs/>
-          <w:color w:val="1D9E75"/>
-          <w:sz w:val="30"/>
-          <w:szCs w:val="30"/>
+        <w:spacing w:after="120" w:before="320"/>
+      </w:pPr>
+      <w:r>
+        <w:rPr>
+          <w:rFonts w:ascii="Calibri" w:cs="Calibri" w:eastAsia="Calibri" w:hAnsi="Calibri"/>
+          <w:b/>
+          <w:bCs/>
+          <w:color w:val="1A1A1A"/>
+          <w:sz w:val="26"/>
+          <w:szCs w:val="26"/>
         </w:rPr>
         <w:t xml:space="preserve">E3. Put the content in</w:t>
       </w:r>
@@ -4526,7 +4444,7 @@
           <w:rFonts w:ascii="Calibri" w:cs="Calibri" w:eastAsia="Calibri" w:hAnsi="Calibri"/>
           <w:b/>
           <w:bCs/>
-          <w:color w:val="17402F"/>
+          <w:color w:val="1A1A1A"/>
           <w:sz w:val="24"/>
           <w:szCs w:val="24"/>
         </w:rPr>
@@ -4535,12 +4453,8 @@
     </w:p>
     <w:p>
       <w:pPr>
-        <w:pBdr>
-          <w:left w:val="single" w:color="1D9E75" w:sz="18" w:space="10"/>
-        </w:pBdr>
-        <w:shd w:fill="F2F7F5" w:color="auto" w:val="clear"/>
-        <w:spacing w:after="140" w:before="80" w:line="276"/>
-        <w:ind w:left="200" w:right="200"/>
+        <w:spacing w:after="120" w:before="60" w:line="276"/>
+        <w:ind w:left="340"/>
       </w:pPr>
       <w:r>
         <w:rPr>
@@ -4611,7 +4525,7 @@
           <w:rFonts w:ascii="Calibri" w:cs="Calibri" w:eastAsia="Calibri" w:hAnsi="Calibri"/>
           <w:b/>
           <w:bCs/>
-          <w:color w:val="1D9E75"/>
+          <w:color w:val="1A1A1A"/>
           <w:sz w:val="21"/>
           <w:szCs w:val="21"/>
         </w:rPr>
@@ -4640,7 +4554,7 @@
           <w:rFonts w:ascii="Calibri" w:cs="Calibri" w:eastAsia="Calibri" w:hAnsi="Calibri"/>
           <w:b/>
           <w:bCs/>
-          <w:color w:val="1D9E75"/>
+          <w:color w:val="1A1A1A"/>
           <w:sz w:val="21"/>
           <w:szCs w:val="21"/>
         </w:rPr>
@@ -4669,7 +4583,7 @@
           <w:rFonts w:ascii="Calibri" w:cs="Calibri" w:eastAsia="Calibri" w:hAnsi="Calibri"/>
           <w:b/>
           <w:bCs/>
-          <w:color w:val="1D9E75"/>
+          <w:color w:val="1A1A1A"/>
           <w:sz w:val="21"/>
           <w:szCs w:val="21"/>
         </w:rPr>
@@ -4698,7 +4612,7 @@
           <w:rFonts w:ascii="Calibri" w:cs="Calibri" w:eastAsia="Calibri" w:hAnsi="Calibri"/>
           <w:b/>
           <w:bCs/>
-          <w:color w:val="1D9E75"/>
+          <w:color w:val="1A1A1A"/>
           <w:sz w:val="21"/>
           <w:szCs w:val="21"/>
         </w:rPr>
@@ -4722,7 +4636,7 @@
           <w:rFonts w:ascii="Calibri" w:cs="Calibri" w:eastAsia="Calibri" w:hAnsi="Calibri"/>
           <w:b/>
           <w:bCs/>
-          <w:color w:val="6B7772"/>
+          <w:color w:val="666666"/>
           <w:sz w:val="18"/>
           <w:szCs w:val="18"/>
         </w:rPr>
@@ -4731,7 +4645,7 @@
       <w:r>
         <w:rPr>
           <w:rFonts w:ascii="Calibri" w:cs="Calibri" w:eastAsia="Calibri" w:hAnsi="Calibri"/>
-          <w:color w:val="6B7772"/>
+          <w:color w:val="666666"/>
           <w:sz w:val="18"/>
           <w:szCs w:val="18"/>
         </w:rPr>
@@ -4742,7 +4656,7 @@
           <w:rFonts w:ascii="Calibri" w:cs="Calibri" w:eastAsia="Calibri" w:hAnsi="Calibri"/>
           <w:b/>
           <w:bCs/>
-          <w:color w:val="6B7772"/>
+          <w:color w:val="666666"/>
           <w:sz w:val="18"/>
           <w:szCs w:val="18"/>
         </w:rPr>
@@ -4751,7 +4665,7 @@
       <w:r>
         <w:rPr>
           <w:rFonts w:ascii="Calibri" w:cs="Calibri" w:eastAsia="Calibri" w:hAnsi="Calibri"/>
-          <w:color w:val="6B7772"/>
+          <w:color w:val="666666"/>
           <w:sz w:val="18"/>
           <w:szCs w:val="18"/>
         </w:rPr>
@@ -4762,7 +4676,7 @@
           <w:rFonts w:ascii="Calibri" w:cs="Calibri" w:eastAsia="Calibri" w:hAnsi="Calibri"/>
           <w:b/>
           <w:bCs/>
-          <w:color w:val="6B7772"/>
+          <w:color w:val="666666"/>
           <w:sz w:val="18"/>
           <w:szCs w:val="18"/>
         </w:rPr>
@@ -4771,7 +4685,7 @@
       <w:r>
         <w:rPr>
           <w:rFonts w:ascii="Calibri" w:cs="Calibri" w:eastAsia="Calibri" w:hAnsi="Calibri"/>
-          <w:color w:val="6B7772"/>
+          <w:color w:val="666666"/>
           <w:sz w:val="18"/>
           <w:szCs w:val="18"/>
         </w:rPr>
@@ -4789,7 +4703,7 @@
           <w:rFonts w:ascii="Calibri" w:cs="Calibri" w:eastAsia="Calibri" w:hAnsi="Calibri"/>
           <w:b/>
           <w:bCs/>
-          <w:color w:val="17402F"/>
+          <w:color w:val="1A1A1A"/>
           <w:sz w:val="24"/>
           <w:szCs w:val="24"/>
         </w:rPr>
@@ -4798,12 +4712,8 @@
     </w:p>
     <w:p>
       <w:pPr>
-        <w:pBdr>
-          <w:left w:val="single" w:color="1D9E75" w:sz="18" w:space="10"/>
-        </w:pBdr>
-        <w:shd w:fill="F2F7F5" w:color="auto" w:val="clear"/>
-        <w:spacing w:after="140" w:before="80" w:line="276"/>
-        <w:ind w:left="200" w:right="200"/>
+        <w:spacing w:after="120" w:before="60" w:line="276"/>
+        <w:ind w:left="340"/>
       </w:pPr>
       <w:r>
         <w:rPr>
@@ -4874,7 +4784,7 @@
           <w:rFonts w:ascii="Calibri" w:cs="Calibri" w:eastAsia="Calibri" w:hAnsi="Calibri"/>
           <w:b/>
           <w:bCs/>
-          <w:color w:val="1D9E75"/>
+          <w:color w:val="1A1A1A"/>
           <w:sz w:val="21"/>
           <w:szCs w:val="21"/>
         </w:rPr>
@@ -4903,7 +4813,7 @@
           <w:rFonts w:ascii="Calibri" w:cs="Calibri" w:eastAsia="Calibri" w:hAnsi="Calibri"/>
           <w:b/>
           <w:bCs/>
-          <w:color w:val="1D9E75"/>
+          <w:color w:val="1A1A1A"/>
           <w:sz w:val="21"/>
           <w:szCs w:val="21"/>
         </w:rPr>
@@ -4932,7 +4842,7 @@
           <w:rFonts w:ascii="Calibri" w:cs="Calibri" w:eastAsia="Calibri" w:hAnsi="Calibri"/>
           <w:b/>
           <w:bCs/>
-          <w:color w:val="1D9E75"/>
+          <w:color w:val="1A1A1A"/>
           <w:sz w:val="21"/>
           <w:szCs w:val="21"/>
         </w:rPr>
@@ -4961,7 +4871,7 @@
           <w:rFonts w:ascii="Calibri" w:cs="Calibri" w:eastAsia="Calibri" w:hAnsi="Calibri"/>
           <w:b/>
           <w:bCs/>
-          <w:color w:val="1D9E75"/>
+          <w:color w:val="1A1A1A"/>
           <w:sz w:val="21"/>
           <w:szCs w:val="21"/>
         </w:rPr>
@@ -4985,7 +4895,7 @@
           <w:rFonts w:ascii="Calibri" w:cs="Calibri" w:eastAsia="Calibri" w:hAnsi="Calibri"/>
           <w:b/>
           <w:bCs/>
-          <w:color w:val="6B7772"/>
+          <w:color w:val="666666"/>
           <w:sz w:val="18"/>
           <w:szCs w:val="18"/>
         </w:rPr>
@@ -4994,7 +4904,7 @@
       <w:r>
         <w:rPr>
           <w:rFonts w:ascii="Calibri" w:cs="Calibri" w:eastAsia="Calibri" w:hAnsi="Calibri"/>
-          <w:color w:val="6B7772"/>
+          <w:color w:val="666666"/>
           <w:sz w:val="18"/>
           <w:szCs w:val="18"/>
         </w:rPr>
@@ -5005,7 +4915,7 @@
           <w:rFonts w:ascii="Calibri" w:cs="Calibri" w:eastAsia="Calibri" w:hAnsi="Calibri"/>
           <w:b/>
           <w:bCs/>
-          <w:color w:val="6B7772"/>
+          <w:color w:val="666666"/>
           <w:sz w:val="18"/>
           <w:szCs w:val="18"/>
         </w:rPr>
@@ -5014,7 +4924,7 @@
       <w:r>
         <w:rPr>
           <w:rFonts w:ascii="Calibri" w:cs="Calibri" w:eastAsia="Calibri" w:hAnsi="Calibri"/>
-          <w:color w:val="6B7772"/>
+          <w:color w:val="666666"/>
           <w:sz w:val="18"/>
           <w:szCs w:val="18"/>
         </w:rPr>
@@ -5025,7 +4935,7 @@
           <w:rFonts w:ascii="Calibri" w:cs="Calibri" w:eastAsia="Calibri" w:hAnsi="Calibri"/>
           <w:b/>
           <w:bCs/>
-          <w:color w:val="6B7772"/>
+          <w:color w:val="666666"/>
           <w:sz w:val="18"/>
           <w:szCs w:val="18"/>
         </w:rPr>
@@ -5034,7 +4944,7 @@
       <w:r>
         <w:rPr>
           <w:rFonts w:ascii="Calibri" w:cs="Calibri" w:eastAsia="Calibri" w:hAnsi="Calibri"/>
-          <w:color w:val="6B7772"/>
+          <w:color w:val="666666"/>
           <w:sz w:val="18"/>
           <w:szCs w:val="18"/>
         </w:rPr>
@@ -5052,7 +4962,7 @@
           <w:rFonts w:ascii="Calibri" w:cs="Calibri" w:eastAsia="Calibri" w:hAnsi="Calibri"/>
           <w:b/>
           <w:bCs/>
-          <w:color w:val="17402F"/>
+          <w:color w:val="1A1A1A"/>
           <w:sz w:val="24"/>
           <w:szCs w:val="24"/>
         </w:rPr>
@@ -5061,12 +4971,8 @@
     </w:p>
     <w:p>
       <w:pPr>
-        <w:pBdr>
-          <w:left w:val="single" w:color="1D9E75" w:sz="18" w:space="10"/>
-        </w:pBdr>
-        <w:shd w:fill="F2F7F5" w:color="auto" w:val="clear"/>
-        <w:spacing w:after="140" w:before="80" w:line="276"/>
-        <w:ind w:left="200" w:right="200"/>
+        <w:spacing w:after="120" w:before="60" w:line="276"/>
+        <w:ind w:left="340"/>
       </w:pPr>
       <w:r>
         <w:rPr>
@@ -5137,7 +5043,7 @@
           <w:rFonts w:ascii="Calibri" w:cs="Calibri" w:eastAsia="Calibri" w:hAnsi="Calibri"/>
           <w:b/>
           <w:bCs/>
-          <w:color w:val="1D9E75"/>
+          <w:color w:val="1A1A1A"/>
           <w:sz w:val="21"/>
           <w:szCs w:val="21"/>
         </w:rPr>
@@ -5166,7 +5072,7 @@
           <w:rFonts w:ascii="Calibri" w:cs="Calibri" w:eastAsia="Calibri" w:hAnsi="Calibri"/>
           <w:b/>
           <w:bCs/>
-          <w:color w:val="1D9E75"/>
+          <w:color w:val="1A1A1A"/>
           <w:sz w:val="21"/>
           <w:szCs w:val="21"/>
         </w:rPr>
@@ -5195,7 +5101,7 @@
           <w:rFonts w:ascii="Calibri" w:cs="Calibri" w:eastAsia="Calibri" w:hAnsi="Calibri"/>
           <w:b/>
           <w:bCs/>
-          <w:color w:val="1D9E75"/>
+          <w:color w:val="1A1A1A"/>
           <w:sz w:val="21"/>
           <w:szCs w:val="21"/>
         </w:rPr>
@@ -5224,7 +5130,7 @@
           <w:rFonts w:ascii="Calibri" w:cs="Calibri" w:eastAsia="Calibri" w:hAnsi="Calibri"/>
           <w:b/>
           <w:bCs/>
-          <w:color w:val="1D9E75"/>
+          <w:color w:val="1A1A1A"/>
           <w:sz w:val="21"/>
           <w:szCs w:val="21"/>
         </w:rPr>
@@ -5248,7 +5154,7 @@
           <w:rFonts w:ascii="Calibri" w:cs="Calibri" w:eastAsia="Calibri" w:hAnsi="Calibri"/>
           <w:b/>
           <w:bCs/>
-          <w:color w:val="6B7772"/>
+          <w:color w:val="666666"/>
           <w:sz w:val="18"/>
           <w:szCs w:val="18"/>
         </w:rPr>
@@ -5257,7 +5163,7 @@
       <w:r>
         <w:rPr>
           <w:rFonts w:ascii="Calibri" w:cs="Calibri" w:eastAsia="Calibri" w:hAnsi="Calibri"/>
-          <w:color w:val="6B7772"/>
+          <w:color w:val="666666"/>
           <w:sz w:val="18"/>
           <w:szCs w:val="18"/>
         </w:rPr>
@@ -5268,7 +5174,7 @@
           <w:rFonts w:ascii="Calibri" w:cs="Calibri" w:eastAsia="Calibri" w:hAnsi="Calibri"/>
           <w:b/>
           <w:bCs/>
-          <w:color w:val="6B7772"/>
+          <w:color w:val="666666"/>
           <w:sz w:val="18"/>
           <w:szCs w:val="18"/>
         </w:rPr>
@@ -5277,7 +5183,7 @@
       <w:r>
         <w:rPr>
           <w:rFonts w:ascii="Calibri" w:cs="Calibri" w:eastAsia="Calibri" w:hAnsi="Calibri"/>
-          <w:color w:val="6B7772"/>
+          <w:color w:val="666666"/>
           <w:sz w:val="18"/>
           <w:szCs w:val="18"/>
         </w:rPr>
@@ -5288,7 +5194,7 @@
           <w:rFonts w:ascii="Calibri" w:cs="Calibri" w:eastAsia="Calibri" w:hAnsi="Calibri"/>
           <w:b/>
           <w:bCs/>
-          <w:color w:val="6B7772"/>
+          <w:color w:val="666666"/>
           <w:sz w:val="18"/>
           <w:szCs w:val="18"/>
         </w:rPr>
@@ -5297,7 +5203,7 @@
       <w:r>
         <w:rPr>
           <w:rFonts w:ascii="Calibri" w:cs="Calibri" w:eastAsia="Calibri" w:hAnsi="Calibri"/>
-          <w:color w:val="6B7772"/>
+          <w:color w:val="666666"/>
           <w:sz w:val="18"/>
           <w:szCs w:val="18"/>
         </w:rPr>
@@ -5315,7 +5221,7 @@
           <w:rFonts w:ascii="Calibri" w:cs="Calibri" w:eastAsia="Calibri" w:hAnsi="Calibri"/>
           <w:b/>
           <w:bCs/>
-          <w:color w:val="17402F"/>
+          <w:color w:val="1A1A1A"/>
           <w:sz w:val="24"/>
           <w:szCs w:val="24"/>
         </w:rPr>
@@ -5324,12 +5230,8 @@
     </w:p>
     <w:p>
       <w:pPr>
-        <w:pBdr>
-          <w:left w:val="single" w:color="1D9E75" w:sz="18" w:space="10"/>
-        </w:pBdr>
-        <w:shd w:fill="F2F7F5" w:color="auto" w:val="clear"/>
-        <w:spacing w:after="140" w:before="80" w:line="276"/>
-        <w:ind w:left="200" w:right="200"/>
+        <w:spacing w:after="120" w:before="60" w:line="276"/>
+        <w:ind w:left="340"/>
       </w:pPr>
       <w:r>
         <w:rPr>
@@ -5400,7 +5302,7 @@
           <w:rFonts w:ascii="Calibri" w:cs="Calibri" w:eastAsia="Calibri" w:hAnsi="Calibri"/>
           <w:b/>
           <w:bCs/>
-          <w:color w:val="1D9E75"/>
+          <w:color w:val="1A1A1A"/>
           <w:sz w:val="21"/>
           <w:szCs w:val="21"/>
         </w:rPr>
@@ -5429,7 +5331,7 @@
           <w:rFonts w:ascii="Calibri" w:cs="Calibri" w:eastAsia="Calibri" w:hAnsi="Calibri"/>
           <w:b/>
           <w:bCs/>
-          <w:color w:val="1D9E75"/>
+          <w:color w:val="1A1A1A"/>
           <w:sz w:val="21"/>
           <w:szCs w:val="21"/>
         </w:rPr>
@@ -5458,7 +5360,7 @@
           <w:rFonts w:ascii="Calibri" w:cs="Calibri" w:eastAsia="Calibri" w:hAnsi="Calibri"/>
           <w:b/>
           <w:bCs/>
-          <w:color w:val="1D9E75"/>
+          <w:color w:val="1A1A1A"/>
           <w:sz w:val="21"/>
           <w:szCs w:val="21"/>
         </w:rPr>
@@ -5487,7 +5389,7 @@
           <w:rFonts w:ascii="Calibri" w:cs="Calibri" w:eastAsia="Calibri" w:hAnsi="Calibri"/>
           <w:b/>
           <w:bCs/>
-          <w:color w:val="1D9E75"/>
+          <w:color w:val="1A1A1A"/>
           <w:sz w:val="21"/>
           <w:szCs w:val="21"/>
         </w:rPr>
@@ -5511,7 +5413,7 @@
           <w:rFonts w:ascii="Calibri" w:cs="Calibri" w:eastAsia="Calibri" w:hAnsi="Calibri"/>
           <w:b/>
           <w:bCs/>
-          <w:color w:val="6B7772"/>
+          <w:color w:val="666666"/>
           <w:sz w:val="18"/>
           <w:szCs w:val="18"/>
         </w:rPr>
@@ -5520,7 +5422,7 @@
       <w:r>
         <w:rPr>
           <w:rFonts w:ascii="Calibri" w:cs="Calibri" w:eastAsia="Calibri" w:hAnsi="Calibri"/>
-          <w:color w:val="6B7772"/>
+          <w:color w:val="666666"/>
           <w:sz w:val="18"/>
           <w:szCs w:val="18"/>
         </w:rPr>
@@ -5531,7 +5433,7 @@
           <w:rFonts w:ascii="Calibri" w:cs="Calibri" w:eastAsia="Calibri" w:hAnsi="Calibri"/>
           <w:b/>
           <w:bCs/>
-          <w:color w:val="6B7772"/>
+          <w:color w:val="666666"/>
           <w:sz w:val="18"/>
           <w:szCs w:val="18"/>
         </w:rPr>
@@ -5540,7 +5442,7 @@
       <w:r>
         <w:rPr>
           <w:rFonts w:ascii="Calibri" w:cs="Calibri" w:eastAsia="Calibri" w:hAnsi="Calibri"/>
-          <w:color w:val="6B7772"/>
+          <w:color w:val="666666"/>
           <w:sz w:val="18"/>
           <w:szCs w:val="18"/>
         </w:rPr>
@@ -5551,7 +5453,7 @@
           <w:rFonts w:ascii="Calibri" w:cs="Calibri" w:eastAsia="Calibri" w:hAnsi="Calibri"/>
           <w:b/>
           <w:bCs/>
-          <w:color w:val="6B7772"/>
+          <w:color w:val="666666"/>
           <w:sz w:val="18"/>
           <w:szCs w:val="18"/>
         </w:rPr>
@@ -5560,7 +5462,7 @@
       <w:r>
         <w:rPr>
           <w:rFonts w:ascii="Calibri" w:cs="Calibri" w:eastAsia="Calibri" w:hAnsi="Calibri"/>
-          <w:color w:val="6B7772"/>
+          <w:color w:val="666666"/>
           <w:sz w:val="18"/>
           <w:szCs w:val="18"/>
         </w:rPr>
@@ -5578,7 +5480,7 @@
           <w:rFonts w:ascii="Calibri" w:cs="Calibri" w:eastAsia="Calibri" w:hAnsi="Calibri"/>
           <w:b/>
           <w:bCs/>
-          <w:color w:val="17402F"/>
+          <w:color w:val="1A1A1A"/>
           <w:sz w:val="24"/>
           <w:szCs w:val="24"/>
         </w:rPr>
@@ -5587,12 +5489,8 @@
     </w:p>
     <w:p>
       <w:pPr>
-        <w:pBdr>
-          <w:left w:val="single" w:color="1D9E75" w:sz="18" w:space="10"/>
-        </w:pBdr>
-        <w:shd w:fill="F2F7F5" w:color="auto" w:val="clear"/>
-        <w:spacing w:after="140" w:before="80" w:line="276"/>
-        <w:ind w:left="200" w:right="200"/>
+        <w:spacing w:after="120" w:before="60" w:line="276"/>
+        <w:ind w:left="340"/>
       </w:pPr>
       <w:r>
         <w:rPr>
@@ -5663,7 +5561,7 @@
           <w:rFonts w:ascii="Calibri" w:cs="Calibri" w:eastAsia="Calibri" w:hAnsi="Calibri"/>
           <w:b/>
           <w:bCs/>
-          <w:color w:val="1D9E75"/>
+          <w:color w:val="1A1A1A"/>
           <w:sz w:val="21"/>
           <w:szCs w:val="21"/>
         </w:rPr>
@@ -5692,7 +5590,7 @@
           <w:rFonts w:ascii="Calibri" w:cs="Calibri" w:eastAsia="Calibri" w:hAnsi="Calibri"/>
           <w:b/>
           <w:bCs/>
-          <w:color w:val="1D9E75"/>
+          <w:color w:val="1A1A1A"/>
           <w:sz w:val="21"/>
           <w:szCs w:val="21"/>
         </w:rPr>
@@ -5721,7 +5619,7 @@
           <w:rFonts w:ascii="Calibri" w:cs="Calibri" w:eastAsia="Calibri" w:hAnsi="Calibri"/>
           <w:b/>
           <w:bCs/>
-          <w:color w:val="1D9E75"/>
+          <w:color w:val="1A1A1A"/>
           <w:sz w:val="21"/>
           <w:szCs w:val="21"/>
         </w:rPr>
@@ -5750,7 +5648,7 @@
           <w:rFonts w:ascii="Calibri" w:cs="Calibri" w:eastAsia="Calibri" w:hAnsi="Calibri"/>
           <w:b/>
           <w:bCs/>
-          <w:color w:val="1D9E75"/>
+          <w:color w:val="1A1A1A"/>
           <w:sz w:val="21"/>
           <w:szCs w:val="21"/>
         </w:rPr>
@@ -5779,7 +5677,7 @@
           <w:rFonts w:ascii="Calibri" w:cs="Calibri" w:eastAsia="Calibri" w:hAnsi="Calibri"/>
           <w:b/>
           <w:bCs/>
-          <w:color w:val="1D9E75"/>
+          <w:color w:val="1A1A1A"/>
           <w:sz w:val="21"/>
           <w:szCs w:val="21"/>
         </w:rPr>
@@ -5803,7 +5701,7 @@
           <w:rFonts w:ascii="Calibri" w:cs="Calibri" w:eastAsia="Calibri" w:hAnsi="Calibri"/>
           <w:b/>
           <w:bCs/>
-          <w:color w:val="6B7772"/>
+          <w:color w:val="666666"/>
           <w:sz w:val="18"/>
           <w:szCs w:val="18"/>
         </w:rPr>
@@ -5812,7 +5710,7 @@
       <w:r>
         <w:rPr>
           <w:rFonts w:ascii="Calibri" w:cs="Calibri" w:eastAsia="Calibri" w:hAnsi="Calibri"/>
-          <w:color w:val="6B7772"/>
+          <w:color w:val="666666"/>
           <w:sz w:val="18"/>
           <w:szCs w:val="18"/>
         </w:rPr>
@@ -5823,7 +5721,7 @@
           <w:rFonts w:ascii="Calibri" w:cs="Calibri" w:eastAsia="Calibri" w:hAnsi="Calibri"/>
           <w:b/>
           <w:bCs/>
-          <w:color w:val="6B7772"/>
+          <w:color w:val="666666"/>
           <w:sz w:val="18"/>
           <w:szCs w:val="18"/>
         </w:rPr>
@@ -5832,7 +5730,7 @@
       <w:r>
         <w:rPr>
           <w:rFonts w:ascii="Calibri" w:cs="Calibri" w:eastAsia="Calibri" w:hAnsi="Calibri"/>
-          <w:color w:val="6B7772"/>
+          <w:color w:val="666666"/>
           <w:sz w:val="18"/>
           <w:szCs w:val="18"/>
         </w:rPr>
@@ -5843,7 +5741,7 @@
           <w:rFonts w:ascii="Calibri" w:cs="Calibri" w:eastAsia="Calibri" w:hAnsi="Calibri"/>
           <w:b/>
           <w:bCs/>
-          <w:color w:val="6B7772"/>
+          <w:color w:val="666666"/>
           <w:sz w:val="18"/>
           <w:szCs w:val="18"/>
         </w:rPr>
@@ -5852,7 +5750,7 @@
       <w:r>
         <w:rPr>
           <w:rFonts w:ascii="Calibri" w:cs="Calibri" w:eastAsia="Calibri" w:hAnsi="Calibri"/>
-          <w:color w:val="6B7772"/>
+          <w:color w:val="666666"/>
           <w:sz w:val="18"/>
           <w:szCs w:val="18"/>
         </w:rPr>
@@ -5870,7 +5768,7 @@
           <w:rFonts w:ascii="Calibri" w:cs="Calibri" w:eastAsia="Calibri" w:hAnsi="Calibri"/>
           <w:b/>
           <w:bCs/>
-          <w:color w:val="17402F"/>
+          <w:color w:val="1A1A1A"/>
           <w:sz w:val="24"/>
           <w:szCs w:val="24"/>
         </w:rPr>
@@ -5879,12 +5777,8 @@
     </w:p>
     <w:p>
       <w:pPr>
-        <w:pBdr>
-          <w:left w:val="single" w:color="1D9E75" w:sz="18" w:space="10"/>
-        </w:pBdr>
-        <w:shd w:fill="F2F7F5" w:color="auto" w:val="clear"/>
-        <w:spacing w:after="140" w:before="80" w:line="276"/>
-        <w:ind w:left="200" w:right="200"/>
+        <w:spacing w:after="120" w:before="60" w:line="276"/>
+        <w:ind w:left="340"/>
       </w:pPr>
       <w:r>
         <w:rPr>
@@ -5955,7 +5849,7 @@
           <w:rFonts w:ascii="Calibri" w:cs="Calibri" w:eastAsia="Calibri" w:hAnsi="Calibri"/>
           <w:b/>
           <w:bCs/>
-          <w:color w:val="1D9E75"/>
+          <w:color w:val="1A1A1A"/>
           <w:sz w:val="21"/>
           <w:szCs w:val="21"/>
         </w:rPr>
@@ -5984,7 +5878,7 @@
           <w:rFonts w:ascii="Calibri" w:cs="Calibri" w:eastAsia="Calibri" w:hAnsi="Calibri"/>
           <w:b/>
           <w:bCs/>
-          <w:color w:val="1D9E75"/>
+          <w:color w:val="1A1A1A"/>
           <w:sz w:val="21"/>
           <w:szCs w:val="21"/>
         </w:rPr>
@@ -6013,7 +5907,7 @@
           <w:rFonts w:ascii="Calibri" w:cs="Calibri" w:eastAsia="Calibri" w:hAnsi="Calibri"/>
           <w:b/>
           <w:bCs/>
-          <w:color w:val="1D9E75"/>
+          <w:color w:val="1A1A1A"/>
           <w:sz w:val="21"/>
           <w:szCs w:val="21"/>
         </w:rPr>
@@ -6037,7 +5931,7 @@
           <w:rFonts w:ascii="Calibri" w:cs="Calibri" w:eastAsia="Calibri" w:hAnsi="Calibri"/>
           <w:b/>
           <w:bCs/>
-          <w:color w:val="6B7772"/>
+          <w:color w:val="666666"/>
           <w:sz w:val="18"/>
           <w:szCs w:val="18"/>
         </w:rPr>
@@ -6046,7 +5940,7 @@
       <w:r>
         <w:rPr>
           <w:rFonts w:ascii="Calibri" w:cs="Calibri" w:eastAsia="Calibri" w:hAnsi="Calibri"/>
-          <w:color w:val="6B7772"/>
+          <w:color w:val="666666"/>
           <w:sz w:val="18"/>
           <w:szCs w:val="18"/>
         </w:rPr>
@@ -6057,7 +5951,7 @@
           <w:rFonts w:ascii="Calibri" w:cs="Calibri" w:eastAsia="Calibri" w:hAnsi="Calibri"/>
           <w:b/>
           <w:bCs/>
-          <w:color w:val="6B7772"/>
+          <w:color w:val="666666"/>
           <w:sz w:val="18"/>
           <w:szCs w:val="18"/>
         </w:rPr>
@@ -6066,7 +5960,7 @@
       <w:r>
         <w:rPr>
           <w:rFonts w:ascii="Calibri" w:cs="Calibri" w:eastAsia="Calibri" w:hAnsi="Calibri"/>
-          <w:color w:val="6B7772"/>
+          <w:color w:val="666666"/>
           <w:sz w:val="18"/>
           <w:szCs w:val="18"/>
         </w:rPr>
@@ -6077,7 +5971,7 @@
           <w:rFonts w:ascii="Calibri" w:cs="Calibri" w:eastAsia="Calibri" w:hAnsi="Calibri"/>
           <w:b/>
           <w:bCs/>
-          <w:color w:val="6B7772"/>
+          <w:color w:val="666666"/>
           <w:sz w:val="18"/>
           <w:szCs w:val="18"/>
         </w:rPr>
@@ -6086,7 +5980,7 @@
       <w:r>
         <w:rPr>
           <w:rFonts w:ascii="Calibri" w:cs="Calibri" w:eastAsia="Calibri" w:hAnsi="Calibri"/>
-          <w:color w:val="6B7772"/>
+          <w:color w:val="666666"/>
           <w:sz w:val="18"/>
           <w:szCs w:val="18"/>
         </w:rPr>
@@ -6097,19 +5991,16 @@
       <w:pPr>
         <w:pStyle w:val="Heading1"/>
         <w:keepNext/>
-        <w:pBdr>
-          <w:bottom w:val="single" w:color="D7DEDB" w:sz="6" w:space="6"/>
-        </w:pBdr>
-        <w:spacing w:after="140" w:before="380"/>
-      </w:pPr>
-      <w:r>
-        <w:rPr>
-          <w:rFonts w:ascii="Calibri" w:cs="Calibri" w:eastAsia="Calibri" w:hAnsi="Calibri"/>
-          <w:b/>
-          <w:bCs/>
-          <w:color w:val="1D9E75"/>
-          <w:sz w:val="30"/>
-          <w:szCs w:val="30"/>
+        <w:spacing w:after="120" w:before="320"/>
+      </w:pPr>
+      <w:r>
+        <w:rPr>
+          <w:rFonts w:ascii="Calibri" w:cs="Calibri" w:eastAsia="Calibri" w:hAnsi="Calibri"/>
+          <w:b/>
+          <w:bCs/>
+          <w:color w:val="1A1A1A"/>
+          <w:sz w:val="26"/>
+          <w:szCs w:val="26"/>
         </w:rPr>
         <w:t xml:space="preserve">E4. Style it</w:t>
       </w:r>
@@ -6125,7 +6016,7 @@
           <w:rFonts w:ascii="Calibri" w:cs="Calibri" w:eastAsia="Calibri" w:hAnsi="Calibri"/>
           <w:b/>
           <w:bCs/>
-          <w:color w:val="17402F"/>
+          <w:color w:val="1A1A1A"/>
           <w:sz w:val="24"/>
           <w:szCs w:val="24"/>
         </w:rPr>
@@ -6134,12 +6025,8 @@
     </w:p>
     <w:p>
       <w:pPr>
-        <w:pBdr>
-          <w:left w:val="single" w:color="1D9E75" w:sz="18" w:space="10"/>
-        </w:pBdr>
-        <w:shd w:fill="F2F7F5" w:color="auto" w:val="clear"/>
-        <w:spacing w:after="140" w:before="80" w:line="276"/>
-        <w:ind w:left="200" w:right="200"/>
+        <w:spacing w:after="120" w:before="60" w:line="276"/>
+        <w:ind w:left="340"/>
       </w:pPr>
       <w:r>
         <w:rPr>
@@ -6210,7 +6097,7 @@
           <w:rFonts w:ascii="Calibri" w:cs="Calibri" w:eastAsia="Calibri" w:hAnsi="Calibri"/>
           <w:b/>
           <w:bCs/>
-          <w:color w:val="1D9E75"/>
+          <w:color w:val="1A1A1A"/>
           <w:sz w:val="21"/>
           <w:szCs w:val="21"/>
         </w:rPr>
@@ -6239,7 +6126,7 @@
           <w:rFonts w:ascii="Calibri" w:cs="Calibri" w:eastAsia="Calibri" w:hAnsi="Calibri"/>
           <w:b/>
           <w:bCs/>
-          <w:color w:val="1D9E75"/>
+          <w:color w:val="1A1A1A"/>
           <w:sz w:val="21"/>
           <w:szCs w:val="21"/>
         </w:rPr>
@@ -6268,7 +6155,7 @@
           <w:rFonts w:ascii="Calibri" w:cs="Calibri" w:eastAsia="Calibri" w:hAnsi="Calibri"/>
           <w:b/>
           <w:bCs/>
-          <w:color w:val="1D9E75"/>
+          <w:color w:val="1A1A1A"/>
           <w:sz w:val="21"/>
           <w:szCs w:val="21"/>
         </w:rPr>
@@ -6297,7 +6184,7 @@
           <w:rFonts w:ascii="Calibri" w:cs="Calibri" w:eastAsia="Calibri" w:hAnsi="Calibri"/>
           <w:b/>
           <w:bCs/>
-          <w:color w:val="1D9E75"/>
+          <w:color w:val="1A1A1A"/>
           <w:sz w:val="21"/>
           <w:szCs w:val="21"/>
         </w:rPr>
@@ -6321,7 +6208,7 @@
           <w:rFonts w:ascii="Calibri" w:cs="Calibri" w:eastAsia="Calibri" w:hAnsi="Calibri"/>
           <w:b/>
           <w:bCs/>
-          <w:color w:val="6B7772"/>
+          <w:color w:val="666666"/>
           <w:sz w:val="18"/>
           <w:szCs w:val="18"/>
         </w:rPr>
@@ -6330,7 +6217,7 @@
       <w:r>
         <w:rPr>
           <w:rFonts w:ascii="Calibri" w:cs="Calibri" w:eastAsia="Calibri" w:hAnsi="Calibri"/>
-          <w:color w:val="6B7772"/>
+          <w:color w:val="666666"/>
           <w:sz w:val="18"/>
           <w:szCs w:val="18"/>
         </w:rPr>
@@ -6341,7 +6228,7 @@
           <w:rFonts w:ascii="Calibri" w:cs="Calibri" w:eastAsia="Calibri" w:hAnsi="Calibri"/>
           <w:b/>
           <w:bCs/>
-          <w:color w:val="6B7772"/>
+          <w:color w:val="666666"/>
           <w:sz w:val="18"/>
           <w:szCs w:val="18"/>
         </w:rPr>
@@ -6350,7 +6237,7 @@
       <w:r>
         <w:rPr>
           <w:rFonts w:ascii="Calibri" w:cs="Calibri" w:eastAsia="Calibri" w:hAnsi="Calibri"/>
-          <w:color w:val="6B7772"/>
+          <w:color w:val="666666"/>
           <w:sz w:val="18"/>
           <w:szCs w:val="18"/>
         </w:rPr>
@@ -6361,7 +6248,7 @@
           <w:rFonts w:ascii="Calibri" w:cs="Calibri" w:eastAsia="Calibri" w:hAnsi="Calibri"/>
           <w:b/>
           <w:bCs/>
-          <w:color w:val="6B7772"/>
+          <w:color w:val="666666"/>
           <w:sz w:val="18"/>
           <w:szCs w:val="18"/>
         </w:rPr>
@@ -6370,7 +6257,7 @@
       <w:r>
         <w:rPr>
           <w:rFonts w:ascii="Calibri" w:cs="Calibri" w:eastAsia="Calibri" w:hAnsi="Calibri"/>
-          <w:color w:val="6B7772"/>
+          <w:color w:val="666666"/>
           <w:sz w:val="18"/>
           <w:szCs w:val="18"/>
         </w:rPr>
@@ -6388,7 +6275,7 @@
           <w:rFonts w:ascii="Calibri" w:cs="Calibri" w:eastAsia="Calibri" w:hAnsi="Calibri"/>
           <w:b/>
           <w:bCs/>
-          <w:color w:val="17402F"/>
+          <w:color w:val="1A1A1A"/>
           <w:sz w:val="24"/>
           <w:szCs w:val="24"/>
         </w:rPr>
@@ -6397,12 +6284,8 @@
     </w:p>
     <w:p>
       <w:pPr>
-        <w:pBdr>
-          <w:left w:val="single" w:color="1D9E75" w:sz="18" w:space="10"/>
-        </w:pBdr>
-        <w:shd w:fill="F2F7F5" w:color="auto" w:val="clear"/>
-        <w:spacing w:after="140" w:before="80" w:line="276"/>
-        <w:ind w:left="200" w:right="200"/>
+        <w:spacing w:after="120" w:before="60" w:line="276"/>
+        <w:ind w:left="340"/>
       </w:pPr>
       <w:r>
         <w:rPr>
@@ -6473,7 +6356,7 @@
           <w:rFonts w:ascii="Calibri" w:cs="Calibri" w:eastAsia="Calibri" w:hAnsi="Calibri"/>
           <w:b/>
           <w:bCs/>
-          <w:color w:val="1D9E75"/>
+          <w:color w:val="1A1A1A"/>
           <w:sz w:val="21"/>
           <w:szCs w:val="21"/>
         </w:rPr>
@@ -6502,7 +6385,7 @@
           <w:rFonts w:ascii="Calibri" w:cs="Calibri" w:eastAsia="Calibri" w:hAnsi="Calibri"/>
           <w:b/>
           <w:bCs/>
-          <w:color w:val="1D9E75"/>
+          <w:color w:val="1A1A1A"/>
           <w:sz w:val="21"/>
           <w:szCs w:val="21"/>
         </w:rPr>
@@ -6531,7 +6414,7 @@
           <w:rFonts w:ascii="Calibri" w:cs="Calibri" w:eastAsia="Calibri" w:hAnsi="Calibri"/>
           <w:b/>
           <w:bCs/>
-          <w:color w:val="1D9E75"/>
+          <w:color w:val="1A1A1A"/>
           <w:sz w:val="21"/>
           <w:szCs w:val="21"/>
         </w:rPr>
@@ -6560,7 +6443,7 @@
           <w:rFonts w:ascii="Calibri" w:cs="Calibri" w:eastAsia="Calibri" w:hAnsi="Calibri"/>
           <w:b/>
           <w:bCs/>
-          <w:color w:val="1D9E75"/>
+          <w:color w:val="1A1A1A"/>
           <w:sz w:val="21"/>
           <w:szCs w:val="21"/>
         </w:rPr>
@@ -6584,7 +6467,7 @@
           <w:rFonts w:ascii="Calibri" w:cs="Calibri" w:eastAsia="Calibri" w:hAnsi="Calibri"/>
           <w:b/>
           <w:bCs/>
-          <w:color w:val="6B7772"/>
+          <w:color w:val="666666"/>
           <w:sz w:val="18"/>
           <w:szCs w:val="18"/>
         </w:rPr>
@@ -6593,7 +6476,7 @@
       <w:r>
         <w:rPr>
           <w:rFonts w:ascii="Calibri" w:cs="Calibri" w:eastAsia="Calibri" w:hAnsi="Calibri"/>
-          <w:color w:val="6B7772"/>
+          <w:color w:val="666666"/>
           <w:sz w:val="18"/>
           <w:szCs w:val="18"/>
         </w:rPr>
@@ -6604,7 +6487,7 @@
           <w:rFonts w:ascii="Calibri" w:cs="Calibri" w:eastAsia="Calibri" w:hAnsi="Calibri"/>
           <w:b/>
           <w:bCs/>
-          <w:color w:val="6B7772"/>
+          <w:color w:val="666666"/>
           <w:sz w:val="18"/>
           <w:szCs w:val="18"/>
         </w:rPr>
@@ -6613,7 +6496,7 @@
       <w:r>
         <w:rPr>
           <w:rFonts w:ascii="Calibri" w:cs="Calibri" w:eastAsia="Calibri" w:hAnsi="Calibri"/>
-          <w:color w:val="6B7772"/>
+          <w:color w:val="666666"/>
           <w:sz w:val="18"/>
           <w:szCs w:val="18"/>
         </w:rPr>
@@ -6624,7 +6507,7 @@
           <w:rFonts w:ascii="Calibri" w:cs="Calibri" w:eastAsia="Calibri" w:hAnsi="Calibri"/>
           <w:b/>
           <w:bCs/>
-          <w:color w:val="6B7772"/>
+          <w:color w:val="666666"/>
           <w:sz w:val="18"/>
           <w:szCs w:val="18"/>
         </w:rPr>
@@ -6633,7 +6516,7 @@
       <w:r>
         <w:rPr>
           <w:rFonts w:ascii="Calibri" w:cs="Calibri" w:eastAsia="Calibri" w:hAnsi="Calibri"/>
-          <w:color w:val="6B7772"/>
+          <w:color w:val="666666"/>
           <w:sz w:val="18"/>
           <w:szCs w:val="18"/>
         </w:rPr>
@@ -6651,7 +6534,7 @@
           <w:rFonts w:ascii="Calibri" w:cs="Calibri" w:eastAsia="Calibri" w:hAnsi="Calibri"/>
           <w:b/>
           <w:bCs/>
-          <w:color w:val="17402F"/>
+          <w:color w:val="1A1A1A"/>
           <w:sz w:val="24"/>
           <w:szCs w:val="24"/>
         </w:rPr>
@@ -6660,12 +6543,8 @@
     </w:p>
     <w:p>
       <w:pPr>
-        <w:pBdr>
-          <w:left w:val="single" w:color="1D9E75" w:sz="18" w:space="10"/>
-        </w:pBdr>
-        <w:shd w:fill="F2F7F5" w:color="auto" w:val="clear"/>
-        <w:spacing w:after="140" w:before="80" w:line="276"/>
-        <w:ind w:left="200" w:right="200"/>
+        <w:spacing w:after="120" w:before="60" w:line="276"/>
+        <w:ind w:left="340"/>
       </w:pPr>
       <w:r>
         <w:rPr>
@@ -6736,7 +6615,7 @@
           <w:rFonts w:ascii="Calibri" w:cs="Calibri" w:eastAsia="Calibri" w:hAnsi="Calibri"/>
           <w:b/>
           <w:bCs/>
-          <w:color w:val="1D9E75"/>
+          <w:color w:val="1A1A1A"/>
           <w:sz w:val="21"/>
           <w:szCs w:val="21"/>
         </w:rPr>
@@ -6765,7 +6644,7 @@
           <w:rFonts w:ascii="Calibri" w:cs="Calibri" w:eastAsia="Calibri" w:hAnsi="Calibri"/>
           <w:b/>
           <w:bCs/>
-          <w:color w:val="1D9E75"/>
+          <w:color w:val="1A1A1A"/>
           <w:sz w:val="21"/>
           <w:szCs w:val="21"/>
         </w:rPr>
@@ -6794,7 +6673,7 @@
           <w:rFonts w:ascii="Calibri" w:cs="Calibri" w:eastAsia="Calibri" w:hAnsi="Calibri"/>
           <w:b/>
           <w:bCs/>
-          <w:color w:val="1D9E75"/>
+          <w:color w:val="1A1A1A"/>
           <w:sz w:val="21"/>
           <w:szCs w:val="21"/>
         </w:rPr>
@@ -6823,7 +6702,7 @@
           <w:rFonts w:ascii="Calibri" w:cs="Calibri" w:eastAsia="Calibri" w:hAnsi="Calibri"/>
           <w:b/>
           <w:bCs/>
-          <w:color w:val="1D9E75"/>
+          <w:color w:val="1A1A1A"/>
           <w:sz w:val="21"/>
           <w:szCs w:val="21"/>
         </w:rPr>
@@ -6847,7 +6726,7 @@
           <w:rFonts w:ascii="Calibri" w:cs="Calibri" w:eastAsia="Calibri" w:hAnsi="Calibri"/>
           <w:b/>
           <w:bCs/>
-          <w:color w:val="6B7772"/>
+          <w:color w:val="666666"/>
           <w:sz w:val="18"/>
           <w:szCs w:val="18"/>
         </w:rPr>
@@ -6856,7 +6735,7 @@
       <w:r>
         <w:rPr>
           <w:rFonts w:ascii="Calibri" w:cs="Calibri" w:eastAsia="Calibri" w:hAnsi="Calibri"/>
-          <w:color w:val="6B7772"/>
+          <w:color w:val="666666"/>
           <w:sz w:val="18"/>
           <w:szCs w:val="18"/>
         </w:rPr>
@@ -6867,7 +6746,7 @@
           <w:rFonts w:ascii="Calibri" w:cs="Calibri" w:eastAsia="Calibri" w:hAnsi="Calibri"/>
           <w:b/>
           <w:bCs/>
-          <w:color w:val="6B7772"/>
+          <w:color w:val="666666"/>
           <w:sz w:val="18"/>
           <w:szCs w:val="18"/>
         </w:rPr>
@@ -6876,7 +6755,7 @@
       <w:r>
         <w:rPr>
           <w:rFonts w:ascii="Calibri" w:cs="Calibri" w:eastAsia="Calibri" w:hAnsi="Calibri"/>
-          <w:color w:val="6B7772"/>
+          <w:color w:val="666666"/>
           <w:sz w:val="18"/>
           <w:szCs w:val="18"/>
         </w:rPr>
@@ -6887,7 +6766,7 @@
           <w:rFonts w:ascii="Calibri" w:cs="Calibri" w:eastAsia="Calibri" w:hAnsi="Calibri"/>
           <w:b/>
           <w:bCs/>
-          <w:color w:val="6B7772"/>
+          <w:color w:val="666666"/>
           <w:sz w:val="18"/>
           <w:szCs w:val="18"/>
         </w:rPr>
@@ -6896,7 +6775,7 @@
       <w:r>
         <w:rPr>
           <w:rFonts w:ascii="Calibri" w:cs="Calibri" w:eastAsia="Calibri" w:hAnsi="Calibri"/>
-          <w:color w:val="6B7772"/>
+          <w:color w:val="666666"/>
           <w:sz w:val="18"/>
           <w:szCs w:val="18"/>
         </w:rPr>
@@ -6914,7 +6793,7 @@
           <w:rFonts w:ascii="Calibri" w:cs="Calibri" w:eastAsia="Calibri" w:hAnsi="Calibri"/>
           <w:b/>
           <w:bCs/>
-          <w:color w:val="17402F"/>
+          <w:color w:val="1A1A1A"/>
           <w:sz w:val="24"/>
           <w:szCs w:val="24"/>
         </w:rPr>
@@ -6923,12 +6802,8 @@
     </w:p>
     <w:p>
       <w:pPr>
-        <w:pBdr>
-          <w:left w:val="single" w:color="1D9E75" w:sz="18" w:space="10"/>
-        </w:pBdr>
-        <w:shd w:fill="F2F7F5" w:color="auto" w:val="clear"/>
-        <w:spacing w:after="140" w:before="80" w:line="276"/>
-        <w:ind w:left="200" w:right="200"/>
+        <w:spacing w:after="120" w:before="60" w:line="276"/>
+        <w:ind w:left="340"/>
       </w:pPr>
       <w:r>
         <w:rPr>
@@ -6999,7 +6874,7 @@
           <w:rFonts w:ascii="Calibri" w:cs="Calibri" w:eastAsia="Calibri" w:hAnsi="Calibri"/>
           <w:b/>
           <w:bCs/>
-          <w:color w:val="1D9E75"/>
+          <w:color w:val="1A1A1A"/>
           <w:sz w:val="21"/>
           <w:szCs w:val="21"/>
         </w:rPr>
@@ -7028,7 +6903,7 @@
           <w:rFonts w:ascii="Calibri" w:cs="Calibri" w:eastAsia="Calibri" w:hAnsi="Calibri"/>
           <w:b/>
           <w:bCs/>
-          <w:color w:val="1D9E75"/>
+          <w:color w:val="1A1A1A"/>
           <w:sz w:val="21"/>
           <w:szCs w:val="21"/>
         </w:rPr>
@@ -7057,7 +6932,7 @@
           <w:rFonts w:ascii="Calibri" w:cs="Calibri" w:eastAsia="Calibri" w:hAnsi="Calibri"/>
           <w:b/>
           <w:bCs/>
-          <w:color w:val="1D9E75"/>
+          <w:color w:val="1A1A1A"/>
           <w:sz w:val="21"/>
           <w:szCs w:val="21"/>
         </w:rPr>
@@ -7086,7 +6961,7 @@
           <w:rFonts w:ascii="Calibri" w:cs="Calibri" w:eastAsia="Calibri" w:hAnsi="Calibri"/>
           <w:b/>
           <w:bCs/>
-          <w:color w:val="1D9E75"/>
+          <w:color w:val="1A1A1A"/>
           <w:sz w:val="21"/>
           <w:szCs w:val="21"/>
         </w:rPr>
@@ -7115,7 +6990,7 @@
           <w:rFonts w:ascii="Calibri" w:cs="Calibri" w:eastAsia="Calibri" w:hAnsi="Calibri"/>
           <w:b/>
           <w:bCs/>
-          <w:color w:val="1D9E75"/>
+          <w:color w:val="1A1A1A"/>
           <w:sz w:val="21"/>
           <w:szCs w:val="21"/>
         </w:rPr>
@@ -7139,7 +7014,7 @@
           <w:rFonts w:ascii="Calibri" w:cs="Calibri" w:eastAsia="Calibri" w:hAnsi="Calibri"/>
           <w:b/>
           <w:bCs/>
-          <w:color w:val="6B7772"/>
+          <w:color w:val="666666"/>
           <w:sz w:val="18"/>
           <w:szCs w:val="18"/>
         </w:rPr>
@@ -7148,7 +7023,7 @@
       <w:r>
         <w:rPr>
           <w:rFonts w:ascii="Calibri" w:cs="Calibri" w:eastAsia="Calibri" w:hAnsi="Calibri"/>
-          <w:color w:val="6B7772"/>
+          <w:color w:val="666666"/>
           <w:sz w:val="18"/>
           <w:szCs w:val="18"/>
         </w:rPr>
@@ -7159,7 +7034,7 @@
           <w:rFonts w:ascii="Calibri" w:cs="Calibri" w:eastAsia="Calibri" w:hAnsi="Calibri"/>
           <w:b/>
           <w:bCs/>
-          <w:color w:val="6B7772"/>
+          <w:color w:val="666666"/>
           <w:sz w:val="18"/>
           <w:szCs w:val="18"/>
         </w:rPr>
@@ -7168,7 +7043,7 @@
       <w:r>
         <w:rPr>
           <w:rFonts w:ascii="Calibri" w:cs="Calibri" w:eastAsia="Calibri" w:hAnsi="Calibri"/>
-          <w:color w:val="6B7772"/>
+          <w:color w:val="666666"/>
           <w:sz w:val="18"/>
           <w:szCs w:val="18"/>
         </w:rPr>
@@ -7179,7 +7054,7 @@
           <w:rFonts w:ascii="Calibri" w:cs="Calibri" w:eastAsia="Calibri" w:hAnsi="Calibri"/>
           <w:b/>
           <w:bCs/>
-          <w:color w:val="6B7772"/>
+          <w:color w:val="666666"/>
           <w:sz w:val="18"/>
           <w:szCs w:val="18"/>
         </w:rPr>
@@ -7188,7 +7063,7 @@
       <w:r>
         <w:rPr>
           <w:rFonts w:ascii="Calibri" w:cs="Calibri" w:eastAsia="Calibri" w:hAnsi="Calibri"/>
-          <w:color w:val="6B7772"/>
+          <w:color w:val="666666"/>
           <w:sz w:val="18"/>
           <w:szCs w:val="18"/>
         </w:rPr>
@@ -7206,7 +7081,7 @@
           <w:rFonts w:ascii="Calibri" w:cs="Calibri" w:eastAsia="Calibri" w:hAnsi="Calibri"/>
           <w:b/>
           <w:bCs/>
-          <w:color w:val="17402F"/>
+          <w:color w:val="1A1A1A"/>
           <w:sz w:val="24"/>
           <w:szCs w:val="24"/>
         </w:rPr>
@@ -7215,12 +7090,8 @@
     </w:p>
     <w:p>
       <w:pPr>
-        <w:pBdr>
-          <w:left w:val="single" w:color="1D9E75" w:sz="18" w:space="10"/>
-        </w:pBdr>
-        <w:shd w:fill="F2F7F5" w:color="auto" w:val="clear"/>
-        <w:spacing w:after="140" w:before="80" w:line="276"/>
-        <w:ind w:left="200" w:right="200"/>
+        <w:spacing w:after="120" w:before="60" w:line="276"/>
+        <w:ind w:left="340"/>
       </w:pPr>
       <w:r>
         <w:rPr>
@@ -7291,7 +7162,7 @@
           <w:rFonts w:ascii="Calibri" w:cs="Calibri" w:eastAsia="Calibri" w:hAnsi="Calibri"/>
           <w:b/>
           <w:bCs/>
-          <w:color w:val="1D9E75"/>
+          <w:color w:val="1A1A1A"/>
           <w:sz w:val="21"/>
           <w:szCs w:val="21"/>
         </w:rPr>
@@ -7320,7 +7191,7 @@
           <w:rFonts w:ascii="Calibri" w:cs="Calibri" w:eastAsia="Calibri" w:hAnsi="Calibri"/>
           <w:b/>
           <w:bCs/>
-          <w:color w:val="1D9E75"/>
+          <w:color w:val="1A1A1A"/>
           <w:sz w:val="21"/>
           <w:szCs w:val="21"/>
         </w:rPr>
@@ -7349,7 +7220,7 @@
           <w:rFonts w:ascii="Calibri" w:cs="Calibri" w:eastAsia="Calibri" w:hAnsi="Calibri"/>
           <w:b/>
           <w:bCs/>
-          <w:color w:val="1D9E75"/>
+          <w:color w:val="1A1A1A"/>
           <w:sz w:val="21"/>
           <w:szCs w:val="21"/>
         </w:rPr>
@@ -7378,7 +7249,7 @@
           <w:rFonts w:ascii="Calibri" w:cs="Calibri" w:eastAsia="Calibri" w:hAnsi="Calibri"/>
           <w:b/>
           <w:bCs/>
-          <w:color w:val="1D9E75"/>
+          <w:color w:val="1A1A1A"/>
           <w:sz w:val="21"/>
           <w:szCs w:val="21"/>
         </w:rPr>
@@ -7402,7 +7273,7 @@
           <w:rFonts w:ascii="Calibri" w:cs="Calibri" w:eastAsia="Calibri" w:hAnsi="Calibri"/>
           <w:b/>
           <w:bCs/>
-          <w:color w:val="6B7772"/>
+          <w:color w:val="666666"/>
           <w:sz w:val="18"/>
           <w:szCs w:val="18"/>
         </w:rPr>
@@ -7411,7 +7282,7 @@
       <w:r>
         <w:rPr>
           <w:rFonts w:ascii="Calibri" w:cs="Calibri" w:eastAsia="Calibri" w:hAnsi="Calibri"/>
-          <w:color w:val="6B7772"/>
+          <w:color w:val="666666"/>
           <w:sz w:val="18"/>
           <w:szCs w:val="18"/>
         </w:rPr>
@@ -7422,7 +7293,7 @@
           <w:rFonts w:ascii="Calibri" w:cs="Calibri" w:eastAsia="Calibri" w:hAnsi="Calibri"/>
           <w:b/>
           <w:bCs/>
-          <w:color w:val="6B7772"/>
+          <w:color w:val="666666"/>
           <w:sz w:val="18"/>
           <w:szCs w:val="18"/>
         </w:rPr>
@@ -7431,7 +7302,7 @@
       <w:r>
         <w:rPr>
           <w:rFonts w:ascii="Calibri" w:cs="Calibri" w:eastAsia="Calibri" w:hAnsi="Calibri"/>
-          <w:color w:val="6B7772"/>
+          <w:color w:val="666666"/>
           <w:sz w:val="18"/>
           <w:szCs w:val="18"/>
         </w:rPr>
@@ -7442,7 +7313,7 @@
           <w:rFonts w:ascii="Calibri" w:cs="Calibri" w:eastAsia="Calibri" w:hAnsi="Calibri"/>
           <w:b/>
           <w:bCs/>
-          <w:color w:val="6B7772"/>
+          <w:color w:val="666666"/>
           <w:sz w:val="18"/>
           <w:szCs w:val="18"/>
         </w:rPr>
@@ -7451,7 +7322,7 @@
       <w:r>
         <w:rPr>
           <w:rFonts w:ascii="Calibri" w:cs="Calibri" w:eastAsia="Calibri" w:hAnsi="Calibri"/>
-          <w:color w:val="6B7772"/>
+          <w:color w:val="666666"/>
           <w:sz w:val="18"/>
           <w:szCs w:val="18"/>
         </w:rPr>
@@ -7469,7 +7340,7 @@
           <w:rFonts w:ascii="Calibri" w:cs="Calibri" w:eastAsia="Calibri" w:hAnsi="Calibri"/>
           <w:b/>
           <w:bCs/>
-          <w:color w:val="17402F"/>
+          <w:color w:val="1A1A1A"/>
           <w:sz w:val="24"/>
           <w:szCs w:val="24"/>
         </w:rPr>
@@ -7478,12 +7349,8 @@
     </w:p>
     <w:p>
       <w:pPr>
-        <w:pBdr>
-          <w:left w:val="single" w:color="1D9E75" w:sz="18" w:space="10"/>
-        </w:pBdr>
-        <w:shd w:fill="F2F7F5" w:color="auto" w:val="clear"/>
-        <w:spacing w:after="140" w:before="80" w:line="276"/>
-        <w:ind w:left="200" w:right="200"/>
+        <w:spacing w:after="120" w:before="60" w:line="276"/>
+        <w:ind w:left="340"/>
       </w:pPr>
       <w:r>
         <w:rPr>
@@ -7554,7 +7421,7 @@
           <w:rFonts w:ascii="Calibri" w:cs="Calibri" w:eastAsia="Calibri" w:hAnsi="Calibri"/>
           <w:b/>
           <w:bCs/>
-          <w:color w:val="1D9E75"/>
+          <w:color w:val="1A1A1A"/>
           <w:sz w:val="21"/>
           <w:szCs w:val="21"/>
         </w:rPr>
@@ -7583,7 +7450,7 @@
           <w:rFonts w:ascii="Calibri" w:cs="Calibri" w:eastAsia="Calibri" w:hAnsi="Calibri"/>
           <w:b/>
           <w:bCs/>
-          <w:color w:val="1D9E75"/>
+          <w:color w:val="1A1A1A"/>
           <w:sz w:val="21"/>
           <w:szCs w:val="21"/>
         </w:rPr>
@@ -7612,7 +7479,7 @@
           <w:rFonts w:ascii="Calibri" w:cs="Calibri" w:eastAsia="Calibri" w:hAnsi="Calibri"/>
           <w:b/>
           <w:bCs/>
-          <w:color w:val="1D9E75"/>
+          <w:color w:val="1A1A1A"/>
           <w:sz w:val="21"/>
           <w:szCs w:val="21"/>
         </w:rPr>
@@ -7641,7 +7508,7 @@
           <w:rFonts w:ascii="Calibri" w:cs="Calibri" w:eastAsia="Calibri" w:hAnsi="Calibri"/>
           <w:b/>
           <w:bCs/>
-          <w:color w:val="1D9E75"/>
+          <w:color w:val="1A1A1A"/>
           <w:sz w:val="21"/>
           <w:szCs w:val="21"/>
         </w:rPr>
@@ -7665,7 +7532,7 @@
           <w:rFonts w:ascii="Calibri" w:cs="Calibri" w:eastAsia="Calibri" w:hAnsi="Calibri"/>
           <w:b/>
           <w:bCs/>
-          <w:color w:val="6B7772"/>
+          <w:color w:val="666666"/>
           <w:sz w:val="18"/>
           <w:szCs w:val="18"/>
         </w:rPr>
@@ -7674,7 +7541,7 @@
       <w:r>
         <w:rPr>
           <w:rFonts w:ascii="Calibri" w:cs="Calibri" w:eastAsia="Calibri" w:hAnsi="Calibri"/>
-          <w:color w:val="6B7772"/>
+          <w:color w:val="666666"/>
           <w:sz w:val="18"/>
           <w:szCs w:val="18"/>
         </w:rPr>
@@ -7685,7 +7552,7 @@
           <w:rFonts w:ascii="Calibri" w:cs="Calibri" w:eastAsia="Calibri" w:hAnsi="Calibri"/>
           <w:b/>
           <w:bCs/>
-          <w:color w:val="6B7772"/>
+          <w:color w:val="666666"/>
           <w:sz w:val="18"/>
           <w:szCs w:val="18"/>
         </w:rPr>
@@ -7694,7 +7561,7 @@
       <w:r>
         <w:rPr>
           <w:rFonts w:ascii="Calibri" w:cs="Calibri" w:eastAsia="Calibri" w:hAnsi="Calibri"/>
-          <w:color w:val="6B7772"/>
+          <w:color w:val="666666"/>
           <w:sz w:val="18"/>
           <w:szCs w:val="18"/>
         </w:rPr>
@@ -7705,7 +7572,7 @@
           <w:rFonts w:ascii="Calibri" w:cs="Calibri" w:eastAsia="Calibri" w:hAnsi="Calibri"/>
           <w:b/>
           <w:bCs/>
-          <w:color w:val="6B7772"/>
+          <w:color w:val="666666"/>
           <w:sz w:val="18"/>
           <w:szCs w:val="18"/>
         </w:rPr>
@@ -7714,7 +7581,7 @@
       <w:r>
         <w:rPr>
           <w:rFonts w:ascii="Calibri" w:cs="Calibri" w:eastAsia="Calibri" w:hAnsi="Calibri"/>
-          <w:color w:val="6B7772"/>
+          <w:color w:val="666666"/>
           <w:sz w:val="18"/>
           <w:szCs w:val="18"/>
         </w:rPr>
@@ -7725,19 +7592,16 @@
       <w:pPr>
         <w:pStyle w:val="Heading1"/>
         <w:keepNext/>
-        <w:pBdr>
-          <w:bottom w:val="single" w:color="D7DEDB" w:sz="6" w:space="6"/>
-        </w:pBdr>
-        <w:spacing w:after="140" w:before="380"/>
-      </w:pPr>
-      <w:r>
-        <w:rPr>
-          <w:rFonts w:ascii="Calibri" w:cs="Calibri" w:eastAsia="Calibri" w:hAnsi="Calibri"/>
-          <w:b/>
-          <w:bCs/>
-          <w:color w:val="1D9E75"/>
-          <w:sz w:val="30"/>
-          <w:szCs w:val="30"/>
+        <w:spacing w:after="120" w:before="320"/>
+      </w:pPr>
+      <w:r>
+        <w:rPr>
+          <w:rFonts w:ascii="Calibri" w:cs="Calibri" w:eastAsia="Calibri" w:hAnsi="Calibri"/>
+          <w:b/>
+          <w:bCs/>
+          <w:color w:val="1A1A1A"/>
+          <w:sz w:val="26"/>
+          <w:szCs w:val="26"/>
         </w:rPr>
         <w:t xml:space="preserve">E5. Draft it with Ray</w:t>
       </w:r>
@@ -7753,7 +7617,7 @@
           <w:rFonts w:ascii="Calibri" w:cs="Calibri" w:eastAsia="Calibri" w:hAnsi="Calibri"/>
           <w:b/>
           <w:bCs/>
-          <w:color w:val="17402F"/>
+          <w:color w:val="1A1A1A"/>
           <w:sz w:val="24"/>
           <w:szCs w:val="24"/>
         </w:rPr>
@@ -7762,12 +7626,8 @@
     </w:p>
     <w:p>
       <w:pPr>
-        <w:pBdr>
-          <w:left w:val="single" w:color="1D9E75" w:sz="18" w:space="10"/>
-        </w:pBdr>
-        <w:shd w:fill="F2F7F5" w:color="auto" w:val="clear"/>
-        <w:spacing w:after="140" w:before="80" w:line="276"/>
-        <w:ind w:left="200" w:right="200"/>
+        <w:spacing w:after="120" w:before="60" w:line="276"/>
+        <w:ind w:left="340"/>
       </w:pPr>
       <w:r>
         <w:rPr>
@@ -7838,7 +7698,7 @@
           <w:rFonts w:ascii="Calibri" w:cs="Calibri" w:eastAsia="Calibri" w:hAnsi="Calibri"/>
           <w:b/>
           <w:bCs/>
-          <w:color w:val="1D9E75"/>
+          <w:color w:val="1A1A1A"/>
           <w:sz w:val="21"/>
           <w:szCs w:val="21"/>
         </w:rPr>
@@ -7867,7 +7727,7 @@
           <w:rFonts w:ascii="Calibri" w:cs="Calibri" w:eastAsia="Calibri" w:hAnsi="Calibri"/>
           <w:b/>
           <w:bCs/>
-          <w:color w:val="1D9E75"/>
+          <w:color w:val="1A1A1A"/>
           <w:sz w:val="21"/>
           <w:szCs w:val="21"/>
         </w:rPr>
@@ -7896,7 +7756,7 @@
           <w:rFonts w:ascii="Calibri" w:cs="Calibri" w:eastAsia="Calibri" w:hAnsi="Calibri"/>
           <w:b/>
           <w:bCs/>
-          <w:color w:val="1D9E75"/>
+          <w:color w:val="1A1A1A"/>
           <w:sz w:val="21"/>
           <w:szCs w:val="21"/>
         </w:rPr>
@@ -7925,7 +7785,7 @@
           <w:rFonts w:ascii="Calibri" w:cs="Calibri" w:eastAsia="Calibri" w:hAnsi="Calibri"/>
           <w:b/>
           <w:bCs/>
-          <w:color w:val="1D9E75"/>
+          <w:color w:val="1A1A1A"/>
           <w:sz w:val="21"/>
           <w:szCs w:val="21"/>
         </w:rPr>
@@ -7949,7 +7809,7 @@
           <w:rFonts w:ascii="Calibri" w:cs="Calibri" w:eastAsia="Calibri" w:hAnsi="Calibri"/>
           <w:b/>
           <w:bCs/>
-          <w:color w:val="6B7772"/>
+          <w:color w:val="666666"/>
           <w:sz w:val="18"/>
           <w:szCs w:val="18"/>
         </w:rPr>
@@ -7958,7 +7818,7 @@
       <w:r>
         <w:rPr>
           <w:rFonts w:ascii="Calibri" w:cs="Calibri" w:eastAsia="Calibri" w:hAnsi="Calibri"/>
-          <w:color w:val="6B7772"/>
+          <w:color w:val="666666"/>
           <w:sz w:val="18"/>
           <w:szCs w:val="18"/>
         </w:rPr>
@@ -7969,7 +7829,7 @@
           <w:rFonts w:ascii="Calibri" w:cs="Calibri" w:eastAsia="Calibri" w:hAnsi="Calibri"/>
           <w:b/>
           <w:bCs/>
-          <w:color w:val="6B7772"/>
+          <w:color w:val="666666"/>
           <w:sz w:val="18"/>
           <w:szCs w:val="18"/>
         </w:rPr>
@@ -7978,7 +7838,7 @@
       <w:r>
         <w:rPr>
           <w:rFonts w:ascii="Calibri" w:cs="Calibri" w:eastAsia="Calibri" w:hAnsi="Calibri"/>
-          <w:color w:val="6B7772"/>
+          <w:color w:val="666666"/>
           <w:sz w:val="18"/>
           <w:szCs w:val="18"/>
         </w:rPr>
@@ -7989,7 +7849,7 @@
           <w:rFonts w:ascii="Calibri" w:cs="Calibri" w:eastAsia="Calibri" w:hAnsi="Calibri"/>
           <w:b/>
           <w:bCs/>
-          <w:color w:val="6B7772"/>
+          <w:color w:val="666666"/>
           <w:sz w:val="18"/>
           <w:szCs w:val="18"/>
         </w:rPr>
@@ -7998,7 +7858,7 @@
       <w:r>
         <w:rPr>
           <w:rFonts w:ascii="Calibri" w:cs="Calibri" w:eastAsia="Calibri" w:hAnsi="Calibri"/>
-          <w:color w:val="6B7772"/>
+          <w:color w:val="666666"/>
           <w:sz w:val="18"/>
           <w:szCs w:val="18"/>
         </w:rPr>
@@ -8016,7 +7876,7 @@
           <w:bCs/>
           <w:i/>
           <w:iCs/>
-          <w:color w:val="6B7772"/>
+          <w:color w:val="666666"/>
           <w:sz w:val="19"/>
           <w:szCs w:val="19"/>
         </w:rPr>
@@ -8027,7 +7887,7 @@
           <w:rFonts w:ascii="Calibri" w:cs="Calibri" w:eastAsia="Calibri" w:hAnsi="Calibri"/>
           <w:i/>
           <w:iCs/>
-          <w:color w:val="6B7772"/>
+          <w:color w:val="666666"/>
           <w:sz w:val="19"/>
           <w:szCs w:val="19"/>
         </w:rPr>
@@ -8045,7 +7905,7 @@
           <w:rFonts w:ascii="Calibri" w:cs="Calibri" w:eastAsia="Calibri" w:hAnsi="Calibri"/>
           <w:b/>
           <w:bCs/>
-          <w:color w:val="17402F"/>
+          <w:color w:val="1A1A1A"/>
           <w:sz w:val="24"/>
           <w:szCs w:val="24"/>
         </w:rPr>
@@ -8054,12 +7914,8 @@
     </w:p>
     <w:p>
       <w:pPr>
-        <w:pBdr>
-          <w:left w:val="single" w:color="1D9E75" w:sz="18" w:space="10"/>
-        </w:pBdr>
-        <w:shd w:fill="F2F7F5" w:color="auto" w:val="clear"/>
-        <w:spacing w:after="140" w:before="80" w:line="276"/>
-        <w:ind w:left="200" w:right="200"/>
+        <w:spacing w:after="120" w:before="60" w:line="276"/>
+        <w:ind w:left="340"/>
       </w:pPr>
       <w:r>
         <w:rPr>
@@ -8130,7 +7986,7 @@
           <w:rFonts w:ascii="Calibri" w:cs="Calibri" w:eastAsia="Calibri" w:hAnsi="Calibri"/>
           <w:b/>
           <w:bCs/>
-          <w:color w:val="1D9E75"/>
+          <w:color w:val="1A1A1A"/>
           <w:sz w:val="21"/>
           <w:szCs w:val="21"/>
         </w:rPr>
@@ -8159,7 +8015,7 @@
           <w:rFonts w:ascii="Calibri" w:cs="Calibri" w:eastAsia="Calibri" w:hAnsi="Calibri"/>
           <w:b/>
           <w:bCs/>
-          <w:color w:val="1D9E75"/>
+          <w:color w:val="1A1A1A"/>
           <w:sz w:val="21"/>
           <w:szCs w:val="21"/>
         </w:rPr>
@@ -8188,7 +8044,7 @@
           <w:rFonts w:ascii="Calibri" w:cs="Calibri" w:eastAsia="Calibri" w:hAnsi="Calibri"/>
           <w:b/>
           <w:bCs/>
-          <w:color w:val="1D9E75"/>
+          <w:color w:val="1A1A1A"/>
           <w:sz w:val="21"/>
           <w:szCs w:val="21"/>
         </w:rPr>
@@ -8212,7 +8068,7 @@
           <w:rFonts w:ascii="Calibri" w:cs="Calibri" w:eastAsia="Calibri" w:hAnsi="Calibri"/>
           <w:b/>
           <w:bCs/>
-          <w:color w:val="6B7772"/>
+          <w:color w:val="666666"/>
           <w:sz w:val="18"/>
           <w:szCs w:val="18"/>
         </w:rPr>
@@ -8221,7 +8077,7 @@
       <w:r>
         <w:rPr>
           <w:rFonts w:ascii="Calibri" w:cs="Calibri" w:eastAsia="Calibri" w:hAnsi="Calibri"/>
-          <w:color w:val="6B7772"/>
+          <w:color w:val="666666"/>
           <w:sz w:val="18"/>
           <w:szCs w:val="18"/>
         </w:rPr>
@@ -8232,7 +8088,7 @@
           <w:rFonts w:ascii="Calibri" w:cs="Calibri" w:eastAsia="Calibri" w:hAnsi="Calibri"/>
           <w:b/>
           <w:bCs/>
-          <w:color w:val="6B7772"/>
+          <w:color w:val="666666"/>
           <w:sz w:val="18"/>
           <w:szCs w:val="18"/>
         </w:rPr>
@@ -8241,7 +8097,7 @@
       <w:r>
         <w:rPr>
           <w:rFonts w:ascii="Calibri" w:cs="Calibri" w:eastAsia="Calibri" w:hAnsi="Calibri"/>
-          <w:color w:val="6B7772"/>
+          <w:color w:val="666666"/>
           <w:sz w:val="18"/>
           <w:szCs w:val="18"/>
         </w:rPr>
@@ -8252,7 +8108,7 @@
           <w:rFonts w:ascii="Calibri" w:cs="Calibri" w:eastAsia="Calibri" w:hAnsi="Calibri"/>
           <w:b/>
           <w:bCs/>
-          <w:color w:val="6B7772"/>
+          <w:color w:val="666666"/>
           <w:sz w:val="18"/>
           <w:szCs w:val="18"/>
         </w:rPr>
@@ -8261,7 +8117,7 @@
       <w:r>
         <w:rPr>
           <w:rFonts w:ascii="Calibri" w:cs="Calibri" w:eastAsia="Calibri" w:hAnsi="Calibri"/>
-          <w:color w:val="6B7772"/>
+          <w:color w:val="666666"/>
           <w:sz w:val="18"/>
           <w:szCs w:val="18"/>
         </w:rPr>
@@ -8279,7 +8135,7 @@
           <w:rFonts w:ascii="Calibri" w:cs="Calibri" w:eastAsia="Calibri" w:hAnsi="Calibri"/>
           <w:b/>
           <w:bCs/>
-          <w:color w:val="17402F"/>
+          <w:color w:val="1A1A1A"/>
           <w:sz w:val="24"/>
           <w:szCs w:val="24"/>
         </w:rPr>
@@ -8288,12 +8144,8 @@
     </w:p>
     <w:p>
       <w:pPr>
-        <w:pBdr>
-          <w:left w:val="single" w:color="1D9E75" w:sz="18" w:space="10"/>
-        </w:pBdr>
-        <w:shd w:fill="F2F7F5" w:color="auto" w:val="clear"/>
-        <w:spacing w:after="140" w:before="80" w:line="276"/>
-        <w:ind w:left="200" w:right="200"/>
+        <w:spacing w:after="120" w:before="60" w:line="276"/>
+        <w:ind w:left="340"/>
       </w:pPr>
       <w:r>
         <w:rPr>
@@ -8364,7 +8216,7 @@
           <w:rFonts w:ascii="Calibri" w:cs="Calibri" w:eastAsia="Calibri" w:hAnsi="Calibri"/>
           <w:b/>
           <w:bCs/>
-          <w:color w:val="1D9E75"/>
+          <w:color w:val="1A1A1A"/>
           <w:sz w:val="21"/>
           <w:szCs w:val="21"/>
         </w:rPr>
@@ -8393,7 +8245,7 @@
           <w:rFonts w:ascii="Calibri" w:cs="Calibri" w:eastAsia="Calibri" w:hAnsi="Calibri"/>
           <w:b/>
           <w:bCs/>
-          <w:color w:val="1D9E75"/>
+          <w:color w:val="1A1A1A"/>
           <w:sz w:val="21"/>
           <w:szCs w:val="21"/>
         </w:rPr>
@@ -8422,7 +8274,7 @@
           <w:rFonts w:ascii="Calibri" w:cs="Calibri" w:eastAsia="Calibri" w:hAnsi="Calibri"/>
           <w:b/>
           <w:bCs/>
-          <w:color w:val="1D9E75"/>
+          <w:color w:val="1A1A1A"/>
           <w:sz w:val="21"/>
           <w:szCs w:val="21"/>
         </w:rPr>
@@ -8451,7 +8303,7 @@
           <w:rFonts w:ascii="Calibri" w:cs="Calibri" w:eastAsia="Calibri" w:hAnsi="Calibri"/>
           <w:b/>
           <w:bCs/>
-          <w:color w:val="1D9E75"/>
+          <w:color w:val="1A1A1A"/>
           <w:sz w:val="21"/>
           <w:szCs w:val="21"/>
         </w:rPr>
@@ -8475,7 +8327,7 @@
           <w:rFonts w:ascii="Calibri" w:cs="Calibri" w:eastAsia="Calibri" w:hAnsi="Calibri"/>
           <w:b/>
           <w:bCs/>
-          <w:color w:val="6B7772"/>
+          <w:color w:val="666666"/>
           <w:sz w:val="18"/>
           <w:szCs w:val="18"/>
         </w:rPr>
@@ -8484,7 +8336,7 @@
       <w:r>
         <w:rPr>
           <w:rFonts w:ascii="Calibri" w:cs="Calibri" w:eastAsia="Calibri" w:hAnsi="Calibri"/>
-          <w:color w:val="6B7772"/>
+          <w:color w:val="666666"/>
           <w:sz w:val="18"/>
           <w:szCs w:val="18"/>
         </w:rPr>
@@ -8495,7 +8347,7 @@
           <w:rFonts w:ascii="Calibri" w:cs="Calibri" w:eastAsia="Calibri" w:hAnsi="Calibri"/>
           <w:b/>
           <w:bCs/>
-          <w:color w:val="6B7772"/>
+          <w:color w:val="666666"/>
           <w:sz w:val="18"/>
           <w:szCs w:val="18"/>
         </w:rPr>
@@ -8504,7 +8356,7 @@
       <w:r>
         <w:rPr>
           <w:rFonts w:ascii="Calibri" w:cs="Calibri" w:eastAsia="Calibri" w:hAnsi="Calibri"/>
-          <w:color w:val="6B7772"/>
+          <w:color w:val="666666"/>
           <w:sz w:val="18"/>
           <w:szCs w:val="18"/>
         </w:rPr>
@@ -8515,7 +8367,7 @@
           <w:rFonts w:ascii="Calibri" w:cs="Calibri" w:eastAsia="Calibri" w:hAnsi="Calibri"/>
           <w:b/>
           <w:bCs/>
-          <w:color w:val="6B7772"/>
+          <w:color w:val="666666"/>
           <w:sz w:val="18"/>
           <w:szCs w:val="18"/>
         </w:rPr>
@@ -8524,7 +8376,7 @@
       <w:r>
         <w:rPr>
           <w:rFonts w:ascii="Calibri" w:cs="Calibri" w:eastAsia="Calibri" w:hAnsi="Calibri"/>
-          <w:color w:val="6B7772"/>
+          <w:color w:val="666666"/>
           <w:sz w:val="18"/>
           <w:szCs w:val="18"/>
         </w:rPr>
@@ -8535,19 +8387,16 @@
       <w:pPr>
         <w:pStyle w:val="Heading1"/>
         <w:keepNext/>
-        <w:pBdr>
-          <w:bottom w:val="single" w:color="D7DEDB" w:sz="6" w:space="6"/>
-        </w:pBdr>
-        <w:spacing w:after="140" w:before="380"/>
-      </w:pPr>
-      <w:r>
-        <w:rPr>
-          <w:rFonts w:ascii="Calibri" w:cs="Calibri" w:eastAsia="Calibri" w:hAnsi="Calibri"/>
-          <w:b/>
-          <w:bCs/>
-          <w:color w:val="1D9E75"/>
-          <w:sz w:val="30"/>
-          <w:szCs w:val="30"/>
+        <w:spacing w:after="120" w:before="320"/>
+      </w:pPr>
+      <w:r>
+        <w:rPr>
+          <w:rFonts w:ascii="Calibri" w:cs="Calibri" w:eastAsia="Calibri" w:hAnsi="Calibri"/>
+          <w:b/>
+          <w:bCs/>
+          <w:color w:val="1A1A1A"/>
+          <w:sz w:val="26"/>
+          <w:szCs w:val="26"/>
         </w:rPr>
         <w:t xml:space="preserve">E6. Save and reuse</w:t>
       </w:r>
@@ -8563,7 +8412,7 @@
           <w:rFonts w:ascii="Calibri" w:cs="Calibri" w:eastAsia="Calibri" w:hAnsi="Calibri"/>
           <w:b/>
           <w:bCs/>
-          <w:color w:val="17402F"/>
+          <w:color w:val="1A1A1A"/>
           <w:sz w:val="24"/>
           <w:szCs w:val="24"/>
         </w:rPr>
@@ -8572,12 +8421,8 @@
     </w:p>
     <w:p>
       <w:pPr>
-        <w:pBdr>
-          <w:left w:val="single" w:color="1D9E75" w:sz="18" w:space="10"/>
-        </w:pBdr>
-        <w:shd w:fill="F2F7F5" w:color="auto" w:val="clear"/>
-        <w:spacing w:after="140" w:before="80" w:line="276"/>
-        <w:ind w:left="200" w:right="200"/>
+        <w:spacing w:after="120" w:before="60" w:line="276"/>
+        <w:ind w:left="340"/>
       </w:pPr>
       <w:r>
         <w:rPr>
@@ -8648,7 +8493,7 @@
           <w:rFonts w:ascii="Calibri" w:cs="Calibri" w:eastAsia="Calibri" w:hAnsi="Calibri"/>
           <w:b/>
           <w:bCs/>
-          <w:color w:val="1D9E75"/>
+          <w:color w:val="1A1A1A"/>
           <w:sz w:val="21"/>
           <w:szCs w:val="21"/>
         </w:rPr>
@@ -8677,7 +8522,7 @@
           <w:rFonts w:ascii="Calibri" w:cs="Calibri" w:eastAsia="Calibri" w:hAnsi="Calibri"/>
           <w:b/>
           <w:bCs/>
-          <w:color w:val="1D9E75"/>
+          <w:color w:val="1A1A1A"/>
           <w:sz w:val="21"/>
           <w:szCs w:val="21"/>
         </w:rPr>
@@ -8706,7 +8551,7 @@
           <w:rFonts w:ascii="Calibri" w:cs="Calibri" w:eastAsia="Calibri" w:hAnsi="Calibri"/>
           <w:b/>
           <w:bCs/>
-          <w:color w:val="1D9E75"/>
+          <w:color w:val="1A1A1A"/>
           <w:sz w:val="21"/>
           <w:szCs w:val="21"/>
         </w:rPr>
@@ -8735,7 +8580,7 @@
           <w:rFonts w:ascii="Calibri" w:cs="Calibri" w:eastAsia="Calibri" w:hAnsi="Calibri"/>
           <w:b/>
           <w:bCs/>
-          <w:color w:val="1D9E75"/>
+          <w:color w:val="1A1A1A"/>
           <w:sz w:val="21"/>
           <w:szCs w:val="21"/>
         </w:rPr>
@@ -8764,7 +8609,7 @@
           <w:rFonts w:ascii="Calibri" w:cs="Calibri" w:eastAsia="Calibri" w:hAnsi="Calibri"/>
           <w:b/>
           <w:bCs/>
-          <w:color w:val="1D9E75"/>
+          <w:color w:val="1A1A1A"/>
           <w:sz w:val="21"/>
           <w:szCs w:val="21"/>
         </w:rPr>
@@ -8788,7 +8633,7 @@
           <w:rFonts w:ascii="Calibri" w:cs="Calibri" w:eastAsia="Calibri" w:hAnsi="Calibri"/>
           <w:b/>
           <w:bCs/>
-          <w:color w:val="6B7772"/>
+          <w:color w:val="666666"/>
           <w:sz w:val="18"/>
           <w:szCs w:val="18"/>
         </w:rPr>
@@ -8797,7 +8642,7 @@
       <w:r>
         <w:rPr>
           <w:rFonts w:ascii="Calibri" w:cs="Calibri" w:eastAsia="Calibri" w:hAnsi="Calibri"/>
-          <w:color w:val="6B7772"/>
+          <w:color w:val="666666"/>
           <w:sz w:val="18"/>
           <w:szCs w:val="18"/>
         </w:rPr>
@@ -8808,7 +8653,7 @@
           <w:rFonts w:ascii="Calibri" w:cs="Calibri" w:eastAsia="Calibri" w:hAnsi="Calibri"/>
           <w:b/>
           <w:bCs/>
-          <w:color w:val="6B7772"/>
+          <w:color w:val="666666"/>
           <w:sz w:val="18"/>
           <w:szCs w:val="18"/>
         </w:rPr>
@@ -8817,7 +8662,7 @@
       <w:r>
         <w:rPr>
           <w:rFonts w:ascii="Calibri" w:cs="Calibri" w:eastAsia="Calibri" w:hAnsi="Calibri"/>
-          <w:color w:val="6B7772"/>
+          <w:color w:val="666666"/>
           <w:sz w:val="18"/>
           <w:szCs w:val="18"/>
         </w:rPr>
@@ -8828,7 +8673,7 @@
           <w:rFonts w:ascii="Calibri" w:cs="Calibri" w:eastAsia="Calibri" w:hAnsi="Calibri"/>
           <w:b/>
           <w:bCs/>
-          <w:color w:val="6B7772"/>
+          <w:color w:val="666666"/>
           <w:sz w:val="18"/>
           <w:szCs w:val="18"/>
         </w:rPr>
@@ -8837,7 +8682,7 @@
       <w:r>
         <w:rPr>
           <w:rFonts w:ascii="Calibri" w:cs="Calibri" w:eastAsia="Calibri" w:hAnsi="Calibri"/>
-          <w:color w:val="6B7772"/>
+          <w:color w:val="666666"/>
           <w:sz w:val="18"/>
           <w:szCs w:val="18"/>
         </w:rPr>
@@ -8855,7 +8700,7 @@
           <w:rFonts w:ascii="Calibri" w:cs="Calibri" w:eastAsia="Calibri" w:hAnsi="Calibri"/>
           <w:b/>
           <w:bCs/>
-          <w:color w:val="17402F"/>
+          <w:color w:val="1A1A1A"/>
           <w:sz w:val="24"/>
           <w:szCs w:val="24"/>
         </w:rPr>
@@ -8864,12 +8709,8 @@
     </w:p>
     <w:p>
       <w:pPr>
-        <w:pBdr>
-          <w:left w:val="single" w:color="1D9E75" w:sz="18" w:space="10"/>
-        </w:pBdr>
-        <w:shd w:fill="F2F7F5" w:color="auto" w:val="clear"/>
-        <w:spacing w:after="140" w:before="80" w:line="276"/>
-        <w:ind w:left="200" w:right="200"/>
+        <w:spacing w:after="120" w:before="60" w:line="276"/>
+        <w:ind w:left="340"/>
       </w:pPr>
       <w:r>
         <w:rPr>
@@ -8940,7 +8781,7 @@
           <w:rFonts w:ascii="Calibri" w:cs="Calibri" w:eastAsia="Calibri" w:hAnsi="Calibri"/>
           <w:b/>
           <w:bCs/>
-          <w:color w:val="1D9E75"/>
+          <w:color w:val="1A1A1A"/>
           <w:sz w:val="21"/>
           <w:szCs w:val="21"/>
         </w:rPr>
@@ -8969,7 +8810,7 @@
           <w:rFonts w:ascii="Calibri" w:cs="Calibri" w:eastAsia="Calibri" w:hAnsi="Calibri"/>
           <w:b/>
           <w:bCs/>
-          <w:color w:val="1D9E75"/>
+          <w:color w:val="1A1A1A"/>
           <w:sz w:val="21"/>
           <w:szCs w:val="21"/>
         </w:rPr>
@@ -8998,7 +8839,7 @@
           <w:rFonts w:ascii="Calibri" w:cs="Calibri" w:eastAsia="Calibri" w:hAnsi="Calibri"/>
           <w:b/>
           <w:bCs/>
-          <w:color w:val="1D9E75"/>
+          <w:color w:val="1A1A1A"/>
           <w:sz w:val="21"/>
           <w:szCs w:val="21"/>
         </w:rPr>
@@ -9027,7 +8868,7 @@
           <w:rFonts w:ascii="Calibri" w:cs="Calibri" w:eastAsia="Calibri" w:hAnsi="Calibri"/>
           <w:b/>
           <w:bCs/>
-          <w:color w:val="1D9E75"/>
+          <w:color w:val="1A1A1A"/>
           <w:sz w:val="21"/>
           <w:szCs w:val="21"/>
         </w:rPr>
@@ -9056,7 +8897,7 @@
           <w:rFonts w:ascii="Calibri" w:cs="Calibri" w:eastAsia="Calibri" w:hAnsi="Calibri"/>
           <w:b/>
           <w:bCs/>
-          <w:color w:val="1D9E75"/>
+          <w:color w:val="1A1A1A"/>
           <w:sz w:val="21"/>
           <w:szCs w:val="21"/>
         </w:rPr>
@@ -9080,7 +8921,7 @@
           <w:rFonts w:ascii="Calibri" w:cs="Calibri" w:eastAsia="Calibri" w:hAnsi="Calibri"/>
           <w:b/>
           <w:bCs/>
-          <w:color w:val="6B7772"/>
+          <w:color w:val="666666"/>
           <w:sz w:val="18"/>
           <w:szCs w:val="18"/>
         </w:rPr>
@@ -9089,7 +8930,7 @@
       <w:r>
         <w:rPr>
           <w:rFonts w:ascii="Calibri" w:cs="Calibri" w:eastAsia="Calibri" w:hAnsi="Calibri"/>
-          <w:color w:val="6B7772"/>
+          <w:color w:val="666666"/>
           <w:sz w:val="18"/>
           <w:szCs w:val="18"/>
         </w:rPr>
@@ -9100,7 +8941,7 @@
           <w:rFonts w:ascii="Calibri" w:cs="Calibri" w:eastAsia="Calibri" w:hAnsi="Calibri"/>
           <w:b/>
           <w:bCs/>
-          <w:color w:val="6B7772"/>
+          <w:color w:val="666666"/>
           <w:sz w:val="18"/>
           <w:szCs w:val="18"/>
         </w:rPr>
@@ -9109,7 +8950,7 @@
       <w:r>
         <w:rPr>
           <w:rFonts w:ascii="Calibri" w:cs="Calibri" w:eastAsia="Calibri" w:hAnsi="Calibri"/>
-          <w:color w:val="6B7772"/>
+          <w:color w:val="666666"/>
           <w:sz w:val="18"/>
           <w:szCs w:val="18"/>
         </w:rPr>
@@ -9120,7 +8961,7 @@
           <w:rFonts w:ascii="Calibri" w:cs="Calibri" w:eastAsia="Calibri" w:hAnsi="Calibri"/>
           <w:b/>
           <w:bCs/>
-          <w:color w:val="6B7772"/>
+          <w:color w:val="666666"/>
           <w:sz w:val="18"/>
           <w:szCs w:val="18"/>
         </w:rPr>
@@ -9129,7 +8970,7 @@
       <w:r>
         <w:rPr>
           <w:rFonts w:ascii="Calibri" w:cs="Calibri" w:eastAsia="Calibri" w:hAnsi="Calibri"/>
-          <w:color w:val="6B7772"/>
+          <w:color w:val="666666"/>
           <w:sz w:val="18"/>
           <w:szCs w:val="18"/>
         </w:rPr>
@@ -9147,7 +8988,7 @@
           <w:rFonts w:ascii="Calibri" w:cs="Calibri" w:eastAsia="Calibri" w:hAnsi="Calibri"/>
           <w:b/>
           <w:bCs/>
-          <w:color w:val="17402F"/>
+          <w:color w:val="1A1A1A"/>
           <w:sz w:val="24"/>
           <w:szCs w:val="24"/>
         </w:rPr>
@@ -9156,12 +8997,8 @@
     </w:p>
     <w:p>
       <w:pPr>
-        <w:pBdr>
-          <w:left w:val="single" w:color="1D9E75" w:sz="18" w:space="10"/>
-        </w:pBdr>
-        <w:shd w:fill="F2F7F5" w:color="auto" w:val="clear"/>
-        <w:spacing w:after="140" w:before="80" w:line="276"/>
-        <w:ind w:left="200" w:right="200"/>
+        <w:spacing w:after="120" w:before="60" w:line="276"/>
+        <w:ind w:left="340"/>
       </w:pPr>
       <w:r>
         <w:rPr>
@@ -9232,7 +9069,7 @@
           <w:rFonts w:ascii="Calibri" w:cs="Calibri" w:eastAsia="Calibri" w:hAnsi="Calibri"/>
           <w:b/>
           <w:bCs/>
-          <w:color w:val="1D9E75"/>
+          <w:color w:val="1A1A1A"/>
           <w:sz w:val="21"/>
           <w:szCs w:val="21"/>
         </w:rPr>
@@ -9261,7 +9098,7 @@
           <w:rFonts w:ascii="Calibri" w:cs="Calibri" w:eastAsia="Calibri" w:hAnsi="Calibri"/>
           <w:b/>
           <w:bCs/>
-          <w:color w:val="1D9E75"/>
+          <w:color w:val="1A1A1A"/>
           <w:sz w:val="21"/>
           <w:szCs w:val="21"/>
         </w:rPr>
@@ -9290,7 +9127,7 @@
           <w:rFonts w:ascii="Calibri" w:cs="Calibri" w:eastAsia="Calibri" w:hAnsi="Calibri"/>
           <w:b/>
           <w:bCs/>
-          <w:color w:val="1D9E75"/>
+          <w:color w:val="1A1A1A"/>
           <w:sz w:val="21"/>
           <w:szCs w:val="21"/>
         </w:rPr>
@@ -9314,7 +9151,7 @@
           <w:rFonts w:ascii="Calibri" w:cs="Calibri" w:eastAsia="Calibri" w:hAnsi="Calibri"/>
           <w:b/>
           <w:bCs/>
-          <w:color w:val="6B7772"/>
+          <w:color w:val="666666"/>
           <w:sz w:val="18"/>
           <w:szCs w:val="18"/>
         </w:rPr>
@@ -9323,7 +9160,7 @@
       <w:r>
         <w:rPr>
           <w:rFonts w:ascii="Calibri" w:cs="Calibri" w:eastAsia="Calibri" w:hAnsi="Calibri"/>
-          <w:color w:val="6B7772"/>
+          <w:color w:val="666666"/>
           <w:sz w:val="18"/>
           <w:szCs w:val="18"/>
         </w:rPr>
@@ -9334,7 +9171,7 @@
           <w:rFonts w:ascii="Calibri" w:cs="Calibri" w:eastAsia="Calibri" w:hAnsi="Calibri"/>
           <w:b/>
           <w:bCs/>
-          <w:color w:val="6B7772"/>
+          <w:color w:val="666666"/>
           <w:sz w:val="18"/>
           <w:szCs w:val="18"/>
         </w:rPr>
@@ -9343,7 +9180,7 @@
       <w:r>
         <w:rPr>
           <w:rFonts w:ascii="Calibri" w:cs="Calibri" w:eastAsia="Calibri" w:hAnsi="Calibri"/>
-          <w:color w:val="6B7772"/>
+          <w:color w:val="666666"/>
           <w:sz w:val="18"/>
           <w:szCs w:val="18"/>
         </w:rPr>
@@ -9354,7 +9191,7 @@
           <w:rFonts w:ascii="Calibri" w:cs="Calibri" w:eastAsia="Calibri" w:hAnsi="Calibri"/>
           <w:b/>
           <w:bCs/>
-          <w:color w:val="6B7772"/>
+          <w:color w:val="666666"/>
           <w:sz w:val="18"/>
           <w:szCs w:val="18"/>
         </w:rPr>
@@ -9363,7 +9200,7 @@
       <w:r>
         <w:rPr>
           <w:rFonts w:ascii="Calibri" w:cs="Calibri" w:eastAsia="Calibri" w:hAnsi="Calibri"/>
-          <w:color w:val="6B7772"/>
+          <w:color w:val="666666"/>
           <w:sz w:val="18"/>
           <w:szCs w:val="18"/>
         </w:rPr>
@@ -9381,7 +9218,7 @@
           <w:rFonts w:ascii="Calibri" w:cs="Calibri" w:eastAsia="Calibri" w:hAnsi="Calibri"/>
           <w:b/>
           <w:bCs/>
-          <w:color w:val="17402F"/>
+          <w:color w:val="1A1A1A"/>
           <w:sz w:val="24"/>
           <w:szCs w:val="24"/>
         </w:rPr>
@@ -9390,12 +9227,8 @@
     </w:p>
     <w:p>
       <w:pPr>
-        <w:pBdr>
-          <w:left w:val="single" w:color="1D9E75" w:sz="18" w:space="10"/>
-        </w:pBdr>
-        <w:shd w:fill="F2F7F5" w:color="auto" w:val="clear"/>
-        <w:spacing w:after="140" w:before="80" w:line="276"/>
-        <w:ind w:left="200" w:right="200"/>
+        <w:spacing w:after="120" w:before="60" w:line="276"/>
+        <w:ind w:left="340"/>
       </w:pPr>
       <w:r>
         <w:rPr>
@@ -9466,7 +9299,7 @@
           <w:rFonts w:ascii="Calibri" w:cs="Calibri" w:eastAsia="Calibri" w:hAnsi="Calibri"/>
           <w:b/>
           <w:bCs/>
-          <w:color w:val="1D9E75"/>
+          <w:color w:val="1A1A1A"/>
           <w:sz w:val="21"/>
           <w:szCs w:val="21"/>
         </w:rPr>
@@ -9495,7 +9328,7 @@
           <w:rFonts w:ascii="Calibri" w:cs="Calibri" w:eastAsia="Calibri" w:hAnsi="Calibri"/>
           <w:b/>
           <w:bCs/>
-          <w:color w:val="1D9E75"/>
+          <w:color w:val="1A1A1A"/>
           <w:sz w:val="21"/>
           <w:szCs w:val="21"/>
         </w:rPr>
@@ -9524,7 +9357,7 @@
           <w:rFonts w:ascii="Calibri" w:cs="Calibri" w:eastAsia="Calibri" w:hAnsi="Calibri"/>
           <w:b/>
           <w:bCs/>
-          <w:color w:val="1D9E75"/>
+          <w:color w:val="1A1A1A"/>
           <w:sz w:val="21"/>
           <w:szCs w:val="21"/>
         </w:rPr>
@@ -9553,7 +9386,7 @@
           <w:rFonts w:ascii="Calibri" w:cs="Calibri" w:eastAsia="Calibri" w:hAnsi="Calibri"/>
           <w:b/>
           <w:bCs/>
-          <w:color w:val="1D9E75"/>
+          <w:color w:val="1A1A1A"/>
           <w:sz w:val="21"/>
           <w:szCs w:val="21"/>
         </w:rPr>
@@ -9577,7 +9410,7 @@
           <w:rFonts w:ascii="Calibri" w:cs="Calibri" w:eastAsia="Calibri" w:hAnsi="Calibri"/>
           <w:b/>
           <w:bCs/>
-          <w:color w:val="6B7772"/>
+          <w:color w:val="666666"/>
           <w:sz w:val="18"/>
           <w:szCs w:val="18"/>
         </w:rPr>
@@ -9586,7 +9419,7 @@
       <w:r>
         <w:rPr>
           <w:rFonts w:ascii="Calibri" w:cs="Calibri" w:eastAsia="Calibri" w:hAnsi="Calibri"/>
-          <w:color w:val="6B7772"/>
+          <w:color w:val="666666"/>
           <w:sz w:val="18"/>
           <w:szCs w:val="18"/>
         </w:rPr>
@@ -9597,7 +9430,7 @@
           <w:rFonts w:ascii="Calibri" w:cs="Calibri" w:eastAsia="Calibri" w:hAnsi="Calibri"/>
           <w:b/>
           <w:bCs/>
-          <w:color w:val="6B7772"/>
+          <w:color w:val="666666"/>
           <w:sz w:val="18"/>
           <w:szCs w:val="18"/>
         </w:rPr>
@@ -9606,7 +9439,7 @@
       <w:r>
         <w:rPr>
           <w:rFonts w:ascii="Calibri" w:cs="Calibri" w:eastAsia="Calibri" w:hAnsi="Calibri"/>
-          <w:color w:val="6B7772"/>
+          <w:color w:val="666666"/>
           <w:sz w:val="18"/>
           <w:szCs w:val="18"/>
         </w:rPr>
@@ -9617,7 +9450,7 @@
           <w:rFonts w:ascii="Calibri" w:cs="Calibri" w:eastAsia="Calibri" w:hAnsi="Calibri"/>
           <w:b/>
           <w:bCs/>
-          <w:color w:val="6B7772"/>
+          <w:color w:val="666666"/>
           <w:sz w:val="18"/>
           <w:szCs w:val="18"/>
         </w:rPr>
@@ -9626,7 +9459,7 @@
       <w:r>
         <w:rPr>
           <w:rFonts w:ascii="Calibri" w:cs="Calibri" w:eastAsia="Calibri" w:hAnsi="Calibri"/>
-          <w:color w:val="6B7772"/>
+          <w:color w:val="666666"/>
           <w:sz w:val="18"/>
           <w:szCs w:val="18"/>
         </w:rPr>
@@ -9644,7 +9477,7 @@
           <w:rFonts w:ascii="Calibri" w:cs="Calibri" w:eastAsia="Calibri" w:hAnsi="Calibri"/>
           <w:b/>
           <w:bCs/>
-          <w:color w:val="17402F"/>
+          <w:color w:val="1A1A1A"/>
           <w:sz w:val="24"/>
           <w:szCs w:val="24"/>
         </w:rPr>
@@ -9653,12 +9486,8 @@
     </w:p>
     <w:p>
       <w:pPr>
-        <w:pBdr>
-          <w:left w:val="single" w:color="1D9E75" w:sz="18" w:space="10"/>
-        </w:pBdr>
-        <w:shd w:fill="F2F7F5" w:color="auto" w:val="clear"/>
-        <w:spacing w:after="140" w:before="80" w:line="276"/>
-        <w:ind w:left="200" w:right="200"/>
+        <w:spacing w:after="120" w:before="60" w:line="276"/>
+        <w:ind w:left="340"/>
       </w:pPr>
       <w:r>
         <w:rPr>
@@ -9729,7 +9558,7 @@
           <w:rFonts w:ascii="Calibri" w:cs="Calibri" w:eastAsia="Calibri" w:hAnsi="Calibri"/>
           <w:b/>
           <w:bCs/>
-          <w:color w:val="1D9E75"/>
+          <w:color w:val="1A1A1A"/>
           <w:sz w:val="21"/>
           <w:szCs w:val="21"/>
         </w:rPr>
@@ -9758,7 +9587,7 @@
           <w:rFonts w:ascii="Calibri" w:cs="Calibri" w:eastAsia="Calibri" w:hAnsi="Calibri"/>
           <w:b/>
           <w:bCs/>
-          <w:color w:val="1D9E75"/>
+          <w:color w:val="1A1A1A"/>
           <w:sz w:val="21"/>
           <w:szCs w:val="21"/>
         </w:rPr>
@@ -9787,7 +9616,7 @@
           <w:rFonts w:ascii="Calibri" w:cs="Calibri" w:eastAsia="Calibri" w:hAnsi="Calibri"/>
           <w:b/>
           <w:bCs/>
-          <w:color w:val="1D9E75"/>
+          <w:color w:val="1A1A1A"/>
           <w:sz w:val="21"/>
           <w:szCs w:val="21"/>
         </w:rPr>
@@ -9816,7 +9645,7 @@
           <w:rFonts w:ascii="Calibri" w:cs="Calibri" w:eastAsia="Calibri" w:hAnsi="Calibri"/>
           <w:b/>
           <w:bCs/>
-          <w:color w:val="1D9E75"/>
+          <w:color w:val="1A1A1A"/>
           <w:sz w:val="21"/>
           <w:szCs w:val="21"/>
         </w:rPr>
@@ -9840,7 +9669,7 @@
           <w:rFonts w:ascii="Calibri" w:cs="Calibri" w:eastAsia="Calibri" w:hAnsi="Calibri"/>
           <w:b/>
           <w:bCs/>
-          <w:color w:val="6B7772"/>
+          <w:color w:val="666666"/>
           <w:sz w:val="18"/>
           <w:szCs w:val="18"/>
         </w:rPr>
@@ -9849,7 +9678,7 @@
       <w:r>
         <w:rPr>
           <w:rFonts w:ascii="Calibri" w:cs="Calibri" w:eastAsia="Calibri" w:hAnsi="Calibri"/>
-          <w:color w:val="6B7772"/>
+          <w:color w:val="666666"/>
           <w:sz w:val="18"/>
           <w:szCs w:val="18"/>
         </w:rPr>
@@ -9860,7 +9689,7 @@
           <w:rFonts w:ascii="Calibri" w:cs="Calibri" w:eastAsia="Calibri" w:hAnsi="Calibri"/>
           <w:b/>
           <w:bCs/>
-          <w:color w:val="6B7772"/>
+          <w:color w:val="666666"/>
           <w:sz w:val="18"/>
           <w:szCs w:val="18"/>
         </w:rPr>
@@ -9869,7 +9698,7 @@
       <w:r>
         <w:rPr>
           <w:rFonts w:ascii="Calibri" w:cs="Calibri" w:eastAsia="Calibri" w:hAnsi="Calibri"/>
-          <w:color w:val="6B7772"/>
+          <w:color w:val="666666"/>
           <w:sz w:val="18"/>
           <w:szCs w:val="18"/>
         </w:rPr>
@@ -9880,7 +9709,7 @@
           <w:rFonts w:ascii="Calibri" w:cs="Calibri" w:eastAsia="Calibri" w:hAnsi="Calibri"/>
           <w:b/>
           <w:bCs/>
-          <w:color w:val="6B7772"/>
+          <w:color w:val="666666"/>
           <w:sz w:val="18"/>
           <w:szCs w:val="18"/>
         </w:rPr>
@@ -9889,7 +9718,7 @@
       <w:r>
         <w:rPr>
           <w:rFonts w:ascii="Calibri" w:cs="Calibri" w:eastAsia="Calibri" w:hAnsi="Calibri"/>
-          <w:color w:val="6B7772"/>
+          <w:color w:val="666666"/>
           <w:sz w:val="18"/>
           <w:szCs w:val="18"/>
         </w:rPr>
@@ -9907,7 +9736,7 @@
           <w:rFonts w:ascii="Calibri" w:cs="Calibri" w:eastAsia="Calibri" w:hAnsi="Calibri"/>
           <w:b/>
           <w:bCs/>
-          <w:color w:val="17402F"/>
+          <w:color w:val="1A1A1A"/>
           <w:sz w:val="24"/>
           <w:szCs w:val="24"/>
         </w:rPr>
@@ -9916,12 +9745,8 @@
     </w:p>
     <w:p>
       <w:pPr>
-        <w:pBdr>
-          <w:left w:val="single" w:color="1D9E75" w:sz="18" w:space="10"/>
-        </w:pBdr>
-        <w:shd w:fill="F2F7F5" w:color="auto" w:val="clear"/>
-        <w:spacing w:after="140" w:before="80" w:line="276"/>
-        <w:ind w:left="200" w:right="200"/>
+        <w:spacing w:after="120" w:before="60" w:line="276"/>
+        <w:ind w:left="340"/>
       </w:pPr>
       <w:r>
         <w:rPr>
@@ -9992,7 +9817,7 @@
           <w:rFonts w:ascii="Calibri" w:cs="Calibri" w:eastAsia="Calibri" w:hAnsi="Calibri"/>
           <w:b/>
           <w:bCs/>
-          <w:color w:val="1D9E75"/>
+          <w:color w:val="1A1A1A"/>
           <w:sz w:val="21"/>
           <w:szCs w:val="21"/>
         </w:rPr>
@@ -10021,7 +9846,7 @@
           <w:rFonts w:ascii="Calibri" w:cs="Calibri" w:eastAsia="Calibri" w:hAnsi="Calibri"/>
           <w:b/>
           <w:bCs/>
-          <w:color w:val="1D9E75"/>
+          <w:color w:val="1A1A1A"/>
           <w:sz w:val="21"/>
           <w:szCs w:val="21"/>
         </w:rPr>
@@ -10050,7 +9875,7 @@
           <w:rFonts w:ascii="Calibri" w:cs="Calibri" w:eastAsia="Calibri" w:hAnsi="Calibri"/>
           <w:b/>
           <w:bCs/>
-          <w:color w:val="1D9E75"/>
+          <w:color w:val="1A1A1A"/>
           <w:sz w:val="21"/>
           <w:szCs w:val="21"/>
         </w:rPr>
@@ -10079,7 +9904,7 @@
           <w:rFonts w:ascii="Calibri" w:cs="Calibri" w:eastAsia="Calibri" w:hAnsi="Calibri"/>
           <w:b/>
           <w:bCs/>
-          <w:color w:val="1D9E75"/>
+          <w:color w:val="1A1A1A"/>
           <w:sz w:val="21"/>
           <w:szCs w:val="21"/>
         </w:rPr>
@@ -10103,7 +9928,7 @@
           <w:rFonts w:ascii="Calibri" w:cs="Calibri" w:eastAsia="Calibri" w:hAnsi="Calibri"/>
           <w:b/>
           <w:bCs/>
-          <w:color w:val="6B7772"/>
+          <w:color w:val="666666"/>
           <w:sz w:val="18"/>
           <w:szCs w:val="18"/>
         </w:rPr>
@@ -10112,7 +9937,7 @@
       <w:r>
         <w:rPr>
           <w:rFonts w:ascii="Calibri" w:cs="Calibri" w:eastAsia="Calibri" w:hAnsi="Calibri"/>
-          <w:color w:val="6B7772"/>
+          <w:color w:val="666666"/>
           <w:sz w:val="18"/>
           <w:szCs w:val="18"/>
         </w:rPr>
@@ -10123,7 +9948,7 @@
           <w:rFonts w:ascii="Calibri" w:cs="Calibri" w:eastAsia="Calibri" w:hAnsi="Calibri"/>
           <w:b/>
           <w:bCs/>
-          <w:color w:val="6B7772"/>
+          <w:color w:val="666666"/>
           <w:sz w:val="18"/>
           <w:szCs w:val="18"/>
         </w:rPr>
@@ -10132,7 +9957,7 @@
       <w:r>
         <w:rPr>
           <w:rFonts w:ascii="Calibri" w:cs="Calibri" w:eastAsia="Calibri" w:hAnsi="Calibri"/>
-          <w:color w:val="6B7772"/>
+          <w:color w:val="666666"/>
           <w:sz w:val="18"/>
           <w:szCs w:val="18"/>
         </w:rPr>
@@ -10143,7 +9968,7 @@
           <w:rFonts w:ascii="Calibri" w:cs="Calibri" w:eastAsia="Calibri" w:hAnsi="Calibri"/>
           <w:b/>
           <w:bCs/>
-          <w:color w:val="6B7772"/>
+          <w:color w:val="666666"/>
           <w:sz w:val="18"/>
           <w:szCs w:val="18"/>
         </w:rPr>
@@ -10152,7 +9977,7 @@
       <w:r>
         <w:rPr>
           <w:rFonts w:ascii="Calibri" w:cs="Calibri" w:eastAsia="Calibri" w:hAnsi="Calibri"/>
-          <w:color w:val="6B7772"/>
+          <w:color w:val="666666"/>
           <w:sz w:val="18"/>
           <w:szCs w:val="18"/>
         </w:rPr>
@@ -10170,7 +9995,7 @@
           <w:bCs/>
           <w:i/>
           <w:iCs/>
-          <w:color w:val="6B7772"/>
+          <w:color w:val="666666"/>
           <w:sz w:val="19"/>
           <w:szCs w:val="19"/>
         </w:rPr>
@@ -10181,7 +10006,7 @@
           <w:rFonts w:ascii="Calibri" w:cs="Calibri" w:eastAsia="Calibri" w:hAnsi="Calibri"/>
           <w:i/>
           <w:iCs/>
-          <w:color w:val="6B7772"/>
+          <w:color w:val="666666"/>
           <w:sz w:val="19"/>
           <w:szCs w:val="19"/>
         </w:rPr>
@@ -10199,7 +10024,7 @@
           <w:rFonts w:ascii="Calibri" w:cs="Calibri" w:eastAsia="Calibri" w:hAnsi="Calibri"/>
           <w:b/>
           <w:bCs/>
-          <w:color w:val="17402F"/>
+          <w:color w:val="1A1A1A"/>
           <w:sz w:val="24"/>
           <w:szCs w:val="24"/>
         </w:rPr>
@@ -10208,12 +10033,8 @@
     </w:p>
     <w:p>
       <w:pPr>
-        <w:pBdr>
-          <w:left w:val="single" w:color="1D9E75" w:sz="18" w:space="10"/>
-        </w:pBdr>
-        <w:shd w:fill="F2F7F5" w:color="auto" w:val="clear"/>
-        <w:spacing w:after="140" w:before="80" w:line="276"/>
-        <w:ind w:left="200" w:right="200"/>
+        <w:spacing w:after="120" w:before="60" w:line="276"/>
+        <w:ind w:left="340"/>
       </w:pPr>
       <w:r>
         <w:rPr>
@@ -10284,7 +10105,7 @@
           <w:rFonts w:ascii="Calibri" w:cs="Calibri" w:eastAsia="Calibri" w:hAnsi="Calibri"/>
           <w:b/>
           <w:bCs/>
-          <w:color w:val="1D9E75"/>
+          <w:color w:val="1A1A1A"/>
           <w:sz w:val="21"/>
           <w:szCs w:val="21"/>
         </w:rPr>
@@ -10313,7 +10134,7 @@
           <w:rFonts w:ascii="Calibri" w:cs="Calibri" w:eastAsia="Calibri" w:hAnsi="Calibri"/>
           <w:b/>
           <w:bCs/>
-          <w:color w:val="1D9E75"/>
+          <w:color w:val="1A1A1A"/>
           <w:sz w:val="21"/>
           <w:szCs w:val="21"/>
         </w:rPr>
@@ -10342,7 +10163,7 @@
           <w:rFonts w:ascii="Calibri" w:cs="Calibri" w:eastAsia="Calibri" w:hAnsi="Calibri"/>
           <w:b/>
           <w:bCs/>
-          <w:color w:val="1D9E75"/>
+          <w:color w:val="1A1A1A"/>
           <w:sz w:val="21"/>
           <w:szCs w:val="21"/>
         </w:rPr>
@@ -10371,7 +10192,7 @@
           <w:rFonts w:ascii="Calibri" w:cs="Calibri" w:eastAsia="Calibri" w:hAnsi="Calibri"/>
           <w:b/>
           <w:bCs/>
-          <w:color w:val="1D9E75"/>
+          <w:color w:val="1A1A1A"/>
           <w:sz w:val="21"/>
           <w:szCs w:val="21"/>
         </w:rPr>
@@ -10395,7 +10216,7 @@
           <w:rFonts w:ascii="Calibri" w:cs="Calibri" w:eastAsia="Calibri" w:hAnsi="Calibri"/>
           <w:b/>
           <w:bCs/>
-          <w:color w:val="6B7772"/>
+          <w:color w:val="666666"/>
           <w:sz w:val="18"/>
           <w:szCs w:val="18"/>
         </w:rPr>
@@ -10404,7 +10225,7 @@
       <w:r>
         <w:rPr>
           <w:rFonts w:ascii="Calibri" w:cs="Calibri" w:eastAsia="Calibri" w:hAnsi="Calibri"/>
-          <w:color w:val="6B7772"/>
+          <w:color w:val="666666"/>
           <w:sz w:val="18"/>
           <w:szCs w:val="18"/>
         </w:rPr>
@@ -10415,7 +10236,7 @@
           <w:rFonts w:ascii="Calibri" w:cs="Calibri" w:eastAsia="Calibri" w:hAnsi="Calibri"/>
           <w:b/>
           <w:bCs/>
-          <w:color w:val="6B7772"/>
+          <w:color w:val="666666"/>
           <w:sz w:val="18"/>
           <w:szCs w:val="18"/>
         </w:rPr>
@@ -10424,7 +10245,7 @@
       <w:r>
         <w:rPr>
           <w:rFonts w:ascii="Calibri" w:cs="Calibri" w:eastAsia="Calibri" w:hAnsi="Calibri"/>
-          <w:color w:val="6B7772"/>
+          <w:color w:val="666666"/>
           <w:sz w:val="18"/>
           <w:szCs w:val="18"/>
         </w:rPr>
@@ -10435,7 +10256,7 @@
           <w:rFonts w:ascii="Calibri" w:cs="Calibri" w:eastAsia="Calibri" w:hAnsi="Calibri"/>
           <w:b/>
           <w:bCs/>
-          <w:color w:val="6B7772"/>
+          <w:color w:val="666666"/>
           <w:sz w:val="18"/>
           <w:szCs w:val="18"/>
         </w:rPr>
@@ -10444,7 +10265,7 @@
       <w:r>
         <w:rPr>
           <w:rFonts w:ascii="Calibri" w:cs="Calibri" w:eastAsia="Calibri" w:hAnsi="Calibri"/>
-          <w:color w:val="6B7772"/>
+          <w:color w:val="666666"/>
           <w:sz w:val="18"/>
           <w:szCs w:val="18"/>
         </w:rPr>
@@ -10455,19 +10276,16 @@
       <w:pPr>
         <w:pStyle w:val="Heading1"/>
         <w:keepNext/>
-        <w:pBdr>
-          <w:bottom w:val="single" w:color="D7DEDB" w:sz="6" w:space="6"/>
-        </w:pBdr>
-        <w:spacing w:after="140" w:before="380"/>
-      </w:pPr>
-      <w:r>
-        <w:rPr>
-          <w:rFonts w:ascii="Calibri" w:cs="Calibri" w:eastAsia="Calibri" w:hAnsi="Calibri"/>
-          <w:b/>
-          <w:bCs/>
-          <w:color w:val="1D9E75"/>
-          <w:sz w:val="30"/>
-          <w:szCs w:val="30"/>
+        <w:spacing w:after="120" w:before="320"/>
+      </w:pPr>
+      <w:r>
+        <w:rPr>
+          <w:rFonts w:ascii="Calibri" w:cs="Calibri" w:eastAsia="Calibri" w:hAnsi="Calibri"/>
+          <w:b/>
+          <w:bCs/>
+          <w:color w:val="1A1A1A"/>
+          <w:sz w:val="26"/>
+          <w:szCs w:val="26"/>
         </w:rPr>
         <w:t xml:space="preserve">E7. Find and manage</w:t>
       </w:r>
@@ -10483,7 +10301,7 @@
           <w:rFonts w:ascii="Calibri" w:cs="Calibri" w:eastAsia="Calibri" w:hAnsi="Calibri"/>
           <w:b/>
           <w:bCs/>
-          <w:color w:val="17402F"/>
+          <w:color w:val="1A1A1A"/>
           <w:sz w:val="24"/>
           <w:szCs w:val="24"/>
         </w:rPr>
@@ -10492,12 +10310,8 @@
     </w:p>
     <w:p>
       <w:pPr>
-        <w:pBdr>
-          <w:left w:val="single" w:color="1D9E75" w:sz="18" w:space="10"/>
-        </w:pBdr>
-        <w:shd w:fill="F2F7F5" w:color="auto" w:val="clear"/>
-        <w:spacing w:after="140" w:before="80" w:line="276"/>
-        <w:ind w:left="200" w:right="200"/>
+        <w:spacing w:after="120" w:before="60" w:line="276"/>
+        <w:ind w:left="340"/>
       </w:pPr>
       <w:r>
         <w:rPr>
@@ -10568,7 +10382,7 @@
           <w:rFonts w:ascii="Calibri" w:cs="Calibri" w:eastAsia="Calibri" w:hAnsi="Calibri"/>
           <w:b/>
           <w:bCs/>
-          <w:color w:val="1D9E75"/>
+          <w:color w:val="1A1A1A"/>
           <w:sz w:val="21"/>
           <w:szCs w:val="21"/>
         </w:rPr>
@@ -10597,7 +10411,7 @@
           <w:rFonts w:ascii="Calibri" w:cs="Calibri" w:eastAsia="Calibri" w:hAnsi="Calibri"/>
           <w:b/>
           <w:bCs/>
-          <w:color w:val="1D9E75"/>
+          <w:color w:val="1A1A1A"/>
           <w:sz w:val="21"/>
           <w:szCs w:val="21"/>
         </w:rPr>
@@ -10626,7 +10440,7 @@
           <w:rFonts w:ascii="Calibri" w:cs="Calibri" w:eastAsia="Calibri" w:hAnsi="Calibri"/>
           <w:b/>
           <w:bCs/>
-          <w:color w:val="1D9E75"/>
+          <w:color w:val="1A1A1A"/>
           <w:sz w:val="21"/>
           <w:szCs w:val="21"/>
         </w:rPr>
@@ -10650,7 +10464,7 @@
           <w:rFonts w:ascii="Calibri" w:cs="Calibri" w:eastAsia="Calibri" w:hAnsi="Calibri"/>
           <w:b/>
           <w:bCs/>
-          <w:color w:val="6B7772"/>
+          <w:color w:val="666666"/>
           <w:sz w:val="18"/>
           <w:szCs w:val="18"/>
         </w:rPr>
@@ -10659,7 +10473,7 @@
       <w:r>
         <w:rPr>
           <w:rFonts w:ascii="Calibri" w:cs="Calibri" w:eastAsia="Calibri" w:hAnsi="Calibri"/>
-          <w:color w:val="6B7772"/>
+          <w:color w:val="666666"/>
           <w:sz w:val="18"/>
           <w:szCs w:val="18"/>
         </w:rPr>
@@ -10670,7 +10484,7 @@
           <w:rFonts w:ascii="Calibri" w:cs="Calibri" w:eastAsia="Calibri" w:hAnsi="Calibri"/>
           <w:b/>
           <w:bCs/>
-          <w:color w:val="6B7772"/>
+          <w:color w:val="666666"/>
           <w:sz w:val="18"/>
           <w:szCs w:val="18"/>
         </w:rPr>
@@ -10679,7 +10493,7 @@
       <w:r>
         <w:rPr>
           <w:rFonts w:ascii="Calibri" w:cs="Calibri" w:eastAsia="Calibri" w:hAnsi="Calibri"/>
-          <w:color w:val="6B7772"/>
+          <w:color w:val="666666"/>
           <w:sz w:val="18"/>
           <w:szCs w:val="18"/>
         </w:rPr>
@@ -10690,7 +10504,7 @@
           <w:rFonts w:ascii="Calibri" w:cs="Calibri" w:eastAsia="Calibri" w:hAnsi="Calibri"/>
           <w:b/>
           <w:bCs/>
-          <w:color w:val="6B7772"/>
+          <w:color w:val="666666"/>
           <w:sz w:val="18"/>
           <w:szCs w:val="18"/>
         </w:rPr>
@@ -10699,7 +10513,7 @@
       <w:r>
         <w:rPr>
           <w:rFonts w:ascii="Calibri" w:cs="Calibri" w:eastAsia="Calibri" w:hAnsi="Calibri"/>
-          <w:color w:val="6B7772"/>
+          <w:color w:val="666666"/>
           <w:sz w:val="18"/>
           <w:szCs w:val="18"/>
         </w:rPr>
@@ -10717,7 +10531,7 @@
           <w:rFonts w:ascii="Calibri" w:cs="Calibri" w:eastAsia="Calibri" w:hAnsi="Calibri"/>
           <w:b/>
           <w:bCs/>
-          <w:color w:val="17402F"/>
+          <w:color w:val="1A1A1A"/>
           <w:sz w:val="24"/>
           <w:szCs w:val="24"/>
         </w:rPr>
@@ -10726,12 +10540,8 @@
     </w:p>
     <w:p>
       <w:pPr>
-        <w:pBdr>
-          <w:left w:val="single" w:color="1D9E75" w:sz="18" w:space="10"/>
-        </w:pBdr>
-        <w:shd w:fill="F2F7F5" w:color="auto" w:val="clear"/>
-        <w:spacing w:after="140" w:before="80" w:line="276"/>
-        <w:ind w:left="200" w:right="200"/>
+        <w:spacing w:after="120" w:before="60" w:line="276"/>
+        <w:ind w:left="340"/>
       </w:pPr>
       <w:r>
         <w:rPr>
@@ -10802,7 +10612,7 @@
           <w:rFonts w:ascii="Calibri" w:cs="Calibri" w:eastAsia="Calibri" w:hAnsi="Calibri"/>
           <w:b/>
           <w:bCs/>
-          <w:color w:val="1D9E75"/>
+          <w:color w:val="1A1A1A"/>
           <w:sz w:val="21"/>
           <w:szCs w:val="21"/>
         </w:rPr>
@@ -10831,7 +10641,7 @@
           <w:rFonts w:ascii="Calibri" w:cs="Calibri" w:eastAsia="Calibri" w:hAnsi="Calibri"/>
           <w:b/>
           <w:bCs/>
-          <w:color w:val="1D9E75"/>
+          <w:color w:val="1A1A1A"/>
           <w:sz w:val="21"/>
           <w:szCs w:val="21"/>
         </w:rPr>
@@ -10860,7 +10670,7 @@
           <w:rFonts w:ascii="Calibri" w:cs="Calibri" w:eastAsia="Calibri" w:hAnsi="Calibri"/>
           <w:b/>
           <w:bCs/>
-          <w:color w:val="1D9E75"/>
+          <w:color w:val="1A1A1A"/>
           <w:sz w:val="21"/>
           <w:szCs w:val="21"/>
         </w:rPr>
@@ -10884,7 +10694,7 @@
           <w:rFonts w:ascii="Calibri" w:cs="Calibri" w:eastAsia="Calibri" w:hAnsi="Calibri"/>
           <w:b/>
           <w:bCs/>
-          <w:color w:val="6B7772"/>
+          <w:color w:val="666666"/>
           <w:sz w:val="18"/>
           <w:szCs w:val="18"/>
         </w:rPr>
@@ -10893,7 +10703,7 @@
       <w:r>
         <w:rPr>
           <w:rFonts w:ascii="Calibri" w:cs="Calibri" w:eastAsia="Calibri" w:hAnsi="Calibri"/>
-          <w:color w:val="6B7772"/>
+          <w:color w:val="666666"/>
           <w:sz w:val="18"/>
           <w:szCs w:val="18"/>
         </w:rPr>
@@ -10904,7 +10714,7 @@
           <w:rFonts w:ascii="Calibri" w:cs="Calibri" w:eastAsia="Calibri" w:hAnsi="Calibri"/>
           <w:b/>
           <w:bCs/>
-          <w:color w:val="6B7772"/>
+          <w:color w:val="666666"/>
           <w:sz w:val="18"/>
           <w:szCs w:val="18"/>
         </w:rPr>
@@ -10913,7 +10723,7 @@
       <w:r>
         <w:rPr>
           <w:rFonts w:ascii="Calibri" w:cs="Calibri" w:eastAsia="Calibri" w:hAnsi="Calibri"/>
-          <w:color w:val="6B7772"/>
+          <w:color w:val="666666"/>
           <w:sz w:val="18"/>
           <w:szCs w:val="18"/>
         </w:rPr>
@@ -10924,7 +10734,7 @@
           <w:rFonts w:ascii="Calibri" w:cs="Calibri" w:eastAsia="Calibri" w:hAnsi="Calibri"/>
           <w:b/>
           <w:bCs/>
-          <w:color w:val="6B7772"/>
+          <w:color w:val="666666"/>
           <w:sz w:val="18"/>
           <w:szCs w:val="18"/>
         </w:rPr>
@@ -10933,7 +10743,7 @@
       <w:r>
         <w:rPr>
           <w:rFonts w:ascii="Calibri" w:cs="Calibri" w:eastAsia="Calibri" w:hAnsi="Calibri"/>
-          <w:color w:val="6B7772"/>
+          <w:color w:val="666666"/>
           <w:sz w:val="18"/>
           <w:szCs w:val="18"/>
         </w:rPr>
@@ -10951,7 +10761,7 @@
           <w:rFonts w:ascii="Calibri" w:cs="Calibri" w:eastAsia="Calibri" w:hAnsi="Calibri"/>
           <w:b/>
           <w:bCs/>
-          <w:color w:val="17402F"/>
+          <w:color w:val="1A1A1A"/>
           <w:sz w:val="24"/>
           <w:szCs w:val="24"/>
         </w:rPr>
@@ -10960,12 +10770,8 @@
     </w:p>
     <w:p>
       <w:pPr>
-        <w:pBdr>
-          <w:left w:val="single" w:color="1D9E75" w:sz="18" w:space="10"/>
-        </w:pBdr>
-        <w:shd w:fill="F2F7F5" w:color="auto" w:val="clear"/>
-        <w:spacing w:after="140" w:before="80" w:line="276"/>
-        <w:ind w:left="200" w:right="200"/>
+        <w:spacing w:after="120" w:before="60" w:line="276"/>
+        <w:ind w:left="340"/>
       </w:pPr>
       <w:r>
         <w:rPr>
@@ -11036,7 +10842,7 @@
           <w:rFonts w:ascii="Calibri" w:cs="Calibri" w:eastAsia="Calibri" w:hAnsi="Calibri"/>
           <w:b/>
           <w:bCs/>
-          <w:color w:val="1D9E75"/>
+          <w:color w:val="1A1A1A"/>
           <w:sz w:val="21"/>
           <w:szCs w:val="21"/>
         </w:rPr>
@@ -11065,7 +10871,7 @@
           <w:rFonts w:ascii="Calibri" w:cs="Calibri" w:eastAsia="Calibri" w:hAnsi="Calibri"/>
           <w:b/>
           <w:bCs/>
-          <w:color w:val="1D9E75"/>
+          <w:color w:val="1A1A1A"/>
           <w:sz w:val="21"/>
           <w:szCs w:val="21"/>
         </w:rPr>
@@ -11094,7 +10900,7 @@
           <w:rFonts w:ascii="Calibri" w:cs="Calibri" w:eastAsia="Calibri" w:hAnsi="Calibri"/>
           <w:b/>
           <w:bCs/>
-          <w:color w:val="1D9E75"/>
+          <w:color w:val="1A1A1A"/>
           <w:sz w:val="21"/>
           <w:szCs w:val="21"/>
         </w:rPr>
@@ -11123,7 +10929,7 @@
           <w:rFonts w:ascii="Calibri" w:cs="Calibri" w:eastAsia="Calibri" w:hAnsi="Calibri"/>
           <w:b/>
           <w:bCs/>
-          <w:color w:val="1D9E75"/>
+          <w:color w:val="1A1A1A"/>
           <w:sz w:val="21"/>
           <w:szCs w:val="21"/>
         </w:rPr>
@@ -11147,7 +10953,7 @@
           <w:rFonts w:ascii="Calibri" w:cs="Calibri" w:eastAsia="Calibri" w:hAnsi="Calibri"/>
           <w:b/>
           <w:bCs/>
-          <w:color w:val="6B7772"/>
+          <w:color w:val="666666"/>
           <w:sz w:val="18"/>
           <w:szCs w:val="18"/>
         </w:rPr>
@@ -11156,7 +10962,7 @@
       <w:r>
         <w:rPr>
           <w:rFonts w:ascii="Calibri" w:cs="Calibri" w:eastAsia="Calibri" w:hAnsi="Calibri"/>
-          <w:color w:val="6B7772"/>
+          <w:color w:val="666666"/>
           <w:sz w:val="18"/>
           <w:szCs w:val="18"/>
         </w:rPr>
@@ -11167,7 +10973,7 @@
           <w:rFonts w:ascii="Calibri" w:cs="Calibri" w:eastAsia="Calibri" w:hAnsi="Calibri"/>
           <w:b/>
           <w:bCs/>
-          <w:color w:val="6B7772"/>
+          <w:color w:val="666666"/>
           <w:sz w:val="18"/>
           <w:szCs w:val="18"/>
         </w:rPr>
@@ -11176,7 +10982,7 @@
       <w:r>
         <w:rPr>
           <w:rFonts w:ascii="Calibri" w:cs="Calibri" w:eastAsia="Calibri" w:hAnsi="Calibri"/>
-          <w:color w:val="6B7772"/>
+          <w:color w:val="666666"/>
           <w:sz w:val="18"/>
           <w:szCs w:val="18"/>
         </w:rPr>
@@ -11187,7 +10993,7 @@
           <w:rFonts w:ascii="Calibri" w:cs="Calibri" w:eastAsia="Calibri" w:hAnsi="Calibri"/>
           <w:b/>
           <w:bCs/>
-          <w:color w:val="6B7772"/>
+          <w:color w:val="666666"/>
           <w:sz w:val="18"/>
           <w:szCs w:val="18"/>
         </w:rPr>
@@ -11196,7 +11002,7 @@
       <w:r>
         <w:rPr>
           <w:rFonts w:ascii="Calibri" w:cs="Calibri" w:eastAsia="Calibri" w:hAnsi="Calibri"/>
-          <w:color w:val="6B7772"/>
+          <w:color w:val="666666"/>
           <w:sz w:val="18"/>
           <w:szCs w:val="18"/>
         </w:rPr>
@@ -11214,7 +11020,7 @@
           <w:bCs/>
           <w:i/>
           <w:iCs/>
-          <w:color w:val="6B7772"/>
+          <w:color w:val="666666"/>
           <w:sz w:val="19"/>
           <w:szCs w:val="19"/>
         </w:rPr>
@@ -11225,7 +11031,7 @@
           <w:rFonts w:ascii="Calibri" w:cs="Calibri" w:eastAsia="Calibri" w:hAnsi="Calibri"/>
           <w:i/>
           <w:iCs/>
-          <w:color w:val="6B7772"/>
+          <w:color w:val="666666"/>
           <w:sz w:val="19"/>
           <w:szCs w:val="19"/>
         </w:rPr>
@@ -11243,7 +11049,7 @@
           <w:rFonts w:ascii="Calibri" w:cs="Calibri" w:eastAsia="Calibri" w:hAnsi="Calibri"/>
           <w:b/>
           <w:bCs/>
-          <w:color w:val="17402F"/>
+          <w:color w:val="1A1A1A"/>
           <w:sz w:val="24"/>
           <w:szCs w:val="24"/>
         </w:rPr>
@@ -11252,12 +11058,8 @@
     </w:p>
     <w:p>
       <w:pPr>
-        <w:pBdr>
-          <w:left w:val="single" w:color="1D9E75" w:sz="18" w:space="10"/>
-        </w:pBdr>
-        <w:shd w:fill="F2F7F5" w:color="auto" w:val="clear"/>
-        <w:spacing w:after="140" w:before="80" w:line="276"/>
-        <w:ind w:left="200" w:right="200"/>
+        <w:spacing w:after="120" w:before="60" w:line="276"/>
+        <w:ind w:left="340"/>
       </w:pPr>
       <w:r>
         <w:rPr>
@@ -11328,7 +11130,7 @@
           <w:rFonts w:ascii="Calibri" w:cs="Calibri" w:eastAsia="Calibri" w:hAnsi="Calibri"/>
           <w:b/>
           <w:bCs/>
-          <w:color w:val="1D9E75"/>
+          <w:color w:val="1A1A1A"/>
           <w:sz w:val="21"/>
           <w:szCs w:val="21"/>
         </w:rPr>
@@ -11357,7 +11159,7 @@
           <w:rFonts w:ascii="Calibri" w:cs="Calibri" w:eastAsia="Calibri" w:hAnsi="Calibri"/>
           <w:b/>
           <w:bCs/>
-          <w:color w:val="1D9E75"/>
+          <w:color w:val="1A1A1A"/>
           <w:sz w:val="21"/>
           <w:szCs w:val="21"/>
         </w:rPr>
@@ -11386,7 +11188,7 @@
           <w:rFonts w:ascii="Calibri" w:cs="Calibri" w:eastAsia="Calibri" w:hAnsi="Calibri"/>
           <w:b/>
           <w:bCs/>
-          <w:color w:val="1D9E75"/>
+          <w:color w:val="1A1A1A"/>
           <w:sz w:val="21"/>
           <w:szCs w:val="21"/>
         </w:rPr>
@@ -11415,7 +11217,7 @@
           <w:rFonts w:ascii="Calibri" w:cs="Calibri" w:eastAsia="Calibri" w:hAnsi="Calibri"/>
           <w:b/>
           <w:bCs/>
-          <w:color w:val="1D9E75"/>
+          <w:color w:val="1A1A1A"/>
           <w:sz w:val="21"/>
           <w:szCs w:val="21"/>
         </w:rPr>
@@ -11439,7 +11241,7 @@
           <w:rFonts w:ascii="Calibri" w:cs="Calibri" w:eastAsia="Calibri" w:hAnsi="Calibri"/>
           <w:b/>
           <w:bCs/>
-          <w:color w:val="6B7772"/>
+          <w:color w:val="666666"/>
           <w:sz w:val="18"/>
           <w:szCs w:val="18"/>
         </w:rPr>
@@ -11448,7 +11250,7 @@
       <w:r>
         <w:rPr>
           <w:rFonts w:ascii="Calibri" w:cs="Calibri" w:eastAsia="Calibri" w:hAnsi="Calibri"/>
-          <w:color w:val="6B7772"/>
+          <w:color w:val="666666"/>
           <w:sz w:val="18"/>
           <w:szCs w:val="18"/>
         </w:rPr>
@@ -11459,7 +11261,7 @@
           <w:rFonts w:ascii="Calibri" w:cs="Calibri" w:eastAsia="Calibri" w:hAnsi="Calibri"/>
           <w:b/>
           <w:bCs/>
-          <w:color w:val="6B7772"/>
+          <w:color w:val="666666"/>
           <w:sz w:val="18"/>
           <w:szCs w:val="18"/>
         </w:rPr>
@@ -11468,7 +11270,7 @@
       <w:r>
         <w:rPr>
           <w:rFonts w:ascii="Calibri" w:cs="Calibri" w:eastAsia="Calibri" w:hAnsi="Calibri"/>
-          <w:color w:val="6B7772"/>
+          <w:color w:val="666666"/>
           <w:sz w:val="18"/>
           <w:szCs w:val="18"/>
         </w:rPr>
@@ -11479,7 +11281,7 @@
           <w:rFonts w:ascii="Calibri" w:cs="Calibri" w:eastAsia="Calibri" w:hAnsi="Calibri"/>
           <w:b/>
           <w:bCs/>
-          <w:color w:val="6B7772"/>
+          <w:color w:val="666666"/>
           <w:sz w:val="18"/>
           <w:szCs w:val="18"/>
         </w:rPr>
@@ -11488,7 +11290,7 @@
       <w:r>
         <w:rPr>
           <w:rFonts w:ascii="Calibri" w:cs="Calibri" w:eastAsia="Calibri" w:hAnsi="Calibri"/>
-          <w:color w:val="6B7772"/>
+          <w:color w:val="666666"/>
           <w:sz w:val="18"/>
           <w:szCs w:val="18"/>
         </w:rPr>
@@ -11499,19 +11301,16 @@
       <w:pPr>
         <w:pStyle w:val="Heading1"/>
         <w:keepNext/>
-        <w:pBdr>
-          <w:bottom w:val="single" w:color="D7DEDB" w:sz="6" w:space="6"/>
-        </w:pBdr>
-        <w:spacing w:after="140" w:before="380"/>
-      </w:pPr>
-      <w:r>
-        <w:rPr>
-          <w:rFonts w:ascii="Calibri" w:cs="Calibri" w:eastAsia="Calibri" w:hAnsi="Calibri"/>
-          <w:b/>
-          <w:bCs/>
-          <w:color w:val="1D9E75"/>
-          <w:sz w:val="30"/>
-          <w:szCs w:val="30"/>
+        <w:spacing w:after="120" w:before="320"/>
+      </w:pPr>
+      <w:r>
+        <w:rPr>
+          <w:rFonts w:ascii="Calibri" w:cs="Calibri" w:eastAsia="Calibri" w:hAnsi="Calibri"/>
+          <w:b/>
+          <w:bCs/>
+          <w:color w:val="1A1A1A"/>
+          <w:sz w:val="26"/>
+          <w:szCs w:val="26"/>
         </w:rPr>
         <w:t xml:space="preserve">E8. Inspect</w:t>
       </w:r>
@@ -11527,7 +11326,7 @@
           <w:rFonts w:ascii="Calibri" w:cs="Calibri" w:eastAsia="Calibri" w:hAnsi="Calibri"/>
           <w:b/>
           <w:bCs/>
-          <w:color w:val="17402F"/>
+          <w:color w:val="1A1A1A"/>
           <w:sz w:val="24"/>
           <w:szCs w:val="24"/>
         </w:rPr>
@@ -11536,12 +11335,8 @@
     </w:p>
     <w:p>
       <w:pPr>
-        <w:pBdr>
-          <w:left w:val="single" w:color="1D9E75" w:sz="18" w:space="10"/>
-        </w:pBdr>
-        <w:shd w:fill="F2F7F5" w:color="auto" w:val="clear"/>
-        <w:spacing w:after="140" w:before="80" w:line="276"/>
-        <w:ind w:left="200" w:right="200"/>
+        <w:spacing w:after="120" w:before="60" w:line="276"/>
+        <w:ind w:left="340"/>
       </w:pPr>
       <w:r>
         <w:rPr>
@@ -11612,7 +11407,7 @@
           <w:rFonts w:ascii="Calibri" w:cs="Calibri" w:eastAsia="Calibri" w:hAnsi="Calibri"/>
           <w:b/>
           <w:bCs/>
-          <w:color w:val="1D9E75"/>
+          <w:color w:val="1A1A1A"/>
           <w:sz w:val="21"/>
           <w:szCs w:val="21"/>
         </w:rPr>
@@ -11641,7 +11436,7 @@
           <w:rFonts w:ascii="Calibri" w:cs="Calibri" w:eastAsia="Calibri" w:hAnsi="Calibri"/>
           <w:b/>
           <w:bCs/>
-          <w:color w:val="1D9E75"/>
+          <w:color w:val="1A1A1A"/>
           <w:sz w:val="21"/>
           <w:szCs w:val="21"/>
         </w:rPr>
@@ -11670,7 +11465,7 @@
           <w:rFonts w:ascii="Calibri" w:cs="Calibri" w:eastAsia="Calibri" w:hAnsi="Calibri"/>
           <w:b/>
           <w:bCs/>
-          <w:color w:val="1D9E75"/>
+          <w:color w:val="1A1A1A"/>
           <w:sz w:val="21"/>
           <w:szCs w:val="21"/>
         </w:rPr>
@@ -11694,7 +11489,7 @@
           <w:rFonts w:ascii="Calibri" w:cs="Calibri" w:eastAsia="Calibri" w:hAnsi="Calibri"/>
           <w:b/>
           <w:bCs/>
-          <w:color w:val="6B7772"/>
+          <w:color w:val="666666"/>
           <w:sz w:val="18"/>
           <w:szCs w:val="18"/>
         </w:rPr>
@@ -11703,7 +11498,7 @@
       <w:r>
         <w:rPr>
           <w:rFonts w:ascii="Calibri" w:cs="Calibri" w:eastAsia="Calibri" w:hAnsi="Calibri"/>
-          <w:color w:val="6B7772"/>
+          <w:color w:val="666666"/>
           <w:sz w:val="18"/>
           <w:szCs w:val="18"/>
         </w:rPr>
@@ -11714,7 +11509,7 @@
           <w:rFonts w:ascii="Calibri" w:cs="Calibri" w:eastAsia="Calibri" w:hAnsi="Calibri"/>
           <w:b/>
           <w:bCs/>
-          <w:color w:val="6B7772"/>
+          <w:color w:val="666666"/>
           <w:sz w:val="18"/>
           <w:szCs w:val="18"/>
         </w:rPr>
@@ -11723,7 +11518,7 @@
       <w:r>
         <w:rPr>
           <w:rFonts w:ascii="Calibri" w:cs="Calibri" w:eastAsia="Calibri" w:hAnsi="Calibri"/>
-          <w:color w:val="6B7772"/>
+          <w:color w:val="666666"/>
           <w:sz w:val="18"/>
           <w:szCs w:val="18"/>
         </w:rPr>
@@ -11734,7 +11529,7 @@
           <w:rFonts w:ascii="Calibri" w:cs="Calibri" w:eastAsia="Calibri" w:hAnsi="Calibri"/>
           <w:b/>
           <w:bCs/>
-          <w:color w:val="6B7772"/>
+          <w:color w:val="666666"/>
           <w:sz w:val="18"/>
           <w:szCs w:val="18"/>
         </w:rPr>
@@ -11743,7 +11538,7 @@
       <w:r>
         <w:rPr>
           <w:rFonts w:ascii="Calibri" w:cs="Calibri" w:eastAsia="Calibri" w:hAnsi="Calibri"/>
-          <w:color w:val="6B7772"/>
+          <w:color w:val="666666"/>
           <w:sz w:val="18"/>
           <w:szCs w:val="18"/>
         </w:rPr>
@@ -11754,19 +11549,16 @@
       <w:pPr>
         <w:pStyle w:val="Heading1"/>
         <w:keepNext/>
-        <w:pBdr>
-          <w:bottom w:val="single" w:color="D7DEDB" w:sz="6" w:space="6"/>
-        </w:pBdr>
-        <w:spacing w:after="140" w:before="380"/>
-      </w:pPr>
-      <w:r>
-        <w:rPr>
-          <w:rFonts w:ascii="Calibri" w:cs="Calibri" w:eastAsia="Calibri" w:hAnsi="Calibri"/>
-          <w:b/>
-          <w:bCs/>
-          <w:color w:val="1D9E75"/>
-          <w:sz w:val="30"/>
-          <w:szCs w:val="30"/>
+        <w:spacing w:after="120" w:before="320"/>
+      </w:pPr>
+      <w:r>
+        <w:rPr>
+          <w:rFonts w:ascii="Calibri" w:cs="Calibri" w:eastAsia="Calibri" w:hAnsi="Calibri"/>
+          <w:b/>
+          <w:bCs/>
+          <w:color w:val="1A1A1A"/>
+          <w:sz w:val="26"/>
+          <w:szCs w:val="26"/>
         </w:rPr>
         <w:t xml:space="preserve">Blocked stories</w:t>
       </w:r>
@@ -11775,12 +11567,12 @@
       <w:tblPr>
         <w:tblW w:type="dxa" w:w="9360"/>
         <w:tblBorders>
-          <w:top w:val="single" w:color="D7DEDB" w:sz="2"/>
-          <w:left w:val="single" w:color="D7DEDB" w:sz="2"/>
-          <w:bottom w:val="single" w:color="D7DEDB" w:sz="2"/>
-          <w:right w:val="single" w:color="D7DEDB" w:sz="2"/>
-          <w:insideH w:val="single" w:color="D7DEDB" w:sz="2"/>
-          <w:insideV w:val="single" w:color="D7DEDB" w:sz="2"/>
+          <w:top w:val="single" w:color="C8C8C8" w:sz="2"/>
+          <w:left w:val="single" w:color="C8C8C8" w:sz="2"/>
+          <w:bottom w:val="single" w:color="C8C8C8" w:sz="2"/>
+          <w:right w:val="single" w:color="C8C8C8" w:sz="2"/>
+          <w:insideH w:val="single" w:color="C8C8C8" w:sz="2"/>
+          <w:insideV w:val="single" w:color="C8C8C8" w:sz="2"/>
         </w:tblBorders>
       </w:tblPr>
       <w:tblGrid>
@@ -11795,7 +11587,7 @@
         <w:tc>
           <w:tcPr>
             <w:tcW w:type="dxa" w:w="2400"/>
-            <w:shd w:fill="1D9E75" w:color="auto" w:val="clear"/>
+            <w:shd w:fill="EFEFEF" w:color="auto" w:val="clear"/>
             <w:tcMar>
               <w:top w:type="dxa" w:w="60"/>
               <w:left w:type="dxa" w:w="100"/>
@@ -11812,7 +11604,6 @@
                 <w:rFonts w:ascii="Calibri" w:cs="Calibri" w:eastAsia="Calibri" w:hAnsi="Calibri"/>
                 <w:b/>
                 <w:bCs/>
-                <w:color w:val="FFFFFF"/>
                 <w:sz w:val="19"/>
                 <w:szCs w:val="19"/>
               </w:rPr>
@@ -11823,7 +11614,7 @@
         <w:tc>
           <w:tcPr>
             <w:tcW w:type="dxa" w:w="3600"/>
-            <w:shd w:fill="1D9E75" w:color="auto" w:val="clear"/>
+            <w:shd w:fill="EFEFEF" w:color="auto" w:val="clear"/>
             <w:tcMar>
               <w:top w:type="dxa" w:w="60"/>
               <w:left w:type="dxa" w:w="100"/>
@@ -11840,7 +11631,6 @@
                 <w:rFonts w:ascii="Calibri" w:cs="Calibri" w:eastAsia="Calibri" w:hAnsi="Calibri"/>
                 <w:b/>
                 <w:bCs/>
-                <w:color w:val="FFFFFF"/>
                 <w:sz w:val="19"/>
                 <w:szCs w:val="19"/>
               </w:rPr>
@@ -11851,7 +11641,7 @@
         <w:tc>
           <w:tcPr>
             <w:tcW w:type="dxa" w:w="3360"/>
-            <w:shd w:fill="1D9E75" w:color="auto" w:val="clear"/>
+            <w:shd w:fill="EFEFEF" w:color="auto" w:val="clear"/>
             <w:tcMar>
               <w:top w:type="dxa" w:w="60"/>
               <w:left w:type="dxa" w:w="100"/>
@@ -11868,7 +11658,6 @@
                 <w:rFonts w:ascii="Calibri" w:cs="Calibri" w:eastAsia="Calibri" w:hAnsi="Calibri"/>
                 <w:b/>
                 <w:bCs/>
-                <w:color w:val="FFFFFF"/>
                 <w:sz w:val="19"/>
                 <w:szCs w:val="19"/>
               </w:rPr>
@@ -11961,7 +11750,6 @@
         <w:tc>
           <w:tcPr>
             <w:tcW w:type="dxa" w:w="2400"/>
-            <w:shd w:fill="F2F7F5" w:color="auto" w:val="clear"/>
             <w:tcMar>
               <w:top w:type="dxa" w:w="60"/>
               <w:left w:type="dxa" w:w="100"/>
@@ -11986,7 +11774,6 @@
         <w:tc>
           <w:tcPr>
             <w:tcW w:type="dxa" w:w="3600"/>
-            <w:shd w:fill="F2F7F5" w:color="auto" w:val="clear"/>
             <w:tcMar>
               <w:top w:type="dxa" w:w="60"/>
               <w:left w:type="dxa" w:w="100"/>
@@ -12011,7 +11798,6 @@
         <w:tc>
           <w:tcPr>
             <w:tcW w:type="dxa" w:w="3360"/>
-            <w:shd w:fill="F2F7F5" w:color="auto" w:val="clear"/>
             <w:tcMar>
               <w:top w:type="dxa" w:w="60"/>
               <w:left w:type="dxa" w:w="100"/>
@@ -12134,19 +11920,16 @@
       <w:pPr>
         <w:pStyle w:val="Heading1"/>
         <w:keepNext/>
-        <w:pBdr>
-          <w:bottom w:val="single" w:color="D7DEDB" w:sz="6" w:space="6"/>
-        </w:pBdr>
-        <w:spacing w:after="140" w:before="380"/>
-      </w:pPr>
-      <w:r>
-        <w:rPr>
-          <w:rFonts w:ascii="Calibri" w:cs="Calibri" w:eastAsia="Calibri" w:hAnsi="Calibri"/>
-          <w:b/>
-          <w:bCs/>
-          <w:color w:val="1D9E75"/>
-          <w:sz w:val="30"/>
-          <w:szCs w:val="30"/>
+        <w:spacing w:after="120" w:before="320"/>
+      </w:pPr>
+      <w:r>
+        <w:rPr>
+          <w:rFonts w:ascii="Calibri" w:cs="Calibri" w:eastAsia="Calibri" w:hAnsi="Calibri"/>
+          <w:b/>
+          <w:bCs/>
+          <w:color w:val="1A1A1A"/>
+          <w:sz w:val="26"/>
+          <w:szCs w:val="26"/>
         </w:rPr>
         <w:t xml:space="preserve">Deliberately not written as stories</w:t>
       </w:r>
@@ -12155,12 +11938,12 @@
       <w:tblPr>
         <w:tblW w:type="dxa" w:w="9360"/>
         <w:tblBorders>
-          <w:top w:val="single" w:color="D7DEDB" w:sz="2"/>
-          <w:left w:val="single" w:color="D7DEDB" w:sz="2"/>
-          <w:bottom w:val="single" w:color="D7DEDB" w:sz="2"/>
-          <w:right w:val="single" w:color="D7DEDB" w:sz="2"/>
-          <w:insideH w:val="single" w:color="D7DEDB" w:sz="2"/>
-          <w:insideV w:val="single" w:color="D7DEDB" w:sz="2"/>
+          <w:top w:val="single" w:color="C8C8C8" w:sz="2"/>
+          <w:left w:val="single" w:color="C8C8C8" w:sz="2"/>
+          <w:bottom w:val="single" w:color="C8C8C8" w:sz="2"/>
+          <w:right w:val="single" w:color="C8C8C8" w:sz="2"/>
+          <w:insideH w:val="single" w:color="C8C8C8" w:sz="2"/>
+          <w:insideV w:val="single" w:color="C8C8C8" w:sz="2"/>
         </w:tblBorders>
       </w:tblPr>
       <w:tblGrid>
@@ -12175,7 +11958,7 @@
         <w:tc>
           <w:tcPr>
             <w:tcW w:type="dxa" w:w="2400"/>
-            <w:shd w:fill="1D9E75" w:color="auto" w:val="clear"/>
+            <w:shd w:fill="EFEFEF" w:color="auto" w:val="clear"/>
             <w:tcMar>
               <w:top w:type="dxa" w:w="60"/>
               <w:left w:type="dxa" w:w="100"/>
@@ -12192,7 +11975,6 @@
                 <w:rFonts w:ascii="Calibri" w:cs="Calibri" w:eastAsia="Calibri" w:hAnsi="Calibri"/>
                 <w:b/>
                 <w:bCs/>
-                <w:color w:val="FFFFFF"/>
                 <w:sz w:val="19"/>
                 <w:szCs w:val="19"/>
               </w:rPr>
@@ -12203,7 +11985,7 @@
         <w:tc>
           <w:tcPr>
             <w:tcW w:type="dxa" w:w="3600"/>
-            <w:shd w:fill="1D9E75" w:color="auto" w:val="clear"/>
+            <w:shd w:fill="EFEFEF" w:color="auto" w:val="clear"/>
             <w:tcMar>
               <w:top w:type="dxa" w:w="60"/>
               <w:left w:type="dxa" w:w="100"/>
@@ -12220,7 +12002,6 @@
                 <w:rFonts w:ascii="Calibri" w:cs="Calibri" w:eastAsia="Calibri" w:hAnsi="Calibri"/>
                 <w:b/>
                 <w:bCs/>
-                <w:color w:val="FFFFFF"/>
                 <w:sz w:val="19"/>
                 <w:szCs w:val="19"/>
               </w:rPr>
@@ -12231,7 +12012,7 @@
         <w:tc>
           <w:tcPr>
             <w:tcW w:type="dxa" w:w="3360"/>
-            <w:shd w:fill="1D9E75" w:color="auto" w:val="clear"/>
+            <w:shd w:fill="EFEFEF" w:color="auto" w:val="clear"/>
             <w:tcMar>
               <w:top w:type="dxa" w:w="60"/>
               <w:left w:type="dxa" w:w="100"/>
@@ -12248,7 +12029,6 @@
                 <w:rFonts w:ascii="Calibri" w:cs="Calibri" w:eastAsia="Calibri" w:hAnsi="Calibri"/>
                 <w:b/>
                 <w:bCs/>
-                <w:color w:val="FFFFFF"/>
                 <w:sz w:val="19"/>
                 <w:szCs w:val="19"/>
               </w:rPr>
@@ -12341,7 +12121,6 @@
         <w:tc>
           <w:tcPr>
             <w:tcW w:type="dxa" w:w="2400"/>
-            <w:shd w:fill="F2F7F5" w:color="auto" w:val="clear"/>
             <w:tcMar>
               <w:top w:type="dxa" w:w="60"/>
               <w:left w:type="dxa" w:w="100"/>
@@ -12366,7 +12145,6 @@
         <w:tc>
           <w:tcPr>
             <w:tcW w:type="dxa" w:w="3600"/>
-            <w:shd w:fill="F2F7F5" w:color="auto" w:val="clear"/>
             <w:tcMar>
               <w:top w:type="dxa" w:w="60"/>
               <w:left w:type="dxa" w:w="100"/>
@@ -12391,7 +12169,6 @@
         <w:tc>
           <w:tcPr>
             <w:tcW w:type="dxa" w:w="3360"/>
-            <w:shd w:fill="F2F7F5" w:color="auto" w:val="clear"/>
             <w:tcMar>
               <w:top w:type="dxa" w:w="60"/>
               <w:left w:type="dxa" w:w="100"/>
@@ -12498,7 +12275,6 @@
         <w:tc>
           <w:tcPr>
             <w:tcW w:type="dxa" w:w="2400"/>
-            <w:shd w:fill="F2F7F5" w:color="auto" w:val="clear"/>
             <w:tcMar>
               <w:top w:type="dxa" w:w="60"/>
               <w:left w:type="dxa" w:w="100"/>
@@ -12523,7 +12299,6 @@
         <w:tc>
           <w:tcPr>
             <w:tcW w:type="dxa" w:w="3600"/>
-            <w:shd w:fill="F2F7F5" w:color="auto" w:val="clear"/>
             <w:tcMar>
               <w:top w:type="dxa" w:w="60"/>
               <w:left w:type="dxa" w:w="100"/>
@@ -12548,7 +12323,6 @@
         <w:tc>
           <w:tcPr>
             <w:tcW w:type="dxa" w:w="3360"/>
-            <w:shd w:fill="F2F7F5" w:color="auto" w:val="clear"/>
             <w:tcMar>
               <w:top w:type="dxa" w:w="60"/>
               <w:left w:type="dxa" w:w="100"/>
@@ -12658,19 +12432,16 @@
       <w:pPr>
         <w:pStyle w:val="Heading1"/>
         <w:keepNext/>
-        <w:pBdr>
-          <w:bottom w:val="single" w:color="D7DEDB" w:sz="6" w:space="6"/>
-        </w:pBdr>
-        <w:spacing w:after="140" w:before="380"/>
-      </w:pPr>
-      <w:r>
-        <w:rPr>
-          <w:rFonts w:ascii="Calibri" w:cs="Calibri" w:eastAsia="Calibri" w:hAnsi="Calibri"/>
-          <w:b/>
-          <w:bCs/>
-          <w:color w:val="1D9E75"/>
-          <w:sz w:val="30"/>
-          <w:szCs w:val="30"/>
+        <w:spacing w:after="120" w:before="320"/>
+      </w:pPr>
+      <w:r>
+        <w:rPr>
+          <w:rFonts w:ascii="Calibri" w:cs="Calibri" w:eastAsia="Calibri" w:hAnsi="Calibri"/>
+          <w:b/>
+          <w:bCs/>
+          <w:color w:val="1A1A1A"/>
+          <w:sz w:val="26"/>
+          <w:szCs w:val="26"/>
         </w:rPr>
         <w:t xml:space="preserve">Backlog summary</w:t>
       </w:r>
@@ -12679,12 +12450,12 @@
       <w:tblPr>
         <w:tblW w:type="dxa" w:w="9360"/>
         <w:tblBorders>
-          <w:top w:val="single" w:color="D7DEDB" w:sz="2"/>
-          <w:left w:val="single" w:color="D7DEDB" w:sz="2"/>
-          <w:bottom w:val="single" w:color="D7DEDB" w:sz="2"/>
-          <w:right w:val="single" w:color="D7DEDB" w:sz="2"/>
-          <w:insideH w:val="single" w:color="D7DEDB" w:sz="2"/>
-          <w:insideV w:val="single" w:color="D7DEDB" w:sz="2"/>
+          <w:top w:val="single" w:color="C8C8C8" w:sz="2"/>
+          <w:left w:val="single" w:color="C8C8C8" w:sz="2"/>
+          <w:bottom w:val="single" w:color="C8C8C8" w:sz="2"/>
+          <w:right w:val="single" w:color="C8C8C8" w:sz="2"/>
+          <w:insideH w:val="single" w:color="C8C8C8" w:sz="2"/>
+          <w:insideV w:val="single" w:color="C8C8C8" w:sz="2"/>
         </w:tblBorders>
       </w:tblPr>
       <w:tblGrid>
@@ -12701,7 +12472,7 @@
         <w:tc>
           <w:tcPr>
             <w:tcW w:type="dxa" w:w="900"/>
-            <w:shd w:fill="1D9E75" w:color="auto" w:val="clear"/>
+            <w:shd w:fill="EFEFEF" w:color="auto" w:val="clear"/>
             <w:tcMar>
               <w:top w:type="dxa" w:w="60"/>
               <w:left w:type="dxa" w:w="100"/>
@@ -12718,7 +12489,6 @@
                 <w:rFonts w:ascii="Calibri" w:cs="Calibri" w:eastAsia="Calibri" w:hAnsi="Calibri"/>
                 <w:b/>
                 <w:bCs/>
-                <w:color w:val="FFFFFF"/>
                 <w:sz w:val="19"/>
                 <w:szCs w:val="19"/>
               </w:rPr>
@@ -12729,7 +12499,7 @@
         <w:tc>
           <w:tcPr>
             <w:tcW w:type="dxa" w:w="4200"/>
-            <w:shd w:fill="1D9E75" w:color="auto" w:val="clear"/>
+            <w:shd w:fill="EFEFEF" w:color="auto" w:val="clear"/>
             <w:tcMar>
               <w:top w:type="dxa" w:w="60"/>
               <w:left w:type="dxa" w:w="100"/>
@@ -12746,7 +12516,6 @@
                 <w:rFonts w:ascii="Calibri" w:cs="Calibri" w:eastAsia="Calibri" w:hAnsi="Calibri"/>
                 <w:b/>
                 <w:bCs/>
-                <w:color w:val="FFFFFF"/>
                 <w:sz w:val="19"/>
                 <w:szCs w:val="19"/>
               </w:rPr>
@@ -12757,7 +12526,7 @@
         <w:tc>
           <w:tcPr>
             <w:tcW w:type="dxa" w:w="1300"/>
-            <w:shd w:fill="1D9E75" w:color="auto" w:val="clear"/>
+            <w:shd w:fill="EFEFEF" w:color="auto" w:val="clear"/>
             <w:tcMar>
               <w:top w:type="dxa" w:w="60"/>
               <w:left w:type="dxa" w:w="100"/>
@@ -12774,7 +12543,6 @@
                 <w:rFonts w:ascii="Calibri" w:cs="Calibri" w:eastAsia="Calibri" w:hAnsi="Calibri"/>
                 <w:b/>
                 <w:bCs/>
-                <w:color w:val="FFFFFF"/>
                 <w:sz w:val="19"/>
                 <w:szCs w:val="19"/>
               </w:rPr>
@@ -12785,7 +12553,7 @@
         <w:tc>
           <w:tcPr>
             <w:tcW w:type="dxa" w:w="1100"/>
-            <w:shd w:fill="1D9E75" w:color="auto" w:val="clear"/>
+            <w:shd w:fill="EFEFEF" w:color="auto" w:val="clear"/>
             <w:tcMar>
               <w:top w:type="dxa" w:w="60"/>
               <w:left w:type="dxa" w:w="100"/>
@@ -12802,7 +12570,6 @@
                 <w:rFonts w:ascii="Calibri" w:cs="Calibri" w:eastAsia="Calibri" w:hAnsi="Calibri"/>
                 <w:b/>
                 <w:bCs/>
-                <w:color w:val="FFFFFF"/>
                 <w:sz w:val="19"/>
                 <w:szCs w:val="19"/>
               </w:rPr>
@@ -12813,7 +12580,7 @@
         <w:tc>
           <w:tcPr>
             <w:tcW w:type="dxa" w:w="1860"/>
-            <w:shd w:fill="1D9E75" w:color="auto" w:val="clear"/>
+            <w:shd w:fill="EFEFEF" w:color="auto" w:val="clear"/>
             <w:tcMar>
               <w:top w:type="dxa" w:w="60"/>
               <w:left w:type="dxa" w:w="100"/>
@@ -12830,7 +12597,6 @@
                 <w:rFonts w:ascii="Calibri" w:cs="Calibri" w:eastAsia="Calibri" w:hAnsi="Calibri"/>
                 <w:b/>
                 <w:bCs/>
-                <w:color w:val="FFFFFF"/>
                 <w:sz w:val="19"/>
                 <w:szCs w:val="19"/>
               </w:rPr>
@@ -12971,7 +12737,6 @@
         <w:tc>
           <w:tcPr>
             <w:tcW w:type="dxa" w:w="900"/>
-            <w:shd w:fill="F2F7F5" w:color="auto" w:val="clear"/>
             <w:tcMar>
               <w:top w:type="dxa" w:w="60"/>
               <w:left w:type="dxa" w:w="100"/>
@@ -12996,7 +12761,6 @@
         <w:tc>
           <w:tcPr>
             <w:tcW w:type="dxa" w:w="4200"/>
-            <w:shd w:fill="F2F7F5" w:color="auto" w:val="clear"/>
             <w:tcMar>
               <w:top w:type="dxa" w:w="60"/>
               <w:left w:type="dxa" w:w="100"/>
@@ -13021,7 +12785,6 @@
         <w:tc>
           <w:tcPr>
             <w:tcW w:type="dxa" w:w="1300"/>
-            <w:shd w:fill="F2F7F5" w:color="auto" w:val="clear"/>
             <w:tcMar>
               <w:top w:type="dxa" w:w="60"/>
               <w:left w:type="dxa" w:w="100"/>
@@ -13046,7 +12809,6 @@
         <w:tc>
           <w:tcPr>
             <w:tcW w:type="dxa" w:w="1100"/>
-            <w:shd w:fill="F2F7F5" w:color="auto" w:val="clear"/>
             <w:tcMar>
               <w:top w:type="dxa" w:w="60"/>
               <w:left w:type="dxa" w:w="100"/>
@@ -13071,7 +12833,6 @@
         <w:tc>
           <w:tcPr>
             <w:tcW w:type="dxa" w:w="1860"/>
-            <w:shd w:fill="F2F7F5" w:color="auto" w:val="clear"/>
             <w:tcMar>
               <w:top w:type="dxa" w:w="60"/>
               <w:left w:type="dxa" w:w="100"/>
@@ -13226,7 +12987,6 @@
         <w:tc>
           <w:tcPr>
             <w:tcW w:type="dxa" w:w="900"/>
-            <w:shd w:fill="F2F7F5" w:color="auto" w:val="clear"/>
             <w:tcMar>
               <w:top w:type="dxa" w:w="60"/>
               <w:left w:type="dxa" w:w="100"/>
@@ -13251,7 +13011,6 @@
         <w:tc>
           <w:tcPr>
             <w:tcW w:type="dxa" w:w="4200"/>
-            <w:shd w:fill="F2F7F5" w:color="auto" w:val="clear"/>
             <w:tcMar>
               <w:top w:type="dxa" w:w="60"/>
               <w:left w:type="dxa" w:w="100"/>
@@ -13276,7 +13035,6 @@
         <w:tc>
           <w:tcPr>
             <w:tcW w:type="dxa" w:w="1300"/>
-            <w:shd w:fill="F2F7F5" w:color="auto" w:val="clear"/>
             <w:tcMar>
               <w:top w:type="dxa" w:w="60"/>
               <w:left w:type="dxa" w:w="100"/>
@@ -13301,7 +13059,6 @@
         <w:tc>
           <w:tcPr>
             <w:tcW w:type="dxa" w:w="1100"/>
-            <w:shd w:fill="F2F7F5" w:color="auto" w:val="clear"/>
             <w:tcMar>
               <w:top w:type="dxa" w:w="60"/>
               <w:left w:type="dxa" w:w="100"/>
@@ -13326,7 +13083,6 @@
         <w:tc>
           <w:tcPr>
             <w:tcW w:type="dxa" w:w="1860"/>
-            <w:shd w:fill="F2F7F5" w:color="auto" w:val="clear"/>
             <w:tcMar>
               <w:top w:type="dxa" w:w="60"/>
               <w:left w:type="dxa" w:w="100"/>
@@ -13481,7 +13237,6 @@
         <w:tc>
           <w:tcPr>
             <w:tcW w:type="dxa" w:w="900"/>
-            <w:shd w:fill="F2F7F5" w:color="auto" w:val="clear"/>
             <w:tcMar>
               <w:top w:type="dxa" w:w="60"/>
               <w:left w:type="dxa" w:w="100"/>
@@ -13506,7 +13261,6 @@
         <w:tc>
           <w:tcPr>
             <w:tcW w:type="dxa" w:w="4200"/>
-            <w:shd w:fill="F2F7F5" w:color="auto" w:val="clear"/>
             <w:tcMar>
               <w:top w:type="dxa" w:w="60"/>
               <w:left w:type="dxa" w:w="100"/>
@@ -13531,7 +13285,6 @@
         <w:tc>
           <w:tcPr>
             <w:tcW w:type="dxa" w:w="1300"/>
-            <w:shd w:fill="F2F7F5" w:color="auto" w:val="clear"/>
             <w:tcMar>
               <w:top w:type="dxa" w:w="60"/>
               <w:left w:type="dxa" w:w="100"/>
@@ -13556,7 +13309,6 @@
         <w:tc>
           <w:tcPr>
             <w:tcW w:type="dxa" w:w="1100"/>
-            <w:shd w:fill="F2F7F5" w:color="auto" w:val="clear"/>
             <w:tcMar>
               <w:top w:type="dxa" w:w="60"/>
               <w:left w:type="dxa" w:w="100"/>
@@ -13581,7 +13333,6 @@
         <w:tc>
           <w:tcPr>
             <w:tcW w:type="dxa" w:w="1860"/>
-            <w:shd w:fill="F2F7F5" w:color="auto" w:val="clear"/>
             <w:tcMar>
               <w:top w:type="dxa" w:w="60"/>
               <w:left w:type="dxa" w:w="100"/>
@@ -13736,7 +13487,6 @@
         <w:tc>
           <w:tcPr>
             <w:tcW w:type="dxa" w:w="900"/>
-            <w:shd w:fill="F2F7F5" w:color="auto" w:val="clear"/>
             <w:tcMar>
               <w:top w:type="dxa" w:w="60"/>
               <w:left w:type="dxa" w:w="100"/>
@@ -13761,7 +13511,6 @@
         <w:tc>
           <w:tcPr>
             <w:tcW w:type="dxa" w:w="4200"/>
-            <w:shd w:fill="F2F7F5" w:color="auto" w:val="clear"/>
             <w:tcMar>
               <w:top w:type="dxa" w:w="60"/>
               <w:left w:type="dxa" w:w="100"/>
@@ -13786,7 +13535,6 @@
         <w:tc>
           <w:tcPr>
             <w:tcW w:type="dxa" w:w="1300"/>
-            <w:shd w:fill="F2F7F5" w:color="auto" w:val="clear"/>
             <w:tcMar>
               <w:top w:type="dxa" w:w="60"/>
               <w:left w:type="dxa" w:w="100"/>
@@ -13811,7 +13559,6 @@
         <w:tc>
           <w:tcPr>
             <w:tcW w:type="dxa" w:w="1100"/>
-            <w:shd w:fill="F2F7F5" w:color="auto" w:val="clear"/>
             <w:tcMar>
               <w:top w:type="dxa" w:w="60"/>
               <w:left w:type="dxa" w:w="100"/>
@@ -13836,7 +13583,6 @@
         <w:tc>
           <w:tcPr>
             <w:tcW w:type="dxa" w:w="1860"/>
-            <w:shd w:fill="F2F7F5" w:color="auto" w:val="clear"/>
             <w:tcMar>
               <w:top w:type="dxa" w:w="60"/>
               <w:left w:type="dxa" w:w="100"/>
@@ -13991,7 +13737,6 @@
         <w:tc>
           <w:tcPr>
             <w:tcW w:type="dxa" w:w="900"/>
-            <w:shd w:fill="F2F7F5" w:color="auto" w:val="clear"/>
             <w:tcMar>
               <w:top w:type="dxa" w:w="60"/>
               <w:left w:type="dxa" w:w="100"/>
@@ -14016,7 +13761,6 @@
         <w:tc>
           <w:tcPr>
             <w:tcW w:type="dxa" w:w="4200"/>
-            <w:shd w:fill="F2F7F5" w:color="auto" w:val="clear"/>
             <w:tcMar>
               <w:top w:type="dxa" w:w="60"/>
               <w:left w:type="dxa" w:w="100"/>
@@ -14041,7 +13785,6 @@
         <w:tc>
           <w:tcPr>
             <w:tcW w:type="dxa" w:w="1300"/>
-            <w:shd w:fill="F2F7F5" w:color="auto" w:val="clear"/>
             <w:tcMar>
               <w:top w:type="dxa" w:w="60"/>
               <w:left w:type="dxa" w:w="100"/>
@@ -14066,7 +13809,6 @@
         <w:tc>
           <w:tcPr>
             <w:tcW w:type="dxa" w:w="1100"/>
-            <w:shd w:fill="F2F7F5" w:color="auto" w:val="clear"/>
             <w:tcMar>
               <w:top w:type="dxa" w:w="60"/>
               <w:left w:type="dxa" w:w="100"/>
@@ -14091,7 +13833,6 @@
         <w:tc>
           <w:tcPr>
             <w:tcW w:type="dxa" w:w="1860"/>
-            <w:shd w:fill="F2F7F5" w:color="auto" w:val="clear"/>
             <w:tcMar>
               <w:top w:type="dxa" w:w="60"/>
               <w:left w:type="dxa" w:w="100"/>
@@ -14246,7 +13987,6 @@
         <w:tc>
           <w:tcPr>
             <w:tcW w:type="dxa" w:w="900"/>
-            <w:shd w:fill="F2F7F5" w:color="auto" w:val="clear"/>
             <w:tcMar>
               <w:top w:type="dxa" w:w="60"/>
               <w:left w:type="dxa" w:w="100"/>
@@ -14271,7 +14011,6 @@
         <w:tc>
           <w:tcPr>
             <w:tcW w:type="dxa" w:w="4200"/>
-            <w:shd w:fill="F2F7F5" w:color="auto" w:val="clear"/>
             <w:tcMar>
               <w:top w:type="dxa" w:w="60"/>
               <w:left w:type="dxa" w:w="100"/>
@@ -14296,7 +14035,6 @@
         <w:tc>
           <w:tcPr>
             <w:tcW w:type="dxa" w:w="1300"/>
-            <w:shd w:fill="F2F7F5" w:color="auto" w:val="clear"/>
             <w:tcMar>
               <w:top w:type="dxa" w:w="60"/>
               <w:left w:type="dxa" w:w="100"/>
@@ -14321,7 +14059,6 @@
         <w:tc>
           <w:tcPr>
             <w:tcW w:type="dxa" w:w="1100"/>
-            <w:shd w:fill="F2F7F5" w:color="auto" w:val="clear"/>
             <w:tcMar>
               <w:top w:type="dxa" w:w="60"/>
               <w:left w:type="dxa" w:w="100"/>
@@ -14346,7 +14083,6 @@
         <w:tc>
           <w:tcPr>
             <w:tcW w:type="dxa" w:w="1860"/>
-            <w:shd w:fill="F2F7F5" w:color="auto" w:val="clear"/>
             <w:tcMar>
               <w:top w:type="dxa" w:w="60"/>
               <w:left w:type="dxa" w:w="100"/>
@@ -14501,7 +14237,6 @@
         <w:tc>
           <w:tcPr>
             <w:tcW w:type="dxa" w:w="900"/>
-            <w:shd w:fill="F2F7F5" w:color="auto" w:val="clear"/>
             <w:tcMar>
               <w:top w:type="dxa" w:w="60"/>
               <w:left w:type="dxa" w:w="100"/>
@@ -14526,7 +14261,6 @@
         <w:tc>
           <w:tcPr>
             <w:tcW w:type="dxa" w:w="4200"/>
-            <w:shd w:fill="F2F7F5" w:color="auto" w:val="clear"/>
             <w:tcMar>
               <w:top w:type="dxa" w:w="60"/>
               <w:left w:type="dxa" w:w="100"/>
@@ -14551,7 +14285,6 @@
         <w:tc>
           <w:tcPr>
             <w:tcW w:type="dxa" w:w="1300"/>
-            <w:shd w:fill="F2F7F5" w:color="auto" w:val="clear"/>
             <w:tcMar>
               <w:top w:type="dxa" w:w="60"/>
               <w:left w:type="dxa" w:w="100"/>
@@ -14576,7 +14309,6 @@
         <w:tc>
           <w:tcPr>
             <w:tcW w:type="dxa" w:w="1100"/>
-            <w:shd w:fill="F2F7F5" w:color="auto" w:val="clear"/>
             <w:tcMar>
               <w:top w:type="dxa" w:w="60"/>
               <w:left w:type="dxa" w:w="100"/>
@@ -14601,7 +14333,6 @@
         <w:tc>
           <w:tcPr>
             <w:tcW w:type="dxa" w:w="1860"/>
-            <w:shd w:fill="F2F7F5" w:color="auto" w:val="clear"/>
             <w:tcMar>
               <w:top w:type="dxa" w:w="60"/>
               <w:left w:type="dxa" w:w="100"/>
@@ -14756,7 +14487,6 @@
         <w:tc>
           <w:tcPr>
             <w:tcW w:type="dxa" w:w="900"/>
-            <w:shd w:fill="F2F7F5" w:color="auto" w:val="clear"/>
             <w:tcMar>
               <w:top w:type="dxa" w:w="60"/>
               <w:left w:type="dxa" w:w="100"/>
@@ -14781,7 +14511,6 @@
         <w:tc>
           <w:tcPr>
             <w:tcW w:type="dxa" w:w="4200"/>
-            <w:shd w:fill="F2F7F5" w:color="auto" w:val="clear"/>
             <w:tcMar>
               <w:top w:type="dxa" w:w="60"/>
               <w:left w:type="dxa" w:w="100"/>
@@ -14806,7 +14535,6 @@
         <w:tc>
           <w:tcPr>
             <w:tcW w:type="dxa" w:w="1300"/>
-            <w:shd w:fill="F2F7F5" w:color="auto" w:val="clear"/>
             <w:tcMar>
               <w:top w:type="dxa" w:w="60"/>
               <w:left w:type="dxa" w:w="100"/>
@@ -14831,7 +14559,6 @@
         <w:tc>
           <w:tcPr>
             <w:tcW w:type="dxa" w:w="1100"/>
-            <w:shd w:fill="F2F7F5" w:color="auto" w:val="clear"/>
             <w:tcMar>
               <w:top w:type="dxa" w:w="60"/>
               <w:left w:type="dxa" w:w="100"/>
@@ -14856,7 +14583,6 @@
         <w:tc>
           <w:tcPr>
             <w:tcW w:type="dxa" w:w="1860"/>
-            <w:shd w:fill="F2F7F5" w:color="auto" w:val="clear"/>
             <w:tcMar>
               <w:top w:type="dxa" w:w="60"/>
               <w:left w:type="dxa" w:w="100"/>
@@ -15011,7 +14737,6 @@
         <w:tc>
           <w:tcPr>
             <w:tcW w:type="dxa" w:w="900"/>
-            <w:shd w:fill="F2F7F5" w:color="auto" w:val="clear"/>
             <w:tcMar>
               <w:top w:type="dxa" w:w="60"/>
               <w:left w:type="dxa" w:w="100"/>
@@ -15036,7 +14761,6 @@
         <w:tc>
           <w:tcPr>
             <w:tcW w:type="dxa" w:w="4200"/>
-            <w:shd w:fill="F2F7F5" w:color="auto" w:val="clear"/>
             <w:tcMar>
               <w:top w:type="dxa" w:w="60"/>
               <w:left w:type="dxa" w:w="100"/>
@@ -15061,7 +14785,6 @@
         <w:tc>
           <w:tcPr>
             <w:tcW w:type="dxa" w:w="1300"/>
-            <w:shd w:fill="F2F7F5" w:color="auto" w:val="clear"/>
             <w:tcMar>
               <w:top w:type="dxa" w:w="60"/>
               <w:left w:type="dxa" w:w="100"/>
@@ -15086,7 +14809,6 @@
         <w:tc>
           <w:tcPr>
             <w:tcW w:type="dxa" w:w="1100"/>
-            <w:shd w:fill="F2F7F5" w:color="auto" w:val="clear"/>
             <w:tcMar>
               <w:top w:type="dxa" w:w="60"/>
               <w:left w:type="dxa" w:w="100"/>
@@ -15111,7 +14833,6 @@
         <w:tc>
           <w:tcPr>
             <w:tcW w:type="dxa" w:w="1860"/>
-            <w:shd w:fill="F2F7F5" w:color="auto" w:val="clear"/>
             <w:tcMar>
               <w:top w:type="dxa" w:w="60"/>
               <w:left w:type="dxa" w:w="100"/>
@@ -15266,7 +14987,6 @@
         <w:tc>
           <w:tcPr>
             <w:tcW w:type="dxa" w:w="900"/>
-            <w:shd w:fill="F2F7F5" w:color="auto" w:val="clear"/>
             <w:tcMar>
               <w:top w:type="dxa" w:w="60"/>
               <w:left w:type="dxa" w:w="100"/>
@@ -15291,7 +15011,6 @@
         <w:tc>
           <w:tcPr>
             <w:tcW w:type="dxa" w:w="4200"/>
-            <w:shd w:fill="F2F7F5" w:color="auto" w:val="clear"/>
             <w:tcMar>
               <w:top w:type="dxa" w:w="60"/>
               <w:left w:type="dxa" w:w="100"/>
@@ -15316,7 +15035,6 @@
         <w:tc>
           <w:tcPr>
             <w:tcW w:type="dxa" w:w="1300"/>
-            <w:shd w:fill="F2F7F5" w:color="auto" w:val="clear"/>
             <w:tcMar>
               <w:top w:type="dxa" w:w="60"/>
               <w:left w:type="dxa" w:w="100"/>
@@ -15341,7 +15059,6 @@
         <w:tc>
           <w:tcPr>
             <w:tcW w:type="dxa" w:w="1100"/>
-            <w:shd w:fill="F2F7F5" w:color="auto" w:val="clear"/>
             <w:tcMar>
               <w:top w:type="dxa" w:w="60"/>
               <w:left w:type="dxa" w:w="100"/>
@@ -15366,7 +15083,6 @@
         <w:tc>
           <w:tcPr>
             <w:tcW w:type="dxa" w:w="1860"/>
-            <w:shd w:fill="F2F7F5" w:color="auto" w:val="clear"/>
             <w:tcMar>
               <w:top w:type="dxa" w:w="60"/>
               <w:left w:type="dxa" w:w="100"/>
@@ -15521,7 +15237,6 @@
         <w:tc>
           <w:tcPr>
             <w:tcW w:type="dxa" w:w="900"/>
-            <w:shd w:fill="F2F7F5" w:color="auto" w:val="clear"/>
             <w:tcMar>
               <w:top w:type="dxa" w:w="60"/>
               <w:left w:type="dxa" w:w="100"/>
@@ -15546,7 +15261,6 @@
         <w:tc>
           <w:tcPr>
             <w:tcW w:type="dxa" w:w="4200"/>
-            <w:shd w:fill="F2F7F5" w:color="auto" w:val="clear"/>
             <w:tcMar>
               <w:top w:type="dxa" w:w="60"/>
               <w:left w:type="dxa" w:w="100"/>
@@ -15571,7 +15285,6 @@
         <w:tc>
           <w:tcPr>
             <w:tcW w:type="dxa" w:w="1300"/>
-            <w:shd w:fill="F2F7F5" w:color="auto" w:val="clear"/>
             <w:tcMar>
               <w:top w:type="dxa" w:w="60"/>
               <w:left w:type="dxa" w:w="100"/>
@@ -15596,7 +15309,6 @@
         <w:tc>
           <w:tcPr>
             <w:tcW w:type="dxa" w:w="1100"/>
-            <w:shd w:fill="F2F7F5" w:color="auto" w:val="clear"/>
             <w:tcMar>
               <w:top w:type="dxa" w:w="60"/>
               <w:left w:type="dxa" w:w="100"/>
@@ -15621,7 +15333,6 @@
         <w:tc>
           <w:tcPr>
             <w:tcW w:type="dxa" w:w="1860"/>
-            <w:shd w:fill="F2F7F5" w:color="auto" w:val="clear"/>
             <w:tcMar>
               <w:top w:type="dxa" w:w="60"/>
               <w:left w:type="dxa" w:w="100"/>
@@ -15776,7 +15487,6 @@
         <w:tc>
           <w:tcPr>
             <w:tcW w:type="dxa" w:w="900"/>
-            <w:shd w:fill="F2F7F5" w:color="auto" w:val="clear"/>
             <w:tcMar>
               <w:top w:type="dxa" w:w="60"/>
               <w:left w:type="dxa" w:w="100"/>
@@ -15801,7 +15511,6 @@
         <w:tc>
           <w:tcPr>
             <w:tcW w:type="dxa" w:w="4200"/>
-            <w:shd w:fill="F2F7F5" w:color="auto" w:val="clear"/>
             <w:tcMar>
               <w:top w:type="dxa" w:w="60"/>
               <w:left w:type="dxa" w:w="100"/>
@@ -15826,7 +15535,6 @@
         <w:tc>
           <w:tcPr>
             <w:tcW w:type="dxa" w:w="1300"/>
-            <w:shd w:fill="F2F7F5" w:color="auto" w:val="clear"/>
             <w:tcMar>
               <w:top w:type="dxa" w:w="60"/>
               <w:left w:type="dxa" w:w="100"/>
@@ -15851,7 +15559,6 @@
         <w:tc>
           <w:tcPr>
             <w:tcW w:type="dxa" w:w="1100"/>
-            <w:shd w:fill="F2F7F5" w:color="auto" w:val="clear"/>
             <w:tcMar>
               <w:top w:type="dxa" w:w="60"/>
               <w:left w:type="dxa" w:w="100"/>
@@ -15876,7 +15583,6 @@
         <w:tc>
           <w:tcPr>
             <w:tcW w:type="dxa" w:w="1860"/>
-            <w:shd w:fill="F2F7F5" w:color="auto" w:val="clear"/>
             <w:tcMar>
               <w:top w:type="dxa" w:w="60"/>
               <w:left w:type="dxa" w:w="100"/>
@@ -16031,7 +15737,6 @@
         <w:tc>
           <w:tcPr>
             <w:tcW w:type="dxa" w:w="900"/>
-            <w:shd w:fill="F2F7F5" w:color="auto" w:val="clear"/>
             <w:tcMar>
               <w:top w:type="dxa" w:w="60"/>
               <w:left w:type="dxa" w:w="100"/>
@@ -16056,7 +15761,6 @@
         <w:tc>
           <w:tcPr>
             <w:tcW w:type="dxa" w:w="4200"/>
-            <w:shd w:fill="F2F7F5" w:color="auto" w:val="clear"/>
             <w:tcMar>
               <w:top w:type="dxa" w:w="60"/>
               <w:left w:type="dxa" w:w="100"/>
@@ -16081,7 +15785,6 @@
         <w:tc>
           <w:tcPr>
             <w:tcW w:type="dxa" w:w="1300"/>
-            <w:shd w:fill="F2F7F5" w:color="auto" w:val="clear"/>
             <w:tcMar>
               <w:top w:type="dxa" w:w="60"/>
               <w:left w:type="dxa" w:w="100"/>
@@ -16106,7 +15809,6 @@
         <w:tc>
           <w:tcPr>
             <w:tcW w:type="dxa" w:w="1100"/>
-            <w:shd w:fill="F2F7F5" w:color="auto" w:val="clear"/>
             <w:tcMar>
               <w:top w:type="dxa" w:w="60"/>
               <w:left w:type="dxa" w:w="100"/>
@@ -16131,7 +15833,6 @@
         <w:tc>
           <w:tcPr>
             <w:tcW w:type="dxa" w:w="1860"/>
-            <w:shd w:fill="F2F7F5" w:color="auto" w:val="clear"/>
             <w:tcMar>
               <w:top w:type="dxa" w:w="60"/>
               <w:left w:type="dxa" w:w="100"/>
@@ -16286,7 +15987,6 @@
         <w:tc>
           <w:tcPr>
             <w:tcW w:type="dxa" w:w="900"/>
-            <w:shd w:fill="F2F7F5" w:color="auto" w:val="clear"/>
             <w:tcMar>
               <w:top w:type="dxa" w:w="60"/>
               <w:left w:type="dxa" w:w="100"/>
@@ -16311,7 +16011,6 @@
         <w:tc>
           <w:tcPr>
             <w:tcW w:type="dxa" w:w="4200"/>
-            <w:shd w:fill="F2F7F5" w:color="auto" w:val="clear"/>
             <w:tcMar>
               <w:top w:type="dxa" w:w="60"/>
               <w:left w:type="dxa" w:w="100"/>
@@ -16336,7 +16035,6 @@
         <w:tc>
           <w:tcPr>
             <w:tcW w:type="dxa" w:w="1300"/>
-            <w:shd w:fill="F2F7F5" w:color="auto" w:val="clear"/>
             <w:tcMar>
               <w:top w:type="dxa" w:w="60"/>
               <w:left w:type="dxa" w:w="100"/>
@@ -16361,7 +16059,6 @@
         <w:tc>
           <w:tcPr>
             <w:tcW w:type="dxa" w:w="1100"/>
-            <w:shd w:fill="F2F7F5" w:color="auto" w:val="clear"/>
             <w:tcMar>
               <w:top w:type="dxa" w:w="60"/>
               <w:left w:type="dxa" w:w="100"/>
@@ -16386,7 +16083,6 @@
         <w:tc>
           <w:tcPr>
             <w:tcW w:type="dxa" w:w="1860"/>
-            <w:shd w:fill="F2F7F5" w:color="auto" w:val="clear"/>
             <w:tcMar>
               <w:top w:type="dxa" w:w="60"/>
               <w:left w:type="dxa" w:w="100"/>
@@ -16541,7 +16237,6 @@
         <w:tc>
           <w:tcPr>
             <w:tcW w:type="dxa" w:w="900"/>
-            <w:shd w:fill="F2F7F5" w:color="auto" w:val="clear"/>
             <w:tcMar>
               <w:top w:type="dxa" w:w="60"/>
               <w:left w:type="dxa" w:w="100"/>
@@ -16566,7 +16261,6 @@
         <w:tc>
           <w:tcPr>
             <w:tcW w:type="dxa" w:w="4200"/>
-            <w:shd w:fill="F2F7F5" w:color="auto" w:val="clear"/>
             <w:tcMar>
               <w:top w:type="dxa" w:w="60"/>
               <w:left w:type="dxa" w:w="100"/>
@@ -16591,7 +16285,6 @@
         <w:tc>
           <w:tcPr>
             <w:tcW w:type="dxa" w:w="1300"/>
-            <w:shd w:fill="F2F7F5" w:color="auto" w:val="clear"/>
             <w:tcMar>
               <w:top w:type="dxa" w:w="60"/>
               <w:left w:type="dxa" w:w="100"/>
@@ -16616,7 +16309,6 @@
         <w:tc>
           <w:tcPr>
             <w:tcW w:type="dxa" w:w="1100"/>
-            <w:shd w:fill="F2F7F5" w:color="auto" w:val="clear"/>
             <w:tcMar>
               <w:top w:type="dxa" w:w="60"/>
               <w:left w:type="dxa" w:w="100"/>
@@ -16641,7 +16333,6 @@
         <w:tc>
           <w:tcPr>
             <w:tcW w:type="dxa" w:w="1860"/>
-            <w:shd w:fill="F2F7F5" w:color="auto" w:val="clear"/>
             <w:tcMar>
               <w:top w:type="dxa" w:w="60"/>
               <w:left w:type="dxa" w:w="100"/>
@@ -16796,7 +16487,6 @@
         <w:tc>
           <w:tcPr>
             <w:tcW w:type="dxa" w:w="900"/>
-            <w:shd w:fill="F2F7F5" w:color="auto" w:val="clear"/>
             <w:tcMar>
               <w:top w:type="dxa" w:w="60"/>
               <w:left w:type="dxa" w:w="100"/>
@@ -16821,7 +16511,6 @@
         <w:tc>
           <w:tcPr>
             <w:tcW w:type="dxa" w:w="4200"/>
-            <w:shd w:fill="F2F7F5" w:color="auto" w:val="clear"/>
             <w:tcMar>
               <w:top w:type="dxa" w:w="60"/>
               <w:left w:type="dxa" w:w="100"/>
@@ -16846,7 +16535,6 @@
         <w:tc>
           <w:tcPr>
             <w:tcW w:type="dxa" w:w="1300"/>
-            <w:shd w:fill="F2F7F5" w:color="auto" w:val="clear"/>
             <w:tcMar>
               <w:top w:type="dxa" w:w="60"/>
               <w:left w:type="dxa" w:w="100"/>
@@ -16871,7 +16559,6 @@
         <w:tc>
           <w:tcPr>
             <w:tcW w:type="dxa" w:w="1100"/>
-            <w:shd w:fill="F2F7F5" w:color="auto" w:val="clear"/>
             <w:tcMar>
               <w:top w:type="dxa" w:w="60"/>
               <w:left w:type="dxa" w:w="100"/>
@@ -16896,7 +16583,6 @@
         <w:tc>
           <w:tcPr>
             <w:tcW w:type="dxa" w:w="1860"/>
-            <w:shd w:fill="F2F7F5" w:color="auto" w:val="clear"/>
             <w:tcMar>
               <w:top w:type="dxa" w:w="60"/>
               <w:left w:type="dxa" w:w="100"/>
@@ -17051,7 +16737,6 @@
         <w:tc>
           <w:tcPr>
             <w:tcW w:type="dxa" w:w="900"/>
-            <w:shd w:fill="F2F7F5" w:color="auto" w:val="clear"/>
             <w:tcMar>
               <w:top w:type="dxa" w:w="60"/>
               <w:left w:type="dxa" w:w="100"/>
@@ -17076,7 +16761,6 @@
         <w:tc>
           <w:tcPr>
             <w:tcW w:type="dxa" w:w="4200"/>
-            <w:shd w:fill="F2F7F5" w:color="auto" w:val="clear"/>
             <w:tcMar>
               <w:top w:type="dxa" w:w="60"/>
               <w:left w:type="dxa" w:w="100"/>
@@ -17101,7 +16785,6 @@
         <w:tc>
           <w:tcPr>
             <w:tcW w:type="dxa" w:w="1300"/>
-            <w:shd w:fill="F2F7F5" w:color="auto" w:val="clear"/>
             <w:tcMar>
               <w:top w:type="dxa" w:w="60"/>
               <w:left w:type="dxa" w:w="100"/>
@@ -17126,7 +16809,6 @@
         <w:tc>
           <w:tcPr>
             <w:tcW w:type="dxa" w:w="1100"/>
-            <w:shd w:fill="F2F7F5" w:color="auto" w:val="clear"/>
             <w:tcMar>
               <w:top w:type="dxa" w:w="60"/>
               <w:left w:type="dxa" w:w="100"/>
@@ -17151,7 +16833,6 @@
         <w:tc>
           <w:tcPr>
             <w:tcW w:type="dxa" w:w="1860"/>
-            <w:shd w:fill="F2F7F5" w:color="auto" w:val="clear"/>
             <w:tcMar>
               <w:top w:type="dxa" w:w="60"/>
               <w:left w:type="dxa" w:w="100"/>
@@ -17306,7 +16987,6 @@
         <w:tc>
           <w:tcPr>
             <w:tcW w:type="dxa" w:w="900"/>
-            <w:shd w:fill="F2F7F5" w:color="auto" w:val="clear"/>
             <w:tcMar>
               <w:top w:type="dxa" w:w="60"/>
               <w:left w:type="dxa" w:w="100"/>
@@ -17331,7 +17011,6 @@
         <w:tc>
           <w:tcPr>
             <w:tcW w:type="dxa" w:w="4200"/>
-            <w:shd w:fill="F2F7F5" w:color="auto" w:val="clear"/>
             <w:tcMar>
               <w:top w:type="dxa" w:w="60"/>
               <w:left w:type="dxa" w:w="100"/>
@@ -17356,7 +17035,6 @@
         <w:tc>
           <w:tcPr>
             <w:tcW w:type="dxa" w:w="1300"/>
-            <w:shd w:fill="F2F7F5" w:color="auto" w:val="clear"/>
             <w:tcMar>
               <w:top w:type="dxa" w:w="60"/>
               <w:left w:type="dxa" w:w="100"/>
@@ -17381,7 +17059,6 @@
         <w:tc>
           <w:tcPr>
             <w:tcW w:type="dxa" w:w="1100"/>
-            <w:shd w:fill="F2F7F5" w:color="auto" w:val="clear"/>
             <w:tcMar>
               <w:top w:type="dxa" w:w="60"/>
               <w:left w:type="dxa" w:w="100"/>
@@ -17406,7 +17083,6 @@
         <w:tc>
           <w:tcPr>
             <w:tcW w:type="dxa" w:w="1860"/>
-            <w:shd w:fill="F2F7F5" w:color="auto" w:val="clear"/>
             <w:tcMar>
               <w:top w:type="dxa" w:w="60"/>
               <w:left w:type="dxa" w:w="100"/>
@@ -17452,19 +17128,16 @@
       <w:pPr>
         <w:pStyle w:val="Heading1"/>
         <w:keepNext/>
-        <w:pBdr>
-          <w:bottom w:val="single" w:color="D7DEDB" w:sz="6" w:space="6"/>
-        </w:pBdr>
-        <w:spacing w:after="140" w:before="380"/>
-      </w:pPr>
-      <w:r>
-        <w:rPr>
-          <w:rFonts w:ascii="Calibri" w:cs="Calibri" w:eastAsia="Calibri" w:hAnsi="Calibri"/>
-          <w:b/>
-          <w:bCs/>
-          <w:color w:val="1D9E75"/>
-          <w:sz w:val="30"/>
-          <w:szCs w:val="30"/>
+        <w:spacing w:after="120" w:before="320"/>
+      </w:pPr>
+      <w:r>
+        <w:rPr>
+          <w:rFonts w:ascii="Calibri" w:cs="Calibri" w:eastAsia="Calibri" w:hAnsi="Calibri"/>
+          <w:b/>
+          <w:bCs/>
+          <w:color w:val="1A1A1A"/>
+          <w:sz w:val="26"/>
+          <w:szCs w:val="26"/>
         </w:rPr>
         <w:t xml:space="preserve">Next steps</w:t>
       </w:r>
@@ -17576,7 +17249,7 @@
   <w:p>
     <w:pPr>
       <w:pBdr>
-        <w:top w:val="single" w:color="D7DEDB" w:sz="4" w:space="8"/>
+        <w:top w:val="single" w:color="C8C8C8" w:sz="4" w:space="8"/>
       </w:pBdr>
       <w:tabs>
         <w:tab w:val="right" w:pos="9360"/>
@@ -17585,7 +17258,7 @@
     <w:r>
       <w:rPr>
         <w:rFonts w:ascii="Calibri" w:cs="Calibri" w:eastAsia="Calibri" w:hAnsi="Calibri"/>
-        <w:color w:val="6B7772"/>
+        <w:color w:val="666666"/>
         <w:sz w:val="16"/>
         <w:szCs w:val="16"/>
       </w:rPr>
@@ -17601,7 +17274,7 @@
     <w:r>
       <w:rPr>
         <w:rFonts w:ascii="Calibri" w:cs="Calibri" w:eastAsia="Calibri" w:hAnsi="Calibri"/>
-        <w:color w:val="6B7772"/>
+        <w:color w:val="666666"/>
         <w:sz w:val="16"/>
         <w:szCs w:val="16"/>
       </w:rPr>
@@ -17610,7 +17283,7 @@
     <w:r>
       <w:rPr>
         <w:rFonts w:ascii="Calibri" w:cs="Calibri" w:eastAsia="Calibri" w:hAnsi="Calibri"/>
-        <w:color w:val="6B7772"/>
+        <w:color w:val="666666"/>
         <w:sz w:val="16"/>
         <w:szCs w:val="16"/>
       </w:rPr>
@@ -17622,7 +17295,7 @@
     <w:r>
       <w:rPr>
         <w:rFonts w:ascii="Calibri" w:cs="Calibri" w:eastAsia="Calibri" w:hAnsi="Calibri"/>
-        <w:color w:val="6B7772"/>
+        <w:color w:val="666666"/>
         <w:sz w:val="16"/>
         <w:szCs w:val="16"/>
       </w:rPr>
@@ -17631,7 +17304,7 @@
     <w:r>
       <w:rPr>
         <w:rFonts w:ascii="Calibri" w:cs="Calibri" w:eastAsia="Calibri" w:hAnsi="Calibri"/>
-        <w:color w:val="6B7772"/>
+        <w:color w:val="666666"/>
         <w:sz w:val="16"/>
         <w:szCs w:val="16"/>
       </w:rPr>
